--- a/论文/GBT7714.docx
+++ b/论文/GBT7714.docx
@@ -18,10 +18,11 @@
           <w:szCs w:val="44"/>
         </w:rPr>
       </w:pPr>
-      <w:bookmarkStart w:id="0" w:name="_Toc162167772"/>
-      <w:bookmarkStart w:id="1" w:name="_Toc162174753"/>
-      <w:bookmarkStart w:id="2" w:name="_Toc227725028"/>
-      <w:bookmarkStart w:id="3" w:name="_Hlk227804547"/>
+      <w:bookmarkStart w:id="0" w:name="_Ref227802113"/>
+      <w:bookmarkStart w:id="1" w:name="_Toc162167772"/>
+      <w:bookmarkStart w:id="2" w:name="_Toc162174753"/>
+      <w:bookmarkStart w:id="3" w:name="_Toc228350739"/>
+      <w:bookmarkStart w:id="4" w:name="_Hlk227804547"/>
       <w:r>
         <w:rPr>
           <w:rFonts w:ascii="Times New Roman" w:eastAsia="宋体" w:hAnsi="Times New Roman" w:cs="Times New Roman" w:hint="eastAsia"/>
@@ -33,9 +34,9 @@
         </w:rPr>
         <w:t>参考文献</w:t>
       </w:r>
-      <w:bookmarkEnd w:id="0"/>
       <w:bookmarkEnd w:id="1"/>
       <w:bookmarkEnd w:id="2"/>
+      <w:bookmarkEnd w:id="3"/>
       <w:r>
         <w:rPr>
           <w:rFonts w:ascii="Times New Roman" w:eastAsia="宋体" w:hAnsi="Times New Roman" w:cs="Times New Roman"/>
@@ -45,7 +46,7 @@
           <w:sz w:val="36"/>
           <w:szCs w:val="44"/>
         </w:rPr>
-        <w:fldChar w:fldCharType="begin"/>
+        <w:fldChar w:fldCharType="begin" w:fldLock="1"/>
       </w:r>
       <w:r>
         <w:rPr>
@@ -87,7 +88,6 @@
           <w:szCs w:val="24"/>
         </w:rPr>
       </w:pPr>
-      <w:bookmarkStart w:id="4" w:name="_Ref227802113"/>
       <w:r>
         <w:rPr>
           <w:rFonts w:ascii="Times New Roman" w:eastAsia="宋体" w:hAnsi="Times New Roman" w:cs="Times New Roman"/>
@@ -126,23 +126,21 @@
         </w:rPr>
         <w:t>.</w:t>
       </w:r>
-      <w:bookmarkEnd w:id="4"/>
-    </w:p>
-    <w:p>
-      <w:pPr>
-        <w:numPr>
-          <w:ilvl w:val="0"/>
-          <w:numId w:val="2"/>
-        </w:numPr>
-        <w:contextualSpacing/>
-        <w:rPr>
-          <w:rFonts w:ascii="Times New Roman" w:eastAsia="宋体" w:hAnsi="Times New Roman" w:cs="Times New Roman" w:hint="eastAsia"/>
-          <w:kern w:val="0"/>
-          <w:sz w:val="24"/>
-          <w:szCs w:val="24"/>
-        </w:rPr>
-      </w:pPr>
-      <w:bookmarkStart w:id="5" w:name="_Ref227802147"/>
+    </w:p>
+    <w:p>
+      <w:pPr>
+        <w:numPr>
+          <w:ilvl w:val="0"/>
+          <w:numId w:val="2"/>
+        </w:numPr>
+        <w:contextualSpacing/>
+        <w:rPr>
+          <w:rFonts w:ascii="Times New Roman" w:eastAsia="宋体" w:hAnsi="Times New Roman" w:cs="Times New Roman"/>
+          <w:kern w:val="0"/>
+          <w:sz w:val="24"/>
+          <w:szCs w:val="24"/>
+        </w:rPr>
+      </w:pPr>
       <w:proofErr w:type="spellStart"/>
       <w:r>
         <w:rPr>
@@ -163,26 +161,24 @@
         </w:rPr>
         <w:t xml:space="preserve"> R, Donahue J, Darrell T, et al. Rich feature hierarchies for accurate object detection and semantic segmentation[C]. Proceedings of the IEEE Conference on Computer Vision and Pattern Recognition (CVPR), 2014: 580-587.</w:t>
       </w:r>
-      <w:bookmarkEnd w:id="5"/>
-    </w:p>
-    <w:p>
-      <w:pPr>
-        <w:numPr>
-          <w:ilvl w:val="0"/>
-          <w:numId w:val="2"/>
-        </w:numPr>
-        <w:autoSpaceDE w:val="0"/>
-        <w:autoSpaceDN w:val="0"/>
-        <w:adjustRightInd w:val="0"/>
-        <w:contextualSpacing/>
-        <w:rPr>
-          <w:rFonts w:ascii="Times New Roman" w:eastAsia="宋体" w:hAnsi="Times New Roman" w:cs="Times New Roman"/>
-          <w:kern w:val="0"/>
-          <w:sz w:val="24"/>
-          <w:szCs w:val="24"/>
-        </w:rPr>
-      </w:pPr>
-      <w:bookmarkStart w:id="6" w:name="_Ref227802158"/>
+    </w:p>
+    <w:p>
+      <w:pPr>
+        <w:numPr>
+          <w:ilvl w:val="0"/>
+          <w:numId w:val="2"/>
+        </w:numPr>
+        <w:autoSpaceDE w:val="0"/>
+        <w:autoSpaceDN w:val="0"/>
+        <w:adjustRightInd w:val="0"/>
+        <w:contextualSpacing/>
+        <w:rPr>
+          <w:rFonts w:ascii="Times New Roman" w:eastAsia="宋体" w:hAnsi="Times New Roman" w:cs="Times New Roman"/>
+          <w:kern w:val="0"/>
+          <w:sz w:val="24"/>
+          <w:szCs w:val="24"/>
+        </w:rPr>
+      </w:pPr>
       <w:r>
         <w:rPr>
           <w:rFonts w:ascii="Times New Roman" w:eastAsia="宋体" w:hAnsi="Times New Roman" w:cs="Times New Roman"/>
@@ -201,23 +197,21 @@
         </w:rPr>
         <w:t>.</w:t>
       </w:r>
-      <w:bookmarkEnd w:id="6"/>
-    </w:p>
-    <w:p>
-      <w:pPr>
-        <w:numPr>
-          <w:ilvl w:val="0"/>
-          <w:numId w:val="2"/>
-        </w:numPr>
-        <w:contextualSpacing/>
-        <w:rPr>
-          <w:rFonts w:ascii="Times New Roman" w:eastAsia="宋体" w:hAnsi="Times New Roman" w:cs="Times New Roman"/>
-          <w:kern w:val="0"/>
-          <w:sz w:val="24"/>
-          <w:szCs w:val="24"/>
-        </w:rPr>
-      </w:pPr>
-      <w:bookmarkStart w:id="7" w:name="_Ref227802162"/>
+    </w:p>
+    <w:p>
+      <w:pPr>
+        <w:numPr>
+          <w:ilvl w:val="0"/>
+          <w:numId w:val="2"/>
+        </w:numPr>
+        <w:contextualSpacing/>
+        <w:rPr>
+          <w:rFonts w:ascii="Times New Roman" w:eastAsia="宋体" w:hAnsi="Times New Roman" w:cs="Times New Roman"/>
+          <w:kern w:val="0"/>
+          <w:sz w:val="24"/>
+          <w:szCs w:val="24"/>
+        </w:rPr>
+      </w:pPr>
       <w:proofErr w:type="spellStart"/>
       <w:r>
         <w:rPr>
@@ -258,23 +252,21 @@
         </w:rPr>
         <w:t xml:space="preserve"> F, et al. Image segmentation using deep learning: A survey[J]. IEEE Transactions on Pattern Analysis and Machine Intelligence, 2021, 44(7): 3523-3545.</w:t>
       </w:r>
-      <w:bookmarkEnd w:id="7"/>
-    </w:p>
-    <w:p>
-      <w:pPr>
-        <w:numPr>
-          <w:ilvl w:val="0"/>
-          <w:numId w:val="2"/>
-        </w:numPr>
-        <w:contextualSpacing/>
-        <w:rPr>
-          <w:rFonts w:ascii="Times New Roman" w:eastAsia="宋体" w:hAnsi="Times New Roman" w:cs="Times New Roman"/>
-          <w:kern w:val="0"/>
-          <w:sz w:val="24"/>
-          <w:szCs w:val="24"/>
-        </w:rPr>
-      </w:pPr>
-      <w:bookmarkStart w:id="8" w:name="_Ref227802206"/>
+    </w:p>
+    <w:p>
+      <w:pPr>
+        <w:numPr>
+          <w:ilvl w:val="0"/>
+          <w:numId w:val="2"/>
+        </w:numPr>
+        <w:contextualSpacing/>
+        <w:rPr>
+          <w:rFonts w:ascii="Times New Roman" w:eastAsia="宋体" w:hAnsi="Times New Roman" w:cs="Times New Roman"/>
+          <w:kern w:val="0"/>
+          <w:sz w:val="24"/>
+          <w:szCs w:val="24"/>
+        </w:rPr>
+      </w:pPr>
       <w:r>
         <w:rPr>
           <w:rFonts w:ascii="Times New Roman" w:eastAsia="宋体" w:hAnsi="Times New Roman" w:cs="Times New Roman" w:hint="eastAsia"/>
@@ -383,23 +375,21 @@
         </w:rPr>
         <w:t>,2021,32(02):519-550.DOI:10.13328/j.cnki.jos.006104.</w:t>
       </w:r>
-      <w:bookmarkEnd w:id="8"/>
-    </w:p>
-    <w:p>
-      <w:pPr>
-        <w:numPr>
-          <w:ilvl w:val="0"/>
-          <w:numId w:val="2"/>
-        </w:numPr>
-        <w:contextualSpacing/>
-        <w:rPr>
-          <w:rFonts w:ascii="Times New Roman" w:eastAsia="宋体" w:hAnsi="Times New Roman" w:cs="Times New Roman"/>
-          <w:kern w:val="0"/>
-          <w:sz w:val="24"/>
-          <w:szCs w:val="24"/>
-        </w:rPr>
-      </w:pPr>
-      <w:bookmarkStart w:id="9" w:name="_Ref227802220"/>
+    </w:p>
+    <w:p>
+      <w:pPr>
+        <w:numPr>
+          <w:ilvl w:val="0"/>
+          <w:numId w:val="2"/>
+        </w:numPr>
+        <w:contextualSpacing/>
+        <w:rPr>
+          <w:rFonts w:ascii="Times New Roman" w:eastAsia="宋体" w:hAnsi="Times New Roman" w:cs="Times New Roman"/>
+          <w:kern w:val="0"/>
+          <w:sz w:val="24"/>
+          <w:szCs w:val="24"/>
+        </w:rPr>
+      </w:pPr>
       <w:r>
         <w:rPr>
           <w:rFonts w:ascii="Times New Roman" w:eastAsia="宋体" w:hAnsi="Times New Roman" w:cs="Times New Roman" w:hint="eastAsia"/>
@@ -508,23 +498,21 @@
         </w:rPr>
         <w:t>,2021,4(06):1-27.DOI:10.19942/j.issn.2096-5915.2021.6.051.</w:t>
       </w:r>
-      <w:bookmarkEnd w:id="9"/>
-    </w:p>
-    <w:p>
-      <w:pPr>
-        <w:numPr>
-          <w:ilvl w:val="0"/>
-          <w:numId w:val="2"/>
-        </w:numPr>
-        <w:contextualSpacing/>
-        <w:rPr>
-          <w:rFonts w:ascii="Times New Roman" w:eastAsia="宋体" w:hAnsi="Times New Roman" w:cs="Times New Roman"/>
-          <w:kern w:val="0"/>
-          <w:sz w:val="24"/>
-          <w:szCs w:val="24"/>
-        </w:rPr>
-      </w:pPr>
-      <w:bookmarkStart w:id="10" w:name="_Ref227802262"/>
+    </w:p>
+    <w:p>
+      <w:pPr>
+        <w:numPr>
+          <w:ilvl w:val="0"/>
+          <w:numId w:val="2"/>
+        </w:numPr>
+        <w:contextualSpacing/>
+        <w:rPr>
+          <w:rFonts w:ascii="Times New Roman" w:eastAsia="宋体" w:hAnsi="Times New Roman" w:cs="Times New Roman"/>
+          <w:kern w:val="0"/>
+          <w:sz w:val="24"/>
+          <w:szCs w:val="24"/>
+        </w:rPr>
+      </w:pPr>
       <w:proofErr w:type="spellStart"/>
       <w:r>
         <w:rPr>
@@ -545,23 +533,21 @@
         </w:rPr>
         <w:t xml:space="preserve"> H. A review of remote sensing image fusion methods[J]. Information Fusion, 2016, 32(Part A): 75-89.</w:t>
       </w:r>
-      <w:bookmarkEnd w:id="10"/>
-    </w:p>
-    <w:p>
-      <w:pPr>
-        <w:numPr>
-          <w:ilvl w:val="0"/>
-          <w:numId w:val="2"/>
-        </w:numPr>
-        <w:contextualSpacing/>
-        <w:rPr>
-          <w:rFonts w:ascii="Times New Roman" w:eastAsia="宋体" w:hAnsi="Times New Roman" w:cs="Times New Roman"/>
-          <w:kern w:val="0"/>
-          <w:sz w:val="24"/>
-          <w:szCs w:val="24"/>
-        </w:rPr>
-      </w:pPr>
-      <w:bookmarkStart w:id="11" w:name="_Ref227802291"/>
+    </w:p>
+    <w:p>
+      <w:pPr>
+        <w:numPr>
+          <w:ilvl w:val="0"/>
+          <w:numId w:val="2"/>
+        </w:numPr>
+        <w:contextualSpacing/>
+        <w:rPr>
+          <w:rFonts w:ascii="Times New Roman" w:eastAsia="宋体" w:hAnsi="Times New Roman" w:cs="Times New Roman"/>
+          <w:kern w:val="0"/>
+          <w:sz w:val="24"/>
+          <w:szCs w:val="24"/>
+        </w:rPr>
+      </w:pPr>
       <w:r>
         <w:rPr>
           <w:rFonts w:ascii="Times New Roman" w:eastAsia="宋体" w:hAnsi="Times New Roman" w:cs="Times New Roman"/>
@@ -571,23 +557,21 @@
         </w:rPr>
         <w:t>Liu D, Yu J. Otsu method and K-means[C]. Proceedings of the International Conference on Hybrid Intelligent Systems (HIS), 2009, 1: 344-349.</w:t>
       </w:r>
-      <w:bookmarkEnd w:id="11"/>
-    </w:p>
-    <w:p>
-      <w:pPr>
-        <w:numPr>
-          <w:ilvl w:val="0"/>
-          <w:numId w:val="2"/>
-        </w:numPr>
-        <w:contextualSpacing/>
-        <w:rPr>
-          <w:rFonts w:ascii="Times New Roman" w:eastAsia="宋体" w:hAnsi="Times New Roman" w:cs="Times New Roman"/>
-          <w:kern w:val="0"/>
-          <w:sz w:val="24"/>
-          <w:szCs w:val="24"/>
-        </w:rPr>
-      </w:pPr>
-      <w:bookmarkStart w:id="12" w:name="_Ref227802298"/>
+    </w:p>
+    <w:p>
+      <w:pPr>
+        <w:numPr>
+          <w:ilvl w:val="0"/>
+          <w:numId w:val="2"/>
+        </w:numPr>
+        <w:contextualSpacing/>
+        <w:rPr>
+          <w:rFonts w:ascii="Times New Roman" w:eastAsia="宋体" w:hAnsi="Times New Roman" w:cs="Times New Roman"/>
+          <w:kern w:val="0"/>
+          <w:sz w:val="24"/>
+          <w:szCs w:val="24"/>
+        </w:rPr>
+      </w:pPr>
       <w:r>
         <w:rPr>
           <w:rFonts w:ascii="Times New Roman" w:eastAsia="宋体" w:hAnsi="Times New Roman" w:cs="Times New Roman" w:hint="eastAsia"/>
@@ -750,23 +734,21 @@
         </w:rPr>
         <w:t>,2021,41(01):105-113+203.DOI:10.16450/j.cnki.issn.1004-6801.2021.01.015.</w:t>
       </w:r>
-      <w:bookmarkEnd w:id="12"/>
-    </w:p>
-    <w:p>
-      <w:pPr>
-        <w:numPr>
-          <w:ilvl w:val="0"/>
-          <w:numId w:val="2"/>
-        </w:numPr>
-        <w:contextualSpacing/>
-        <w:rPr>
-          <w:rFonts w:ascii="Times New Roman" w:eastAsia="宋体" w:hAnsi="Times New Roman" w:cs="Times New Roman"/>
-          <w:kern w:val="0"/>
-          <w:sz w:val="24"/>
-          <w:szCs w:val="24"/>
-        </w:rPr>
-      </w:pPr>
-      <w:bookmarkStart w:id="13" w:name="_Ref227802318"/>
+    </w:p>
+    <w:p>
+      <w:pPr>
+        <w:numPr>
+          <w:ilvl w:val="0"/>
+          <w:numId w:val="2"/>
+        </w:numPr>
+        <w:contextualSpacing/>
+        <w:rPr>
+          <w:rFonts w:ascii="Times New Roman" w:eastAsia="宋体" w:hAnsi="Times New Roman" w:cs="Times New Roman"/>
+          <w:kern w:val="0"/>
+          <w:sz w:val="24"/>
+          <w:szCs w:val="24"/>
+        </w:rPr>
+      </w:pPr>
       <w:r>
         <w:rPr>
           <w:rFonts w:ascii="Times New Roman" w:eastAsia="宋体" w:hAnsi="Times New Roman" w:cs="Times New Roman" w:hint="eastAsia"/>
@@ -875,23 +857,21 @@
         </w:rPr>
         <w:t>,2023,44(04):805-811.DOI:10.20009/j.cnki.21-1106/tp.2021-0624.</w:t>
       </w:r>
-      <w:bookmarkEnd w:id="13"/>
-    </w:p>
-    <w:p>
-      <w:pPr>
-        <w:numPr>
-          <w:ilvl w:val="0"/>
-          <w:numId w:val="2"/>
-        </w:numPr>
-        <w:contextualSpacing/>
-        <w:rPr>
-          <w:rFonts w:ascii="Times New Roman" w:eastAsia="宋体" w:hAnsi="Times New Roman" w:cs="Times New Roman"/>
-          <w:kern w:val="0"/>
-          <w:sz w:val="24"/>
-          <w:szCs w:val="24"/>
-        </w:rPr>
-      </w:pPr>
-      <w:bookmarkStart w:id="14" w:name="_Ref227802337"/>
+    </w:p>
+    <w:p>
+      <w:pPr>
+        <w:numPr>
+          <w:ilvl w:val="0"/>
+          <w:numId w:val="2"/>
+        </w:numPr>
+        <w:contextualSpacing/>
+        <w:rPr>
+          <w:rFonts w:ascii="Times New Roman" w:eastAsia="宋体" w:hAnsi="Times New Roman" w:cs="Times New Roman"/>
+          <w:kern w:val="0"/>
+          <w:sz w:val="24"/>
+          <w:szCs w:val="24"/>
+        </w:rPr>
+      </w:pPr>
       <w:r>
         <w:rPr>
           <w:rFonts w:ascii="Times New Roman" w:eastAsia="宋体" w:hAnsi="Times New Roman" w:cs="Times New Roman" w:hint="eastAsia"/>
@@ -964,23 +944,21 @@
         </w:rPr>
         <w:t>,2023,(02):176-178.</w:t>
       </w:r>
-      <w:bookmarkEnd w:id="14"/>
-    </w:p>
-    <w:p>
-      <w:pPr>
-        <w:numPr>
-          <w:ilvl w:val="0"/>
-          <w:numId w:val="2"/>
-        </w:numPr>
-        <w:contextualSpacing/>
-        <w:rPr>
-          <w:rFonts w:ascii="Times New Roman" w:eastAsia="宋体" w:hAnsi="Times New Roman" w:cs="Times New Roman"/>
-          <w:kern w:val="0"/>
-          <w:sz w:val="24"/>
-          <w:szCs w:val="24"/>
-        </w:rPr>
-      </w:pPr>
-      <w:bookmarkStart w:id="15" w:name="_Ref227802357"/>
+    </w:p>
+    <w:p>
+      <w:pPr>
+        <w:numPr>
+          <w:ilvl w:val="0"/>
+          <w:numId w:val="2"/>
+        </w:numPr>
+        <w:contextualSpacing/>
+        <w:rPr>
+          <w:rFonts w:ascii="Times New Roman" w:eastAsia="宋体" w:hAnsi="Times New Roman" w:cs="Times New Roman"/>
+          <w:kern w:val="0"/>
+          <w:sz w:val="24"/>
+          <w:szCs w:val="24"/>
+        </w:rPr>
+      </w:pPr>
       <w:r>
         <w:rPr>
           <w:rFonts w:ascii="Times New Roman" w:eastAsia="宋体" w:hAnsi="Times New Roman" w:cs="Times New Roman" w:hint="eastAsia"/>
@@ -1089,23 +1067,21 @@
         </w:rPr>
         <w:t>,2023,44(09):117-124.DOI:10.19912/j.0254-0096.tynxb.2022-1809.</w:t>
       </w:r>
-      <w:bookmarkEnd w:id="15"/>
-    </w:p>
-    <w:p>
-      <w:pPr>
-        <w:numPr>
-          <w:ilvl w:val="0"/>
-          <w:numId w:val="2"/>
-        </w:numPr>
-        <w:contextualSpacing/>
-        <w:rPr>
-          <w:rFonts w:ascii="Times New Roman" w:eastAsia="宋体" w:hAnsi="Times New Roman" w:cs="Times New Roman"/>
-          <w:kern w:val="0"/>
-          <w:sz w:val="24"/>
-          <w:szCs w:val="24"/>
-        </w:rPr>
-      </w:pPr>
-      <w:bookmarkStart w:id="16" w:name="_Ref227802365"/>
+    </w:p>
+    <w:p>
+      <w:pPr>
+        <w:numPr>
+          <w:ilvl w:val="0"/>
+          <w:numId w:val="2"/>
+        </w:numPr>
+        <w:contextualSpacing/>
+        <w:rPr>
+          <w:rFonts w:ascii="Times New Roman" w:eastAsia="宋体" w:hAnsi="Times New Roman" w:cs="Times New Roman"/>
+          <w:kern w:val="0"/>
+          <w:sz w:val="24"/>
+          <w:szCs w:val="24"/>
+        </w:rPr>
+      </w:pPr>
       <w:r>
         <w:rPr>
           <w:rFonts w:ascii="Times New Roman" w:eastAsia="宋体" w:hAnsi="Times New Roman" w:cs="Times New Roman" w:hint="eastAsia"/>
@@ -1115,26 +1091,24 @@
         </w:rPr>
         <w:t>Li Y, Zhao H, Qi X, et al. Fully convolutional networks for panoptic segmentation[C]. Proceedings of the IEEE Conference on Computer Vision and Pattern Recognition (CVPR), 2021: 214-223.</w:t>
       </w:r>
-      <w:bookmarkEnd w:id="16"/>
-    </w:p>
-    <w:p>
-      <w:pPr>
-        <w:numPr>
-          <w:ilvl w:val="0"/>
-          <w:numId w:val="2"/>
-        </w:numPr>
-        <w:autoSpaceDE w:val="0"/>
-        <w:autoSpaceDN w:val="0"/>
-        <w:adjustRightInd w:val="0"/>
-        <w:contextualSpacing/>
-        <w:rPr>
-          <w:rFonts w:ascii="Times New Roman" w:eastAsia="宋体" w:hAnsi="Times New Roman" w:cs="Times New Roman"/>
-          <w:kern w:val="0"/>
-          <w:sz w:val="24"/>
-          <w:szCs w:val="24"/>
-        </w:rPr>
-      </w:pPr>
-      <w:bookmarkStart w:id="17" w:name="_Ref227802372"/>
+    </w:p>
+    <w:p>
+      <w:pPr>
+        <w:numPr>
+          <w:ilvl w:val="0"/>
+          <w:numId w:val="2"/>
+        </w:numPr>
+        <w:autoSpaceDE w:val="0"/>
+        <w:autoSpaceDN w:val="0"/>
+        <w:adjustRightInd w:val="0"/>
+        <w:contextualSpacing/>
+        <w:rPr>
+          <w:rFonts w:ascii="Times New Roman" w:eastAsia="宋体" w:hAnsi="Times New Roman" w:cs="Times New Roman"/>
+          <w:kern w:val="0"/>
+          <w:sz w:val="24"/>
+          <w:szCs w:val="24"/>
+        </w:rPr>
+      </w:pPr>
       <w:r>
         <w:rPr>
           <w:rFonts w:ascii="Times New Roman" w:eastAsia="宋体" w:hAnsi="Times New Roman" w:cs="Times New Roman"/>
@@ -1164,26 +1138,24 @@
         </w:rPr>
         <w:t>-like pure transformer for medical image segmentation[C]. Proceedings of the European Conference on Computer Vision, 2022: 205-218.</w:t>
       </w:r>
-      <w:bookmarkEnd w:id="17"/>
-    </w:p>
-    <w:p>
-      <w:pPr>
-        <w:numPr>
-          <w:ilvl w:val="0"/>
-          <w:numId w:val="2"/>
-        </w:numPr>
-        <w:autoSpaceDE w:val="0"/>
-        <w:autoSpaceDN w:val="0"/>
-        <w:adjustRightInd w:val="0"/>
-        <w:contextualSpacing/>
-        <w:rPr>
-          <w:rFonts w:ascii="Times New Roman" w:eastAsia="宋体" w:hAnsi="Times New Roman" w:cs="Times New Roman"/>
-          <w:kern w:val="0"/>
-          <w:sz w:val="24"/>
-          <w:szCs w:val="24"/>
-        </w:rPr>
-      </w:pPr>
-      <w:bookmarkStart w:id="18" w:name="_Ref227802383"/>
+    </w:p>
+    <w:p>
+      <w:pPr>
+        <w:numPr>
+          <w:ilvl w:val="0"/>
+          <w:numId w:val="2"/>
+        </w:numPr>
+        <w:autoSpaceDE w:val="0"/>
+        <w:autoSpaceDN w:val="0"/>
+        <w:adjustRightInd w:val="0"/>
+        <w:contextualSpacing/>
+        <w:rPr>
+          <w:rFonts w:ascii="Times New Roman" w:eastAsia="宋体" w:hAnsi="Times New Roman" w:cs="Times New Roman"/>
+          <w:kern w:val="0"/>
+          <w:sz w:val="24"/>
+          <w:szCs w:val="24"/>
+        </w:rPr>
+      </w:pPr>
       <w:r>
         <w:rPr>
           <w:rFonts w:ascii="Times New Roman" w:eastAsia="宋体" w:hAnsi="Times New Roman" w:cs="Times New Roman"/>
@@ -1233,26 +1205,24 @@
         </w:rPr>
         <w:t xml:space="preserve"> convolution, and fully connected CRFs[J]. IEEE Transactions on Pattern Analysis and Machine Intelligence, 2017, 40(4): 834-848.</w:t>
       </w:r>
-      <w:bookmarkEnd w:id="18"/>
-    </w:p>
-    <w:p>
-      <w:pPr>
-        <w:numPr>
-          <w:ilvl w:val="0"/>
-          <w:numId w:val="2"/>
-        </w:numPr>
-        <w:autoSpaceDE w:val="0"/>
-        <w:autoSpaceDN w:val="0"/>
-        <w:adjustRightInd w:val="0"/>
-        <w:contextualSpacing/>
-        <w:rPr>
-          <w:rFonts w:ascii="Times New Roman" w:eastAsia="宋体" w:hAnsi="Times New Roman" w:cs="Times New Roman"/>
-          <w:kern w:val="0"/>
-          <w:sz w:val="24"/>
-          <w:szCs w:val="24"/>
-        </w:rPr>
-      </w:pPr>
-      <w:bookmarkStart w:id="19" w:name="_Ref227802389"/>
+    </w:p>
+    <w:p>
+      <w:pPr>
+        <w:numPr>
+          <w:ilvl w:val="0"/>
+          <w:numId w:val="2"/>
+        </w:numPr>
+        <w:autoSpaceDE w:val="0"/>
+        <w:autoSpaceDN w:val="0"/>
+        <w:adjustRightInd w:val="0"/>
+        <w:contextualSpacing/>
+        <w:rPr>
+          <w:rFonts w:ascii="Times New Roman" w:eastAsia="宋体" w:hAnsi="Times New Roman" w:cs="Times New Roman"/>
+          <w:kern w:val="0"/>
+          <w:sz w:val="24"/>
+          <w:szCs w:val="24"/>
+        </w:rPr>
+      </w:pPr>
       <w:r>
         <w:rPr>
           <w:rFonts w:ascii="Times New Roman" w:eastAsia="宋体" w:hAnsi="Times New Roman" w:cs="Times New Roman"/>
@@ -1282,26 +1252,24 @@
         </w:rPr>
         <w:t>: Hierarchical neural architecture search for semantic image segmentation[C]. Proceedings of the IEEE/CVF Conference on Computer Vision and Pattern Recognition, 2019: 82-92.</w:t>
       </w:r>
-      <w:bookmarkEnd w:id="19"/>
-    </w:p>
-    <w:p>
-      <w:pPr>
-        <w:numPr>
-          <w:ilvl w:val="0"/>
-          <w:numId w:val="2"/>
-        </w:numPr>
-        <w:autoSpaceDE w:val="0"/>
-        <w:autoSpaceDN w:val="0"/>
-        <w:adjustRightInd w:val="0"/>
-        <w:contextualSpacing/>
-        <w:rPr>
-          <w:rFonts w:ascii="Times New Roman" w:eastAsia="宋体" w:hAnsi="Times New Roman" w:cs="Times New Roman"/>
-          <w:kern w:val="0"/>
-          <w:sz w:val="24"/>
-          <w:szCs w:val="24"/>
-        </w:rPr>
-      </w:pPr>
-      <w:bookmarkStart w:id="20" w:name="_Ref227802406"/>
+    </w:p>
+    <w:p>
+      <w:pPr>
+        <w:numPr>
+          <w:ilvl w:val="0"/>
+          <w:numId w:val="2"/>
+        </w:numPr>
+        <w:autoSpaceDE w:val="0"/>
+        <w:autoSpaceDN w:val="0"/>
+        <w:adjustRightInd w:val="0"/>
+        <w:contextualSpacing/>
+        <w:rPr>
+          <w:rFonts w:ascii="Times New Roman" w:eastAsia="宋体" w:hAnsi="Times New Roman" w:cs="Times New Roman"/>
+          <w:kern w:val="0"/>
+          <w:sz w:val="24"/>
+          <w:szCs w:val="24"/>
+        </w:rPr>
+      </w:pPr>
       <w:r>
         <w:rPr>
           <w:rFonts w:ascii="Times New Roman" w:eastAsia="宋体" w:hAnsi="Times New Roman" w:cs="Times New Roman"/>
@@ -1311,26 +1279,24 @@
         </w:rPr>
         <w:t>Liu Y, Bai X, Wang J, et al. Image semantic segmentation approach based on DeepLabV3 plus network with an attention mechanism[J]. Engineering Applications of Artificial Intelligence, 2024, 127: 107260.</w:t>
       </w:r>
-      <w:bookmarkEnd w:id="20"/>
-    </w:p>
-    <w:p>
-      <w:pPr>
-        <w:numPr>
-          <w:ilvl w:val="0"/>
-          <w:numId w:val="2"/>
-        </w:numPr>
-        <w:autoSpaceDE w:val="0"/>
-        <w:autoSpaceDN w:val="0"/>
-        <w:adjustRightInd w:val="0"/>
-        <w:contextualSpacing/>
-        <w:rPr>
-          <w:rFonts w:ascii="Times New Roman" w:eastAsia="宋体" w:hAnsi="Times New Roman" w:cs="Times New Roman"/>
-          <w:kern w:val="0"/>
-          <w:sz w:val="24"/>
-          <w:szCs w:val="24"/>
-        </w:rPr>
-      </w:pPr>
-      <w:bookmarkStart w:id="21" w:name="_Ref227802443"/>
+    </w:p>
+    <w:p>
+      <w:pPr>
+        <w:numPr>
+          <w:ilvl w:val="0"/>
+          <w:numId w:val="2"/>
+        </w:numPr>
+        <w:autoSpaceDE w:val="0"/>
+        <w:autoSpaceDN w:val="0"/>
+        <w:adjustRightInd w:val="0"/>
+        <w:contextualSpacing/>
+        <w:rPr>
+          <w:rFonts w:ascii="Times New Roman" w:eastAsia="宋体" w:hAnsi="Times New Roman" w:cs="Times New Roman"/>
+          <w:kern w:val="0"/>
+          <w:sz w:val="24"/>
+          <w:szCs w:val="24"/>
+        </w:rPr>
+      </w:pPr>
       <w:r>
         <w:rPr>
           <w:rFonts w:ascii="Times New Roman" w:eastAsia="宋体" w:hAnsi="Times New Roman" w:cs="Times New Roman"/>
@@ -1340,26 +1306,24 @@
         </w:rPr>
         <w:t>Yan L, Liu D, Xiang Q, et al. PSP net-based automatic segmentation network model for prostate magnetic resonance imaging[J]. Computer Methods and Programs in Biomedicine, 2021, 207: 106211.</w:t>
       </w:r>
-      <w:bookmarkEnd w:id="21"/>
-    </w:p>
-    <w:p>
-      <w:pPr>
-        <w:numPr>
-          <w:ilvl w:val="0"/>
-          <w:numId w:val="2"/>
-        </w:numPr>
-        <w:autoSpaceDE w:val="0"/>
-        <w:autoSpaceDN w:val="0"/>
-        <w:adjustRightInd w:val="0"/>
-        <w:contextualSpacing/>
-        <w:rPr>
-          <w:rFonts w:ascii="Times New Roman" w:eastAsia="宋体" w:hAnsi="Times New Roman" w:cs="Times New Roman"/>
-          <w:kern w:val="0"/>
-          <w:sz w:val="24"/>
-          <w:szCs w:val="24"/>
-        </w:rPr>
-      </w:pPr>
-      <w:bookmarkStart w:id="22" w:name="_Ref227802451"/>
+    </w:p>
+    <w:p>
+      <w:pPr>
+        <w:numPr>
+          <w:ilvl w:val="0"/>
+          <w:numId w:val="2"/>
+        </w:numPr>
+        <w:autoSpaceDE w:val="0"/>
+        <w:autoSpaceDN w:val="0"/>
+        <w:adjustRightInd w:val="0"/>
+        <w:contextualSpacing/>
+        <w:rPr>
+          <w:rFonts w:ascii="Times New Roman" w:eastAsia="宋体" w:hAnsi="Times New Roman" w:cs="Times New Roman"/>
+          <w:kern w:val="0"/>
+          <w:sz w:val="24"/>
+          <w:szCs w:val="24"/>
+        </w:rPr>
+      </w:pPr>
       <w:r>
         <w:rPr>
           <w:rFonts w:ascii="Times New Roman" w:eastAsia="宋体" w:hAnsi="Times New Roman" w:cs="Times New Roman"/>
@@ -1399,26 +1363,24 @@
         <w:lastRenderedPageBreak/>
         <w:t>of the IEEE/CVF Conference on Computer Vision and Pattern Recognition, 2021: 10440-10450.</w:t>
       </w:r>
-      <w:bookmarkEnd w:id="22"/>
-    </w:p>
-    <w:p>
-      <w:pPr>
-        <w:numPr>
-          <w:ilvl w:val="0"/>
-          <w:numId w:val="2"/>
-        </w:numPr>
-        <w:autoSpaceDE w:val="0"/>
-        <w:autoSpaceDN w:val="0"/>
-        <w:adjustRightInd w:val="0"/>
-        <w:contextualSpacing/>
-        <w:rPr>
-          <w:rFonts w:ascii="Times New Roman" w:eastAsia="宋体" w:hAnsi="Times New Roman" w:cs="Times New Roman"/>
-          <w:kern w:val="0"/>
-          <w:sz w:val="24"/>
-          <w:szCs w:val="24"/>
-        </w:rPr>
-      </w:pPr>
-      <w:bookmarkStart w:id="23" w:name="_Ref227802455"/>
+    </w:p>
+    <w:p>
+      <w:pPr>
+        <w:numPr>
+          <w:ilvl w:val="0"/>
+          <w:numId w:val="2"/>
+        </w:numPr>
+        <w:autoSpaceDE w:val="0"/>
+        <w:autoSpaceDN w:val="0"/>
+        <w:adjustRightInd w:val="0"/>
+        <w:contextualSpacing/>
+        <w:rPr>
+          <w:rFonts w:ascii="Times New Roman" w:eastAsia="宋体" w:hAnsi="Times New Roman" w:cs="Times New Roman"/>
+          <w:kern w:val="0"/>
+          <w:sz w:val="24"/>
+          <w:szCs w:val="24"/>
+        </w:rPr>
+      </w:pPr>
       <w:r>
         <w:rPr>
           <w:rFonts w:ascii="Times New Roman" w:eastAsia="宋体" w:hAnsi="Times New Roman" w:cs="Times New Roman"/>
@@ -1448,26 +1410,24 @@
         </w:rPr>
         <w:t>: Dynamic receptive field network for object detection and image recognition[J]. Frontiers in Neurorobotics, 2023, 16: 1100697.</w:t>
       </w:r>
-      <w:bookmarkEnd w:id="23"/>
-    </w:p>
-    <w:p>
-      <w:pPr>
-        <w:numPr>
-          <w:ilvl w:val="0"/>
-          <w:numId w:val="2"/>
-        </w:numPr>
-        <w:autoSpaceDE w:val="0"/>
-        <w:autoSpaceDN w:val="0"/>
-        <w:adjustRightInd w:val="0"/>
-        <w:contextualSpacing/>
-        <w:rPr>
-          <w:rFonts w:ascii="Times New Roman" w:eastAsia="宋体" w:hAnsi="Times New Roman" w:cs="Times New Roman"/>
-          <w:kern w:val="0"/>
-          <w:sz w:val="24"/>
-          <w:szCs w:val="24"/>
-        </w:rPr>
-      </w:pPr>
-      <w:bookmarkStart w:id="24" w:name="_Ref227802460"/>
+    </w:p>
+    <w:p>
+      <w:pPr>
+        <w:numPr>
+          <w:ilvl w:val="0"/>
+          <w:numId w:val="2"/>
+        </w:numPr>
+        <w:autoSpaceDE w:val="0"/>
+        <w:autoSpaceDN w:val="0"/>
+        <w:adjustRightInd w:val="0"/>
+        <w:contextualSpacing/>
+        <w:rPr>
+          <w:rFonts w:ascii="Times New Roman" w:eastAsia="宋体" w:hAnsi="Times New Roman" w:cs="Times New Roman"/>
+          <w:kern w:val="0"/>
+          <w:sz w:val="24"/>
+          <w:szCs w:val="24"/>
+        </w:rPr>
+      </w:pPr>
       <w:r>
         <w:rPr>
           <w:rFonts w:ascii="Times New Roman" w:eastAsia="宋体" w:hAnsi="Times New Roman" w:cs="Times New Roman"/>
@@ -1497,26 +1457,24 @@
         </w:rPr>
         <w:t xml:space="preserve"> for real-time semantic segmentation[C]. Proceedings of the IEEE/CVF Conference on Computer Vision and Pattern Recognition, 2021: 9716-9725.</w:t>
       </w:r>
-      <w:bookmarkEnd w:id="24"/>
-    </w:p>
-    <w:p>
-      <w:pPr>
-        <w:numPr>
-          <w:ilvl w:val="0"/>
-          <w:numId w:val="2"/>
-        </w:numPr>
-        <w:autoSpaceDE w:val="0"/>
-        <w:autoSpaceDN w:val="0"/>
-        <w:adjustRightInd w:val="0"/>
-        <w:contextualSpacing/>
-        <w:rPr>
-          <w:rFonts w:ascii="Times New Roman" w:eastAsia="宋体" w:hAnsi="Times New Roman" w:cs="Times New Roman"/>
-          <w:kern w:val="0"/>
-          <w:sz w:val="24"/>
-          <w:szCs w:val="24"/>
-        </w:rPr>
-      </w:pPr>
-      <w:bookmarkStart w:id="25" w:name="_Ref227802468"/>
+    </w:p>
+    <w:p>
+      <w:pPr>
+        <w:numPr>
+          <w:ilvl w:val="0"/>
+          <w:numId w:val="2"/>
+        </w:numPr>
+        <w:autoSpaceDE w:val="0"/>
+        <w:autoSpaceDN w:val="0"/>
+        <w:adjustRightInd w:val="0"/>
+        <w:contextualSpacing/>
+        <w:rPr>
+          <w:rFonts w:ascii="Times New Roman" w:eastAsia="宋体" w:hAnsi="Times New Roman" w:cs="Times New Roman"/>
+          <w:kern w:val="0"/>
+          <w:sz w:val="24"/>
+          <w:szCs w:val="24"/>
+        </w:rPr>
+      </w:pPr>
       <w:r>
         <w:rPr>
           <w:rFonts w:ascii="Times New Roman" w:eastAsia="宋体" w:hAnsi="Times New Roman" w:cs="Times New Roman"/>
@@ -1546,26 +1504,24 @@
         </w:rPr>
         <w:t>: A real-time semantic segmentation network inspired by PID controllers[C]. Proceedings of the IEEE/CVF Conference on Computer Vision and Pattern Recognition, 2023: 19529-19539.</w:t>
       </w:r>
-      <w:bookmarkEnd w:id="25"/>
-    </w:p>
-    <w:p>
-      <w:pPr>
-        <w:numPr>
-          <w:ilvl w:val="0"/>
-          <w:numId w:val="2"/>
-        </w:numPr>
-        <w:autoSpaceDE w:val="0"/>
-        <w:autoSpaceDN w:val="0"/>
-        <w:adjustRightInd w:val="0"/>
-        <w:contextualSpacing/>
-        <w:rPr>
-          <w:rFonts w:ascii="Times New Roman" w:eastAsia="宋体" w:hAnsi="Times New Roman" w:cs="Times New Roman"/>
-          <w:kern w:val="0"/>
-          <w:sz w:val="24"/>
-          <w:szCs w:val="24"/>
-        </w:rPr>
-      </w:pPr>
-      <w:bookmarkStart w:id="26" w:name="_Ref227802501"/>
+    </w:p>
+    <w:p>
+      <w:pPr>
+        <w:numPr>
+          <w:ilvl w:val="0"/>
+          <w:numId w:val="2"/>
+        </w:numPr>
+        <w:autoSpaceDE w:val="0"/>
+        <w:autoSpaceDN w:val="0"/>
+        <w:adjustRightInd w:val="0"/>
+        <w:contextualSpacing/>
+        <w:rPr>
+          <w:rFonts w:ascii="Times New Roman" w:eastAsia="宋体" w:hAnsi="Times New Roman" w:cs="Times New Roman"/>
+          <w:kern w:val="0"/>
+          <w:sz w:val="24"/>
+          <w:szCs w:val="24"/>
+        </w:rPr>
+      </w:pPr>
       <w:r>
         <w:rPr>
           <w:rFonts w:ascii="Times New Roman" w:eastAsia="宋体" w:hAnsi="Times New Roman" w:cs="Times New Roman"/>
@@ -1575,26 +1531,24 @@
         </w:rPr>
         <w:t>Sutton C, McCallum A. An introduction to conditional random fields[J]. Foundations and Trends in Machine Learning, 2012, 4(4): 267-373.</w:t>
       </w:r>
-      <w:bookmarkEnd w:id="26"/>
-    </w:p>
-    <w:p>
-      <w:pPr>
-        <w:numPr>
-          <w:ilvl w:val="0"/>
-          <w:numId w:val="2"/>
-        </w:numPr>
-        <w:autoSpaceDE w:val="0"/>
-        <w:autoSpaceDN w:val="0"/>
-        <w:adjustRightInd w:val="0"/>
-        <w:contextualSpacing/>
-        <w:rPr>
-          <w:rFonts w:ascii="Times New Roman" w:eastAsia="宋体" w:hAnsi="Times New Roman" w:cs="Times New Roman"/>
-          <w:kern w:val="0"/>
-          <w:sz w:val="24"/>
-          <w:szCs w:val="24"/>
-        </w:rPr>
-      </w:pPr>
-      <w:bookmarkStart w:id="27" w:name="_Ref227802508"/>
+    </w:p>
+    <w:p>
+      <w:pPr>
+        <w:numPr>
+          <w:ilvl w:val="0"/>
+          <w:numId w:val="2"/>
+        </w:numPr>
+        <w:autoSpaceDE w:val="0"/>
+        <w:autoSpaceDN w:val="0"/>
+        <w:adjustRightInd w:val="0"/>
+        <w:contextualSpacing/>
+        <w:rPr>
+          <w:rFonts w:ascii="Times New Roman" w:eastAsia="宋体" w:hAnsi="Times New Roman" w:cs="Times New Roman"/>
+          <w:kern w:val="0"/>
+          <w:sz w:val="24"/>
+          <w:szCs w:val="24"/>
+        </w:rPr>
+      </w:pPr>
       <w:r>
         <w:rPr>
           <w:rFonts w:ascii="Times New Roman" w:eastAsia="宋体" w:hAnsi="Times New Roman" w:cs="Times New Roman"/>
@@ -1624,26 +1578,24 @@
         </w:rPr>
         <w:t xml:space="preserve"> object segmentation[J]. IEEE Transactions on Image Processing, 2020, 30: 431-443.</w:t>
       </w:r>
-      <w:bookmarkEnd w:id="27"/>
-    </w:p>
-    <w:p>
-      <w:pPr>
-        <w:numPr>
-          <w:ilvl w:val="0"/>
-          <w:numId w:val="2"/>
-        </w:numPr>
-        <w:autoSpaceDE w:val="0"/>
-        <w:autoSpaceDN w:val="0"/>
-        <w:adjustRightInd w:val="0"/>
-        <w:contextualSpacing/>
-        <w:rPr>
-          <w:rFonts w:ascii="Times New Roman" w:eastAsia="宋体" w:hAnsi="Times New Roman" w:cs="Times New Roman"/>
-          <w:kern w:val="0"/>
-          <w:sz w:val="24"/>
-          <w:szCs w:val="24"/>
-        </w:rPr>
-      </w:pPr>
-      <w:bookmarkStart w:id="28" w:name="_Ref227802530"/>
+    </w:p>
+    <w:p>
+      <w:pPr>
+        <w:numPr>
+          <w:ilvl w:val="0"/>
+          <w:numId w:val="2"/>
+        </w:numPr>
+        <w:autoSpaceDE w:val="0"/>
+        <w:autoSpaceDN w:val="0"/>
+        <w:adjustRightInd w:val="0"/>
+        <w:contextualSpacing/>
+        <w:rPr>
+          <w:rFonts w:ascii="Times New Roman" w:eastAsia="宋体" w:hAnsi="Times New Roman" w:cs="Times New Roman"/>
+          <w:kern w:val="0"/>
+          <w:sz w:val="24"/>
+          <w:szCs w:val="24"/>
+        </w:rPr>
+      </w:pPr>
       <w:r>
         <w:rPr>
           <w:rFonts w:ascii="Times New Roman" w:eastAsia="宋体" w:hAnsi="Times New Roman" w:cs="Times New Roman"/>
@@ -1653,26 +1605,33 @@
         </w:rPr>
         <w:t>Han K, Wang Y, Chen H, et al. A survey on vision transformer[J]. IEEE Transactions on Pattern Analysis and Machine Intelligence, 2022, 45(1): 87-110.</w:t>
       </w:r>
-      <w:bookmarkEnd w:id="28"/>
-    </w:p>
-    <w:p>
-      <w:pPr>
-        <w:numPr>
-          <w:ilvl w:val="0"/>
-          <w:numId w:val="2"/>
-        </w:numPr>
-        <w:autoSpaceDE w:val="0"/>
-        <w:autoSpaceDN w:val="0"/>
-        <w:adjustRightInd w:val="0"/>
-        <w:contextualSpacing/>
-        <w:rPr>
-          <w:rFonts w:ascii="Times New Roman" w:eastAsia="宋体" w:hAnsi="Times New Roman" w:cs="Times New Roman"/>
-          <w:kern w:val="0"/>
-          <w:sz w:val="24"/>
-          <w:szCs w:val="24"/>
-        </w:rPr>
-      </w:pPr>
-      <w:bookmarkStart w:id="29" w:name="_Ref227802534"/>
+    </w:p>
+    <w:p>
+      <w:pPr>
+        <w:numPr>
+          <w:ilvl w:val="0"/>
+          <w:numId w:val="2"/>
+        </w:numPr>
+        <w:autoSpaceDE w:val="0"/>
+        <w:autoSpaceDN w:val="0"/>
+        <w:adjustRightInd w:val="0"/>
+        <w:contextualSpacing/>
+        <w:rPr>
+          <w:rFonts w:ascii="Times New Roman" w:eastAsia="宋体" w:hAnsi="Times New Roman" w:cs="Times New Roman"/>
+          <w:kern w:val="0"/>
+          <w:sz w:val="24"/>
+          <w:szCs w:val="24"/>
+        </w:rPr>
+      </w:pPr>
+      <w:r>
+        <w:rPr>
+          <w:rFonts w:ascii="Times New Roman" w:eastAsia="宋体" w:hAnsi="Times New Roman" w:cs="Times New Roman" w:hint="eastAsia"/>
+          <w:kern w:val="0"/>
+          <w:sz w:val="24"/>
+          <w:szCs w:val="24"/>
+        </w:rPr>
+        <w:t>Z</w:t>
+      </w:r>
       <w:r>
         <w:rPr>
           <w:rFonts w:ascii="Times New Roman" w:eastAsia="宋体" w:hAnsi="Times New Roman" w:cs="Times New Roman"/>
@@ -1682,26 +1641,33 @@
         </w:rPr>
         <w:t>hang H, Zhu Y, Wang D, et al. A survey on visual Mamba[J]. Applied Sciences, 2024, 14(13): 5683.</w:t>
       </w:r>
-      <w:bookmarkEnd w:id="29"/>
-    </w:p>
-    <w:p>
-      <w:pPr>
-        <w:numPr>
-          <w:ilvl w:val="0"/>
-          <w:numId w:val="2"/>
-        </w:numPr>
-        <w:autoSpaceDE w:val="0"/>
-        <w:autoSpaceDN w:val="0"/>
-        <w:adjustRightInd w:val="0"/>
-        <w:contextualSpacing/>
-        <w:rPr>
-          <w:rFonts w:ascii="Times New Roman" w:eastAsia="宋体" w:hAnsi="Times New Roman" w:cs="Times New Roman"/>
-          <w:kern w:val="0"/>
-          <w:sz w:val="24"/>
-          <w:szCs w:val="24"/>
-        </w:rPr>
-      </w:pPr>
-      <w:bookmarkStart w:id="30" w:name="_Ref227802553"/>
+    </w:p>
+    <w:p>
+      <w:pPr>
+        <w:numPr>
+          <w:ilvl w:val="0"/>
+          <w:numId w:val="2"/>
+        </w:numPr>
+        <w:autoSpaceDE w:val="0"/>
+        <w:autoSpaceDN w:val="0"/>
+        <w:adjustRightInd w:val="0"/>
+        <w:contextualSpacing/>
+        <w:rPr>
+          <w:rFonts w:ascii="Times New Roman" w:eastAsia="宋体" w:hAnsi="Times New Roman" w:cs="Times New Roman"/>
+          <w:kern w:val="0"/>
+          <w:sz w:val="24"/>
+          <w:szCs w:val="24"/>
+        </w:rPr>
+      </w:pPr>
+      <w:r>
+        <w:rPr>
+          <w:rFonts w:ascii="Times New Roman" w:eastAsia="宋体" w:hAnsi="Times New Roman" w:cs="Times New Roman" w:hint="eastAsia"/>
+          <w:kern w:val="0"/>
+          <w:sz w:val="24"/>
+          <w:szCs w:val="24"/>
+        </w:rPr>
+        <w:t>Z</w:t>
+      </w:r>
       <w:r>
         <w:rPr>
           <w:rFonts w:ascii="Times New Roman" w:eastAsia="宋体" w:hAnsi="Times New Roman" w:cs="Times New Roman"/>
@@ -1729,37 +1695,26 @@
           <w:sz w:val="24"/>
           <w:szCs w:val="24"/>
         </w:rPr>
-        <w:t xml:space="preserve">: Transformer utilizing cross-dimension dependency </w:t>
-      </w:r>
-      <w:r>
-        <w:rPr>
-          <w:rFonts w:ascii="Times New Roman" w:eastAsia="宋体" w:hAnsi="Times New Roman" w:cs="Times New Roman"/>
-          <w:kern w:val="0"/>
-          <w:sz w:val="24"/>
-          <w:szCs w:val="24"/>
-        </w:rPr>
-        <w:t>or multivariate time series forecasting[C]. The Eleventh International Conference on Learning Representations, 2023.</w:t>
-      </w:r>
-      <w:bookmarkEnd w:id="30"/>
-    </w:p>
-    <w:p>
-      <w:pPr>
-        <w:numPr>
-          <w:ilvl w:val="0"/>
-          <w:numId w:val="2"/>
-        </w:numPr>
-        <w:autoSpaceDE w:val="0"/>
-        <w:autoSpaceDN w:val="0"/>
-        <w:adjustRightInd w:val="0"/>
-        <w:contextualSpacing/>
-        <w:rPr>
-          <w:rFonts w:ascii="Times New Roman" w:eastAsia="宋体" w:hAnsi="Times New Roman" w:cs="Times New Roman"/>
-          <w:kern w:val="0"/>
-          <w:sz w:val="24"/>
-          <w:szCs w:val="24"/>
-        </w:rPr>
-      </w:pPr>
-      <w:bookmarkStart w:id="31" w:name="_Ref227802561"/>
+        <w:t>: Transformer utilizing cross-dimension dependency or multivariate time series forecasting[C]. The Eleventh International Conference on Learning Representations, 2023.</w:t>
+      </w:r>
+    </w:p>
+    <w:p>
+      <w:pPr>
+        <w:numPr>
+          <w:ilvl w:val="0"/>
+          <w:numId w:val="2"/>
+        </w:numPr>
+        <w:autoSpaceDE w:val="0"/>
+        <w:autoSpaceDN w:val="0"/>
+        <w:adjustRightInd w:val="0"/>
+        <w:contextualSpacing/>
+        <w:rPr>
+          <w:rFonts w:ascii="Times New Roman" w:eastAsia="宋体" w:hAnsi="Times New Roman" w:cs="Times New Roman"/>
+          <w:kern w:val="0"/>
+          <w:sz w:val="24"/>
+          <w:szCs w:val="24"/>
+        </w:rPr>
+      </w:pPr>
       <w:r>
         <w:rPr>
           <w:rFonts w:ascii="Times New Roman" w:eastAsia="宋体" w:hAnsi="Times New Roman" w:cs="Times New Roman"/>
@@ -1789,26 +1744,24 @@
         </w:rPr>
         <w:t>: Token pyramid transformer for mobile semantic segmentation[C]. Proceedings of the IEEE/CVF Conference on Computer Vision and Pattern Recognition, 2022: 12083-12093.</w:t>
       </w:r>
-      <w:bookmarkEnd w:id="31"/>
-    </w:p>
-    <w:p>
-      <w:pPr>
-        <w:numPr>
-          <w:ilvl w:val="0"/>
-          <w:numId w:val="2"/>
-        </w:numPr>
-        <w:autoSpaceDE w:val="0"/>
-        <w:autoSpaceDN w:val="0"/>
-        <w:adjustRightInd w:val="0"/>
-        <w:contextualSpacing/>
-        <w:rPr>
-          <w:rFonts w:ascii="Times New Roman" w:eastAsia="宋体" w:hAnsi="Times New Roman" w:cs="Times New Roman"/>
-          <w:kern w:val="0"/>
-          <w:sz w:val="24"/>
-          <w:szCs w:val="24"/>
-        </w:rPr>
-      </w:pPr>
-      <w:bookmarkStart w:id="32" w:name="_Ref227802568"/>
+    </w:p>
+    <w:p>
+      <w:pPr>
+        <w:numPr>
+          <w:ilvl w:val="0"/>
+          <w:numId w:val="2"/>
+        </w:numPr>
+        <w:autoSpaceDE w:val="0"/>
+        <w:autoSpaceDN w:val="0"/>
+        <w:adjustRightInd w:val="0"/>
+        <w:contextualSpacing/>
+        <w:rPr>
+          <w:rFonts w:ascii="Times New Roman" w:eastAsia="宋体" w:hAnsi="Times New Roman" w:cs="Times New Roman"/>
+          <w:kern w:val="0"/>
+          <w:sz w:val="24"/>
+          <w:szCs w:val="24"/>
+        </w:rPr>
+      </w:pPr>
       <w:r>
         <w:rPr>
           <w:rFonts w:ascii="Times New Roman" w:eastAsia="宋体" w:hAnsi="Times New Roman" w:cs="Times New Roman"/>
@@ -1838,26 +1791,24 @@
         </w:rPr>
         <w:t>: Interleaving attention in transformers for feature matching[C]. Proceedings of the Asian Conference on Computer Vision, 2022: 2746-2762.</w:t>
       </w:r>
-      <w:bookmarkEnd w:id="32"/>
-    </w:p>
-    <w:p>
-      <w:pPr>
-        <w:numPr>
-          <w:ilvl w:val="0"/>
-          <w:numId w:val="2"/>
-        </w:numPr>
-        <w:autoSpaceDE w:val="0"/>
-        <w:autoSpaceDN w:val="0"/>
-        <w:adjustRightInd w:val="0"/>
-        <w:contextualSpacing/>
-        <w:rPr>
-          <w:rFonts w:ascii="Times New Roman" w:eastAsia="宋体" w:hAnsi="Times New Roman" w:cs="Times New Roman"/>
-          <w:kern w:val="0"/>
-          <w:sz w:val="24"/>
-          <w:szCs w:val="24"/>
-        </w:rPr>
-      </w:pPr>
-      <w:bookmarkStart w:id="33" w:name="_Ref227802578"/>
+    </w:p>
+    <w:p>
+      <w:pPr>
+        <w:numPr>
+          <w:ilvl w:val="0"/>
+          <w:numId w:val="2"/>
+        </w:numPr>
+        <w:autoSpaceDE w:val="0"/>
+        <w:autoSpaceDN w:val="0"/>
+        <w:adjustRightInd w:val="0"/>
+        <w:contextualSpacing/>
+        <w:rPr>
+          <w:rFonts w:ascii="Times New Roman" w:eastAsia="宋体" w:hAnsi="Times New Roman" w:cs="Times New Roman"/>
+          <w:kern w:val="0"/>
+          <w:sz w:val="24"/>
+          <w:szCs w:val="24"/>
+        </w:rPr>
+      </w:pPr>
       <w:r>
         <w:rPr>
           <w:rFonts w:ascii="Times New Roman" w:eastAsia="宋体" w:hAnsi="Times New Roman" w:cs="Times New Roman"/>
@@ -1867,26 +1818,24 @@
         </w:rPr>
         <w:t>Hou Q, Zhou D, Feng J. Coordinate attention for efficient mobile network design[C]. Proceedings of the IEEE/CVF Conference on Computer Vision and Pattern Recognition, 2021: 13713-13722.</w:t>
       </w:r>
-      <w:bookmarkEnd w:id="33"/>
-    </w:p>
-    <w:p>
-      <w:pPr>
-        <w:numPr>
-          <w:ilvl w:val="0"/>
-          <w:numId w:val="2"/>
-        </w:numPr>
-        <w:autoSpaceDE w:val="0"/>
-        <w:autoSpaceDN w:val="0"/>
-        <w:adjustRightInd w:val="0"/>
-        <w:contextualSpacing/>
-        <w:rPr>
-          <w:rFonts w:ascii="Times New Roman" w:eastAsia="宋体" w:hAnsi="Times New Roman" w:cs="Times New Roman"/>
-          <w:kern w:val="0"/>
-          <w:sz w:val="24"/>
-          <w:szCs w:val="24"/>
-        </w:rPr>
-      </w:pPr>
-      <w:bookmarkStart w:id="34" w:name="_Ref227802583"/>
+    </w:p>
+    <w:p>
+      <w:pPr>
+        <w:numPr>
+          <w:ilvl w:val="0"/>
+          <w:numId w:val="2"/>
+        </w:numPr>
+        <w:autoSpaceDE w:val="0"/>
+        <w:autoSpaceDN w:val="0"/>
+        <w:adjustRightInd w:val="0"/>
+        <w:contextualSpacing/>
+        <w:rPr>
+          <w:rFonts w:ascii="Times New Roman" w:eastAsia="宋体" w:hAnsi="Times New Roman" w:cs="Times New Roman"/>
+          <w:kern w:val="0"/>
+          <w:sz w:val="24"/>
+          <w:szCs w:val="24"/>
+        </w:rPr>
+      </w:pPr>
       <w:r>
         <w:rPr>
           <w:rFonts w:ascii="Times New Roman" w:eastAsia="宋体" w:hAnsi="Times New Roman" w:cs="Times New Roman"/>
@@ -1896,26 +1845,24 @@
         </w:rPr>
         <w:t>Fu J, Liu J, Tian H, et al. Dual attention network for scene segmentation[C]. Proceedings of the IEEE/CVF Conference on Computer Vision and Pattern Recognition, 2019: 3146-3154.</w:t>
       </w:r>
-      <w:bookmarkEnd w:id="34"/>
-    </w:p>
-    <w:p>
-      <w:pPr>
-        <w:numPr>
-          <w:ilvl w:val="0"/>
-          <w:numId w:val="2"/>
-        </w:numPr>
-        <w:autoSpaceDE w:val="0"/>
-        <w:autoSpaceDN w:val="0"/>
-        <w:adjustRightInd w:val="0"/>
-        <w:contextualSpacing/>
-        <w:rPr>
-          <w:rFonts w:ascii="Times New Roman" w:eastAsia="宋体" w:hAnsi="Times New Roman" w:cs="Times New Roman"/>
-          <w:kern w:val="0"/>
-          <w:sz w:val="24"/>
-          <w:szCs w:val="24"/>
-        </w:rPr>
-      </w:pPr>
-      <w:bookmarkStart w:id="35" w:name="_Ref227802630"/>
+    </w:p>
+    <w:p>
+      <w:pPr>
+        <w:numPr>
+          <w:ilvl w:val="0"/>
+          <w:numId w:val="2"/>
+        </w:numPr>
+        <w:autoSpaceDE w:val="0"/>
+        <w:autoSpaceDN w:val="0"/>
+        <w:adjustRightInd w:val="0"/>
+        <w:contextualSpacing/>
+        <w:rPr>
+          <w:rFonts w:ascii="Times New Roman" w:eastAsia="宋体" w:hAnsi="Times New Roman" w:cs="Times New Roman"/>
+          <w:kern w:val="0"/>
+          <w:sz w:val="24"/>
+          <w:szCs w:val="24"/>
+        </w:rPr>
+      </w:pPr>
       <w:r>
         <w:rPr>
           <w:rFonts w:ascii="Times New Roman" w:eastAsia="宋体" w:hAnsi="Times New Roman" w:cs="Times New Roman"/>
@@ -1925,26 +1872,24 @@
         </w:rPr>
         <w:t>Yan H, Zhang C, Wu M. Lawin transformer: Improving semantic segmentation transformer with multi-scale representations via large window attention[EB/OL]. arXiv:2201.01615, [2026-04-22].</w:t>
       </w:r>
-      <w:bookmarkEnd w:id="35"/>
-    </w:p>
-    <w:p>
-      <w:pPr>
-        <w:numPr>
-          <w:ilvl w:val="0"/>
-          <w:numId w:val="2"/>
-        </w:numPr>
-        <w:autoSpaceDE w:val="0"/>
-        <w:autoSpaceDN w:val="0"/>
-        <w:adjustRightInd w:val="0"/>
-        <w:contextualSpacing/>
-        <w:rPr>
-          <w:rFonts w:ascii="Times New Roman" w:eastAsia="宋体" w:hAnsi="Times New Roman" w:cs="Times New Roman"/>
-          <w:kern w:val="0"/>
-          <w:sz w:val="24"/>
-          <w:szCs w:val="24"/>
-        </w:rPr>
-      </w:pPr>
-      <w:bookmarkStart w:id="36" w:name="_Ref227802646"/>
+    </w:p>
+    <w:p>
+      <w:pPr>
+        <w:numPr>
+          <w:ilvl w:val="0"/>
+          <w:numId w:val="2"/>
+        </w:numPr>
+        <w:autoSpaceDE w:val="0"/>
+        <w:autoSpaceDN w:val="0"/>
+        <w:adjustRightInd w:val="0"/>
+        <w:contextualSpacing/>
+        <w:rPr>
+          <w:rFonts w:ascii="Times New Roman" w:eastAsia="宋体" w:hAnsi="Times New Roman" w:cs="Times New Roman" w:hint="eastAsia"/>
+          <w:kern w:val="0"/>
+          <w:sz w:val="24"/>
+          <w:szCs w:val="24"/>
+        </w:rPr>
+      </w:pPr>
       <w:r>
         <w:rPr>
           <w:rFonts w:ascii="Times New Roman" w:eastAsia="宋体" w:hAnsi="Times New Roman" w:cs="Times New Roman"/>
@@ -2035,26 +1980,24 @@
         </w:rPr>
         <w:t>, 2025, 33(24): 3940-3955.</w:t>
       </w:r>
-      <w:bookmarkEnd w:id="36"/>
-    </w:p>
-    <w:p>
-      <w:pPr>
-        <w:numPr>
-          <w:ilvl w:val="0"/>
-          <w:numId w:val="2"/>
-        </w:numPr>
-        <w:autoSpaceDE w:val="0"/>
-        <w:autoSpaceDN w:val="0"/>
-        <w:adjustRightInd w:val="0"/>
-        <w:contextualSpacing/>
-        <w:rPr>
-          <w:rFonts w:ascii="Times New Roman" w:eastAsia="宋体" w:hAnsi="Times New Roman" w:cs="Times New Roman"/>
-          <w:kern w:val="0"/>
-          <w:sz w:val="24"/>
-          <w:szCs w:val="24"/>
-        </w:rPr>
-      </w:pPr>
-      <w:bookmarkStart w:id="37" w:name="_Ref227802655"/>
+    </w:p>
+    <w:p>
+      <w:pPr>
+        <w:numPr>
+          <w:ilvl w:val="0"/>
+          <w:numId w:val="2"/>
+        </w:numPr>
+        <w:autoSpaceDE w:val="0"/>
+        <w:autoSpaceDN w:val="0"/>
+        <w:adjustRightInd w:val="0"/>
+        <w:contextualSpacing/>
+        <w:rPr>
+          <w:rFonts w:ascii="Times New Roman" w:eastAsia="宋体" w:hAnsi="Times New Roman" w:cs="Times New Roman"/>
+          <w:kern w:val="0"/>
+          <w:sz w:val="24"/>
+          <w:szCs w:val="24"/>
+        </w:rPr>
+      </w:pPr>
       <w:r>
         <w:rPr>
           <w:rFonts w:ascii="Times New Roman" w:eastAsia="宋体" w:hAnsi="Times New Roman" w:cs="Times New Roman"/>
@@ -2084,26 +2027,24 @@
         </w:rPr>
         <w:t xml:space="preserve"> C. Efficiently modeling long sequences with structured state spaces[EB/OL]. arXiv:2111.00396, 2021.</w:t>
       </w:r>
-      <w:bookmarkEnd w:id="37"/>
-    </w:p>
-    <w:p>
-      <w:pPr>
-        <w:numPr>
-          <w:ilvl w:val="0"/>
-          <w:numId w:val="2"/>
-        </w:numPr>
-        <w:autoSpaceDE w:val="0"/>
-        <w:autoSpaceDN w:val="0"/>
-        <w:adjustRightInd w:val="0"/>
-        <w:contextualSpacing/>
-        <w:rPr>
-          <w:rFonts w:ascii="Times New Roman" w:eastAsia="宋体" w:hAnsi="Times New Roman" w:cs="Times New Roman"/>
-          <w:kern w:val="0"/>
-          <w:sz w:val="24"/>
-          <w:szCs w:val="24"/>
-        </w:rPr>
-      </w:pPr>
-      <w:bookmarkStart w:id="38" w:name="_Ref227802665"/>
+    </w:p>
+    <w:p>
+      <w:pPr>
+        <w:numPr>
+          <w:ilvl w:val="0"/>
+          <w:numId w:val="2"/>
+        </w:numPr>
+        <w:autoSpaceDE w:val="0"/>
+        <w:autoSpaceDN w:val="0"/>
+        <w:adjustRightInd w:val="0"/>
+        <w:contextualSpacing/>
+        <w:rPr>
+          <w:rFonts w:ascii="Times New Roman" w:eastAsia="宋体" w:hAnsi="Times New Roman" w:cs="Times New Roman"/>
+          <w:kern w:val="0"/>
+          <w:sz w:val="24"/>
+          <w:szCs w:val="24"/>
+        </w:rPr>
+      </w:pPr>
       <w:r>
         <w:rPr>
           <w:rFonts w:ascii="Times New Roman" w:eastAsia="宋体" w:hAnsi="Times New Roman" w:cs="Times New Roman"/>
@@ -2113,26 +2054,24 @@
         </w:rPr>
         <w:t>Zhu L, Liao B, Zhang Q, et al. Vision Mamba: Efficient visual representation learning with bidirectional state space model[EB/OL]. arXiv:2401.09417, [2026-04-22].</w:t>
       </w:r>
-      <w:bookmarkEnd w:id="38"/>
-    </w:p>
-    <w:p>
-      <w:pPr>
-        <w:numPr>
-          <w:ilvl w:val="0"/>
-          <w:numId w:val="2"/>
-        </w:numPr>
-        <w:autoSpaceDE w:val="0"/>
-        <w:autoSpaceDN w:val="0"/>
-        <w:adjustRightInd w:val="0"/>
-        <w:contextualSpacing/>
-        <w:rPr>
-          <w:rFonts w:ascii="Times New Roman" w:eastAsia="宋体" w:hAnsi="Times New Roman" w:cs="Times New Roman"/>
-          <w:kern w:val="0"/>
-          <w:sz w:val="24"/>
-          <w:szCs w:val="24"/>
-        </w:rPr>
-      </w:pPr>
-      <w:bookmarkStart w:id="39" w:name="_Ref227802669"/>
+    </w:p>
+    <w:p>
+      <w:pPr>
+        <w:numPr>
+          <w:ilvl w:val="0"/>
+          <w:numId w:val="2"/>
+        </w:numPr>
+        <w:autoSpaceDE w:val="0"/>
+        <w:autoSpaceDN w:val="0"/>
+        <w:adjustRightInd w:val="0"/>
+        <w:contextualSpacing/>
+        <w:rPr>
+          <w:rFonts w:ascii="Times New Roman" w:eastAsia="宋体" w:hAnsi="Times New Roman" w:cs="Times New Roman"/>
+          <w:kern w:val="0"/>
+          <w:sz w:val="24"/>
+          <w:szCs w:val="24"/>
+        </w:rPr>
+      </w:pPr>
       <w:r>
         <w:rPr>
           <w:rFonts w:ascii="Times New Roman" w:eastAsia="宋体" w:hAnsi="Times New Roman" w:cs="Times New Roman"/>
@@ -2162,26 +2101,24 @@
         </w:rPr>
         <w:t>: Visual state space model[C]. Advances in Neural Information Processing Systems 37, 2024: 103031-103063.</w:t>
       </w:r>
-      <w:bookmarkEnd w:id="39"/>
-    </w:p>
-    <w:p>
-      <w:pPr>
-        <w:numPr>
-          <w:ilvl w:val="0"/>
-          <w:numId w:val="2"/>
-        </w:numPr>
-        <w:autoSpaceDE w:val="0"/>
-        <w:autoSpaceDN w:val="0"/>
-        <w:adjustRightInd w:val="0"/>
-        <w:contextualSpacing/>
-        <w:rPr>
-          <w:rFonts w:ascii="Times New Roman" w:eastAsia="宋体" w:hAnsi="Times New Roman" w:cs="Times New Roman"/>
-          <w:kern w:val="0"/>
-          <w:sz w:val="24"/>
-          <w:szCs w:val="24"/>
-        </w:rPr>
-      </w:pPr>
-      <w:bookmarkStart w:id="40" w:name="_Ref227802681"/>
+    </w:p>
+    <w:p>
+      <w:pPr>
+        <w:numPr>
+          <w:ilvl w:val="0"/>
+          <w:numId w:val="2"/>
+        </w:numPr>
+        <w:autoSpaceDE w:val="0"/>
+        <w:autoSpaceDN w:val="0"/>
+        <w:adjustRightInd w:val="0"/>
+        <w:contextualSpacing/>
+        <w:rPr>
+          <w:rFonts w:ascii="Times New Roman" w:eastAsia="宋体" w:hAnsi="Times New Roman" w:cs="Times New Roman"/>
+          <w:kern w:val="0"/>
+          <w:sz w:val="24"/>
+          <w:szCs w:val="24"/>
+        </w:rPr>
+      </w:pPr>
       <w:r>
         <w:rPr>
           <w:rFonts w:ascii="Times New Roman" w:eastAsia="宋体" w:hAnsi="Times New Roman" w:cs="Times New Roman"/>
@@ -2191,26 +2128,24 @@
         </w:rPr>
         <w:t>Ruan J, Li J, Xiang S. VM-UNet: Vision Mamba UNet for medical image segmentation[J]. ACM Transactions on Multimedia Computing, Communications and Applications, 2024.</w:t>
       </w:r>
-      <w:bookmarkEnd w:id="40"/>
-    </w:p>
-    <w:p>
-      <w:pPr>
-        <w:numPr>
-          <w:ilvl w:val="0"/>
-          <w:numId w:val="2"/>
-        </w:numPr>
-        <w:autoSpaceDE w:val="0"/>
-        <w:autoSpaceDN w:val="0"/>
-        <w:adjustRightInd w:val="0"/>
-        <w:contextualSpacing/>
-        <w:rPr>
-          <w:rFonts w:ascii="Times New Roman" w:eastAsia="宋体" w:hAnsi="Times New Roman" w:cs="Times New Roman"/>
-          <w:kern w:val="0"/>
-          <w:sz w:val="24"/>
-          <w:szCs w:val="24"/>
-        </w:rPr>
-      </w:pPr>
-      <w:bookmarkStart w:id="41" w:name="_Ref227802698"/>
+    </w:p>
+    <w:p>
+      <w:pPr>
+        <w:numPr>
+          <w:ilvl w:val="0"/>
+          <w:numId w:val="2"/>
+        </w:numPr>
+        <w:autoSpaceDE w:val="0"/>
+        <w:autoSpaceDN w:val="0"/>
+        <w:adjustRightInd w:val="0"/>
+        <w:contextualSpacing/>
+        <w:rPr>
+          <w:rFonts w:ascii="Times New Roman" w:eastAsia="宋体" w:hAnsi="Times New Roman" w:cs="Times New Roman"/>
+          <w:kern w:val="0"/>
+          <w:sz w:val="24"/>
+          <w:szCs w:val="24"/>
+        </w:rPr>
+      </w:pPr>
       <w:r>
         <w:rPr>
           <w:rFonts w:ascii="Times New Roman" w:eastAsia="宋体" w:hAnsi="Times New Roman" w:cs="Times New Roman"/>
@@ -2220,26 +2155,24 @@
         </w:rPr>
         <w:t>Zhang M, Yu Y, Jin S, et al. VM-UNet-V2: Rethinking vision Mamba UNet for medical image segmentation[C]. International Symposium on Bioinformatics Research and Applications, Singapore: Springer Nature Singapore, 2024: 335-346.</w:t>
       </w:r>
-      <w:bookmarkEnd w:id="41"/>
-    </w:p>
-    <w:p>
-      <w:pPr>
-        <w:numPr>
-          <w:ilvl w:val="0"/>
-          <w:numId w:val="2"/>
-        </w:numPr>
-        <w:autoSpaceDE w:val="0"/>
-        <w:autoSpaceDN w:val="0"/>
-        <w:adjustRightInd w:val="0"/>
-        <w:contextualSpacing/>
-        <w:rPr>
-          <w:rFonts w:ascii="Times New Roman" w:eastAsia="宋体" w:hAnsi="Times New Roman" w:cs="Times New Roman"/>
-          <w:kern w:val="0"/>
-          <w:sz w:val="24"/>
-          <w:szCs w:val="24"/>
-        </w:rPr>
-      </w:pPr>
-      <w:bookmarkStart w:id="42" w:name="_Ref227802719"/>
+    </w:p>
+    <w:p>
+      <w:pPr>
+        <w:numPr>
+          <w:ilvl w:val="0"/>
+          <w:numId w:val="2"/>
+        </w:numPr>
+        <w:autoSpaceDE w:val="0"/>
+        <w:autoSpaceDN w:val="0"/>
+        <w:adjustRightInd w:val="0"/>
+        <w:contextualSpacing/>
+        <w:rPr>
+          <w:rFonts w:ascii="Times New Roman" w:eastAsia="宋体" w:hAnsi="Times New Roman" w:cs="Times New Roman"/>
+          <w:kern w:val="0"/>
+          <w:sz w:val="24"/>
+          <w:szCs w:val="24"/>
+        </w:rPr>
+      </w:pPr>
       <w:r>
         <w:rPr>
           <w:rFonts w:ascii="Times New Roman" w:eastAsia="宋体" w:hAnsi="Times New Roman" w:cs="Times New Roman"/>
@@ -2250,26 +2183,24 @@
         <w:lastRenderedPageBreak/>
         <w:t>Ma X, Zhang X, Pun M O. RS3Mamba: Visual state space model for remote sensing image semantic segmentation[J]. IEEE Geoscience and Remote Sensing Letters, 2024, 21: 1-5.</w:t>
       </w:r>
-      <w:bookmarkEnd w:id="42"/>
-    </w:p>
-    <w:p>
-      <w:pPr>
-        <w:numPr>
-          <w:ilvl w:val="0"/>
-          <w:numId w:val="2"/>
-        </w:numPr>
-        <w:autoSpaceDE w:val="0"/>
-        <w:autoSpaceDN w:val="0"/>
-        <w:adjustRightInd w:val="0"/>
-        <w:contextualSpacing/>
-        <w:rPr>
-          <w:rFonts w:ascii="Times New Roman" w:eastAsia="宋体" w:hAnsi="Times New Roman" w:cs="Times New Roman"/>
-          <w:kern w:val="0"/>
-          <w:sz w:val="24"/>
-          <w:szCs w:val="24"/>
-        </w:rPr>
-      </w:pPr>
-      <w:bookmarkStart w:id="43" w:name="_Ref227802724"/>
+    </w:p>
+    <w:p>
+      <w:pPr>
+        <w:numPr>
+          <w:ilvl w:val="0"/>
+          <w:numId w:val="2"/>
+        </w:numPr>
+        <w:autoSpaceDE w:val="0"/>
+        <w:autoSpaceDN w:val="0"/>
+        <w:adjustRightInd w:val="0"/>
+        <w:contextualSpacing/>
+        <w:rPr>
+          <w:rFonts w:ascii="Times New Roman" w:eastAsia="宋体" w:hAnsi="Times New Roman" w:cs="Times New Roman"/>
+          <w:kern w:val="0"/>
+          <w:sz w:val="24"/>
+          <w:szCs w:val="24"/>
+        </w:rPr>
+      </w:pPr>
       <w:r>
         <w:rPr>
           <w:rFonts w:ascii="Times New Roman" w:eastAsia="宋体" w:hAnsi="Times New Roman" w:cs="Times New Roman"/>
@@ -2299,26 +2230,33 @@
         </w:rPr>
         <w:t>: A multi-scale adaptive fusion network for semantic segmentation of high-resolution remote sensing images[J]. Sensors, 2026, 26(2): 531.</w:t>
       </w:r>
-      <w:bookmarkEnd w:id="43"/>
-    </w:p>
-    <w:p>
-      <w:pPr>
-        <w:numPr>
-          <w:ilvl w:val="0"/>
-          <w:numId w:val="2"/>
-        </w:numPr>
-        <w:autoSpaceDE w:val="0"/>
-        <w:autoSpaceDN w:val="0"/>
-        <w:adjustRightInd w:val="0"/>
-        <w:contextualSpacing/>
-        <w:rPr>
-          <w:rFonts w:ascii="Times New Roman" w:eastAsia="宋体" w:hAnsi="Times New Roman" w:cs="Times New Roman"/>
-          <w:kern w:val="0"/>
-          <w:sz w:val="24"/>
-          <w:szCs w:val="24"/>
-        </w:rPr>
-      </w:pPr>
-      <w:bookmarkStart w:id="44" w:name="_Ref227802794"/>
+    </w:p>
+    <w:p>
+      <w:pPr>
+        <w:numPr>
+          <w:ilvl w:val="0"/>
+          <w:numId w:val="2"/>
+        </w:numPr>
+        <w:autoSpaceDE w:val="0"/>
+        <w:autoSpaceDN w:val="0"/>
+        <w:adjustRightInd w:val="0"/>
+        <w:contextualSpacing/>
+        <w:rPr>
+          <w:rFonts w:ascii="Times New Roman" w:eastAsia="宋体" w:hAnsi="Times New Roman" w:cs="Times New Roman"/>
+          <w:kern w:val="0"/>
+          <w:sz w:val="24"/>
+          <w:szCs w:val="24"/>
+        </w:rPr>
+      </w:pPr>
+      <w:r>
+        <w:rPr>
+          <w:rFonts w:ascii="Times New Roman" w:eastAsia="宋体" w:hAnsi="Times New Roman" w:cs="Times New Roman"/>
+          <w:kern w:val="0"/>
+          <w:sz w:val="24"/>
+          <w:szCs w:val="24"/>
+        </w:rPr>
+        <w:t xml:space="preserve">Rahman M </w:t>
+      </w:r>
       <w:proofErr w:type="spellStart"/>
       <w:r>
         <w:rPr>
@@ -2327,6 +2265,138 @@
           <w:sz w:val="24"/>
           <w:szCs w:val="24"/>
         </w:rPr>
+        <w:t>M</w:t>
+      </w:r>
+      <w:proofErr w:type="spellEnd"/>
+      <w:r>
+        <w:rPr>
+          <w:rFonts w:ascii="Times New Roman" w:eastAsia="宋体" w:hAnsi="Times New Roman" w:cs="Times New Roman"/>
+          <w:kern w:val="0"/>
+          <w:sz w:val="24"/>
+          <w:szCs w:val="24"/>
+        </w:rPr>
+        <w:t xml:space="preserve">, </w:t>
+      </w:r>
+      <w:proofErr w:type="spellStart"/>
+      <w:r>
+        <w:rPr>
+          <w:rFonts w:ascii="Times New Roman" w:eastAsia="宋体" w:hAnsi="Times New Roman" w:cs="Times New Roman"/>
+          <w:kern w:val="0"/>
+          <w:sz w:val="24"/>
+          <w:szCs w:val="24"/>
+        </w:rPr>
+        <w:t>Marculescu</w:t>
+      </w:r>
+      <w:proofErr w:type="spellEnd"/>
+      <w:r>
+        <w:rPr>
+          <w:rFonts w:ascii="Times New Roman" w:eastAsia="宋体" w:hAnsi="Times New Roman" w:cs="Times New Roman"/>
+          <w:kern w:val="0"/>
+          <w:sz w:val="24"/>
+          <w:szCs w:val="24"/>
+        </w:rPr>
+        <w:t xml:space="preserve"> R. EffiDec3D: An optimized decoder for high-performance and efficient 3D medical image segmentation[C]. Proceedings of the IEEE/CVF Conference on Computer Vision and Pattern Recognition (CVPR), 2025: 10435-10444.</w:t>
+      </w:r>
+    </w:p>
+    <w:p>
+      <w:pPr>
+        <w:numPr>
+          <w:ilvl w:val="0"/>
+          <w:numId w:val="2"/>
+        </w:numPr>
+        <w:autoSpaceDE w:val="0"/>
+        <w:autoSpaceDN w:val="0"/>
+        <w:adjustRightInd w:val="0"/>
+        <w:contextualSpacing/>
+        <w:rPr>
+          <w:rFonts w:ascii="Times New Roman" w:eastAsia="宋体" w:hAnsi="Times New Roman" w:cs="Times New Roman"/>
+          <w:kern w:val="0"/>
+          <w:sz w:val="24"/>
+          <w:szCs w:val="24"/>
+        </w:rPr>
+      </w:pPr>
+      <w:r>
+        <w:rPr>
+          <w:rFonts w:ascii="Times New Roman" w:eastAsia="宋体" w:hAnsi="Times New Roman" w:cs="Times New Roman"/>
+          <w:kern w:val="0"/>
+          <w:sz w:val="24"/>
+          <w:szCs w:val="24"/>
+        </w:rPr>
+        <w:t>Lee Y, Park J, Lee C O. Balanced group convolution: An improved group convolution based on approximability estimates[J]. Pattern Analysis and Applications, 2025, 28(4).</w:t>
+      </w:r>
+    </w:p>
+    <w:p>
+      <w:pPr>
+        <w:numPr>
+          <w:ilvl w:val="0"/>
+          <w:numId w:val="2"/>
+        </w:numPr>
+        <w:autoSpaceDE w:val="0"/>
+        <w:autoSpaceDN w:val="0"/>
+        <w:adjustRightInd w:val="0"/>
+        <w:contextualSpacing/>
+        <w:rPr>
+          <w:rFonts w:ascii="Times New Roman" w:eastAsia="宋体" w:hAnsi="Times New Roman" w:cs="Times New Roman"/>
+          <w:kern w:val="0"/>
+          <w:sz w:val="24"/>
+          <w:szCs w:val="24"/>
+        </w:rPr>
+      </w:pPr>
+      <w:r>
+        <w:rPr>
+          <w:rFonts w:ascii="Times New Roman" w:eastAsia="宋体" w:hAnsi="Times New Roman" w:cs="Times New Roman"/>
+          <w:kern w:val="0"/>
+          <w:sz w:val="24"/>
+          <w:szCs w:val="24"/>
+        </w:rPr>
+        <w:t xml:space="preserve">Park C, Park M, Moon H, et al. </w:t>
+      </w:r>
+      <w:proofErr w:type="spellStart"/>
+      <w:r>
+        <w:rPr>
+          <w:rFonts w:ascii="Times New Roman" w:eastAsia="宋体" w:hAnsi="Times New Roman" w:cs="Times New Roman"/>
+          <w:kern w:val="0"/>
+          <w:sz w:val="24"/>
+          <w:szCs w:val="24"/>
+        </w:rPr>
+        <w:t>DEPrune</w:t>
+      </w:r>
+      <w:proofErr w:type="spellEnd"/>
+      <w:r>
+        <w:rPr>
+          <w:rFonts w:ascii="Times New Roman" w:eastAsia="宋体" w:hAnsi="Times New Roman" w:cs="Times New Roman"/>
+          <w:kern w:val="0"/>
+          <w:sz w:val="24"/>
+          <w:szCs w:val="24"/>
+        </w:rPr>
+        <w:t>: Depth-wise separable convolution pruning for maximizing GPU parallelism[C]. Advances in Neural Information Processing Systems 37, Vancouver, 2024: 106906-106923.</w:t>
+      </w:r>
+    </w:p>
+    <w:p>
+      <w:pPr>
+        <w:numPr>
+          <w:ilvl w:val="0"/>
+          <w:numId w:val="2"/>
+        </w:numPr>
+        <w:autoSpaceDE w:val="0"/>
+        <w:autoSpaceDN w:val="0"/>
+        <w:adjustRightInd w:val="0"/>
+        <w:contextualSpacing/>
+        <w:rPr>
+          <w:rFonts w:ascii="Times New Roman" w:eastAsia="宋体" w:hAnsi="Times New Roman" w:cs="Times New Roman"/>
+          <w:kern w:val="0"/>
+          <w:sz w:val="24"/>
+          <w:szCs w:val="24"/>
+        </w:rPr>
+      </w:pPr>
+      <w:proofErr w:type="spellStart"/>
+      <w:r>
+        <w:rPr>
+          <w:rFonts w:ascii="Times New Roman" w:eastAsia="宋体" w:hAnsi="Times New Roman" w:cs="Times New Roman"/>
+          <w:kern w:val="0"/>
+          <w:sz w:val="24"/>
+          <w:szCs w:val="24"/>
+        </w:rPr>
         <w:t>Krizhevsky</w:t>
       </w:r>
       <w:proofErr w:type="spellEnd"/>
@@ -2359,26 +2429,24 @@
         </w:rPr>
         <w:t xml:space="preserve"> I, Hinton G E. ImageNet classification with deep convolutional neural networks[J]. Communications of the ACM, 2017, 60(6): 84-90.</w:t>
       </w:r>
-      <w:bookmarkEnd w:id="44"/>
-    </w:p>
-    <w:p>
-      <w:pPr>
-        <w:numPr>
-          <w:ilvl w:val="0"/>
-          <w:numId w:val="2"/>
-        </w:numPr>
-        <w:autoSpaceDE w:val="0"/>
-        <w:autoSpaceDN w:val="0"/>
-        <w:adjustRightInd w:val="0"/>
-        <w:contextualSpacing/>
-        <w:rPr>
-          <w:rFonts w:ascii="Times New Roman" w:eastAsia="宋体" w:hAnsi="Times New Roman" w:cs="Times New Roman"/>
-          <w:kern w:val="0"/>
-          <w:sz w:val="24"/>
-          <w:szCs w:val="24"/>
-        </w:rPr>
-      </w:pPr>
-      <w:bookmarkStart w:id="45" w:name="_Ref227802812"/>
+    </w:p>
+    <w:p>
+      <w:pPr>
+        <w:numPr>
+          <w:ilvl w:val="0"/>
+          <w:numId w:val="2"/>
+        </w:numPr>
+        <w:autoSpaceDE w:val="0"/>
+        <w:autoSpaceDN w:val="0"/>
+        <w:adjustRightInd w:val="0"/>
+        <w:contextualSpacing/>
+        <w:rPr>
+          <w:rFonts w:ascii="Times New Roman" w:eastAsia="宋体" w:hAnsi="Times New Roman" w:cs="Times New Roman"/>
+          <w:kern w:val="0"/>
+          <w:sz w:val="24"/>
+          <w:szCs w:val="24"/>
+        </w:rPr>
+      </w:pPr>
       <w:r>
         <w:rPr>
           <w:rFonts w:ascii="Times New Roman" w:eastAsia="宋体" w:hAnsi="Times New Roman" w:cs="Times New Roman"/>
@@ -2428,34 +2496,59 @@
         </w:rPr>
         <w:t xml:space="preserve"> P, et al. Aggregated residual transformations for deep neural networks[C]. Proceedings of the IEEE Conference on Computer Vision and Pattern Recognition, 2017: 5987-5995.</w:t>
       </w:r>
-      <w:bookmarkEnd w:id="45"/>
-    </w:p>
-    <w:p>
-      <w:pPr>
-        <w:numPr>
-          <w:ilvl w:val="0"/>
-          <w:numId w:val="2"/>
-        </w:numPr>
-        <w:autoSpaceDE w:val="0"/>
-        <w:autoSpaceDN w:val="0"/>
-        <w:adjustRightInd w:val="0"/>
-        <w:contextualSpacing/>
-        <w:rPr>
-          <w:rFonts w:ascii="Times New Roman" w:eastAsia="宋体" w:hAnsi="Times New Roman" w:cs="Times New Roman"/>
-          <w:kern w:val="0"/>
-          <w:sz w:val="24"/>
-          <w:szCs w:val="24"/>
-        </w:rPr>
-      </w:pPr>
-      <w:bookmarkStart w:id="46" w:name="_Ref227802819"/>
-      <w:r>
-        <w:rPr>
-          <w:rFonts w:ascii="Times New Roman" w:eastAsia="宋体" w:hAnsi="Times New Roman" w:cs="Times New Roman"/>
-          <w:kern w:val="0"/>
-          <w:sz w:val="24"/>
-          <w:szCs w:val="24"/>
-        </w:rPr>
-        <w:t xml:space="preserve">Howard A G, Zhu M, Chen B, et al. </w:t>
+    </w:p>
+    <w:p>
+      <w:pPr>
+        <w:numPr>
+          <w:ilvl w:val="0"/>
+          <w:numId w:val="2"/>
+        </w:numPr>
+        <w:autoSpaceDE w:val="0"/>
+        <w:autoSpaceDN w:val="0"/>
+        <w:adjustRightInd w:val="0"/>
+        <w:contextualSpacing/>
+        <w:rPr>
+          <w:rFonts w:ascii="Times New Roman" w:eastAsia="宋体" w:hAnsi="Times New Roman" w:cs="Times New Roman"/>
+          <w:kern w:val="0"/>
+          <w:sz w:val="24"/>
+          <w:szCs w:val="24"/>
+        </w:rPr>
+      </w:pPr>
+      <w:r>
+        <w:rPr>
+          <w:rFonts w:ascii="Times New Roman" w:eastAsia="宋体" w:hAnsi="Times New Roman" w:cs="Times New Roman"/>
+          <w:kern w:val="0"/>
+          <w:sz w:val="24"/>
+          <w:szCs w:val="24"/>
+        </w:rPr>
+        <w:t>Howard A, Sandler M, Chu G, et al. Searching for MobileNetV3[C]. Proceedings of the IEEE/CVF International Conference on Computer Vision, 2019: 1310-1320.</w:t>
+      </w:r>
+    </w:p>
+    <w:p>
+      <w:pPr>
+        <w:numPr>
+          <w:ilvl w:val="0"/>
+          <w:numId w:val="2"/>
+        </w:numPr>
+        <w:autoSpaceDE w:val="0"/>
+        <w:autoSpaceDN w:val="0"/>
+        <w:adjustRightInd w:val="0"/>
+        <w:contextualSpacing/>
+        <w:rPr>
+          <w:rFonts w:ascii="Times New Roman" w:eastAsia="宋体" w:hAnsi="Times New Roman" w:cs="Times New Roman"/>
+          <w:kern w:val="0"/>
+          <w:sz w:val="24"/>
+          <w:szCs w:val="24"/>
+        </w:rPr>
+      </w:pPr>
+      <w:r>
+        <w:rPr>
+          <w:rFonts w:ascii="Times New Roman" w:eastAsia="宋体" w:hAnsi="Times New Roman" w:cs="Times New Roman"/>
+          <w:kern w:val="0"/>
+          <w:sz w:val="24"/>
+          <w:szCs w:val="24"/>
+        </w:rPr>
+        <w:t xml:space="preserve">Vaswani A, </w:t>
       </w:r>
       <w:proofErr w:type="spellStart"/>
       <w:r>
@@ -2465,7 +2558,7 @@
           <w:sz w:val="24"/>
           <w:szCs w:val="24"/>
         </w:rPr>
-        <w:t>MobileNets</w:t>
+        <w:t>Shazeer</w:t>
       </w:r>
       <w:proofErr w:type="spellEnd"/>
       <w:r>
@@ -2475,95 +2568,134 @@
           <w:sz w:val="24"/>
           <w:szCs w:val="24"/>
         </w:rPr>
-        <w:t>: Efficient convolutional neural networks for mobile vision applications[EB/OL]. arXiv:1704.04861, 2017.</w:t>
-      </w:r>
-      <w:bookmarkEnd w:id="46"/>
-    </w:p>
-    <w:p>
-      <w:pPr>
-        <w:numPr>
-          <w:ilvl w:val="0"/>
-          <w:numId w:val="2"/>
-        </w:numPr>
-        <w:autoSpaceDE w:val="0"/>
-        <w:autoSpaceDN w:val="0"/>
-        <w:adjustRightInd w:val="0"/>
-        <w:contextualSpacing/>
-        <w:rPr>
-          <w:rFonts w:ascii="Times New Roman" w:eastAsia="宋体" w:hAnsi="Times New Roman" w:cs="Times New Roman"/>
-          <w:kern w:val="0"/>
-          <w:sz w:val="24"/>
-          <w:szCs w:val="24"/>
-        </w:rPr>
-      </w:pPr>
-      <w:bookmarkStart w:id="47" w:name="_Ref227802839"/>
-      <w:r>
-        <w:rPr>
-          <w:rFonts w:ascii="Times New Roman" w:eastAsia="宋体" w:hAnsi="Times New Roman" w:cs="Times New Roman"/>
-          <w:kern w:val="0"/>
-          <w:sz w:val="24"/>
-          <w:szCs w:val="24"/>
-        </w:rPr>
-        <w:t>Sandler M, Howard A, Zhu M, et al. MobileNetV2: Inverted residuals and linear bottlenecks[C]. Proceedings of the IEEE/CVF Conference on Computer Vision and Pattern Recognition, 2018: 4510-4520.</w:t>
-      </w:r>
-      <w:bookmarkEnd w:id="47"/>
-    </w:p>
-    <w:p>
-      <w:pPr>
-        <w:numPr>
-          <w:ilvl w:val="0"/>
-          <w:numId w:val="2"/>
-        </w:numPr>
-        <w:autoSpaceDE w:val="0"/>
-        <w:autoSpaceDN w:val="0"/>
-        <w:adjustRightInd w:val="0"/>
-        <w:contextualSpacing/>
-        <w:rPr>
-          <w:rFonts w:ascii="Times New Roman" w:eastAsia="宋体" w:hAnsi="Times New Roman" w:cs="Times New Roman"/>
-          <w:kern w:val="0"/>
-          <w:sz w:val="24"/>
-          <w:szCs w:val="24"/>
-        </w:rPr>
-      </w:pPr>
-      <w:bookmarkStart w:id="48" w:name="_Ref227802845"/>
-      <w:r>
-        <w:rPr>
-          <w:rFonts w:ascii="Times New Roman" w:eastAsia="宋体" w:hAnsi="Times New Roman" w:cs="Times New Roman"/>
-          <w:kern w:val="0"/>
-          <w:sz w:val="24"/>
-          <w:szCs w:val="24"/>
-        </w:rPr>
-        <w:t>Howard A, Sandler M, Chu G, et al. Searching for MobileNetV3[C]. Proceedings of the IEEE/CVF International Conference on Computer Vision, 2019: 1310-1320.</w:t>
-      </w:r>
-      <w:bookmarkEnd w:id="48"/>
-    </w:p>
-    <w:p>
-      <w:pPr>
-        <w:numPr>
-          <w:ilvl w:val="0"/>
-          <w:numId w:val="2"/>
-        </w:numPr>
-        <w:autoSpaceDE w:val="0"/>
-        <w:autoSpaceDN w:val="0"/>
-        <w:adjustRightInd w:val="0"/>
-        <w:contextualSpacing/>
-        <w:rPr>
-          <w:rFonts w:ascii="Times New Roman" w:eastAsia="宋体" w:hAnsi="Times New Roman" w:cs="Times New Roman"/>
-          <w:kern w:val="0"/>
-          <w:sz w:val="24"/>
-          <w:szCs w:val="24"/>
-        </w:rPr>
-      </w:pPr>
-      <w:bookmarkStart w:id="49" w:name="_Ref227802881"/>
-      <w:r>
-        <w:rPr>
-          <w:rFonts w:ascii="Times New Roman" w:eastAsia="宋体" w:hAnsi="Times New Roman" w:cs="Times New Roman"/>
-          <w:kern w:val="0"/>
-          <w:sz w:val="24"/>
-          <w:szCs w:val="24"/>
-        </w:rPr>
-        <w:t xml:space="preserve">Vaswani A, </w:t>
-      </w:r>
+        <w:t xml:space="preserve"> N, Parmar N, et al. Attention is all you need[C]. Advances in Neural Information Processing Systems 30, 2017: 5998-6008.</w:t>
+      </w:r>
+    </w:p>
+    <w:p>
+      <w:pPr>
+        <w:numPr>
+          <w:ilvl w:val="0"/>
+          <w:numId w:val="2"/>
+        </w:numPr>
+        <w:autoSpaceDE w:val="0"/>
+        <w:autoSpaceDN w:val="0"/>
+        <w:adjustRightInd w:val="0"/>
+        <w:contextualSpacing/>
+        <w:rPr>
+          <w:rFonts w:ascii="Times New Roman" w:eastAsia="宋体" w:hAnsi="Times New Roman" w:cs="Times New Roman"/>
+          <w:kern w:val="0"/>
+          <w:sz w:val="24"/>
+          <w:szCs w:val="24"/>
+        </w:rPr>
+      </w:pPr>
+      <w:r>
+        <w:rPr>
+          <w:rFonts w:ascii="Times New Roman" w:eastAsia="宋体" w:hAnsi="Times New Roman" w:cs="Times New Roman"/>
+          <w:kern w:val="0"/>
+          <w:sz w:val="24"/>
+          <w:szCs w:val="24"/>
+        </w:rPr>
+        <w:t>Zeng H, Song X, Jiang S. Goal-oriented dynamic weight optimization for multi-object navigation[J]. IEEE Transactions on Pattern Analysis and Machine Intelligence, 2026.</w:t>
+      </w:r>
+    </w:p>
+    <w:p>
+      <w:pPr>
+        <w:numPr>
+          <w:ilvl w:val="0"/>
+          <w:numId w:val="2"/>
+        </w:numPr>
+        <w:autoSpaceDE w:val="0"/>
+        <w:autoSpaceDN w:val="0"/>
+        <w:adjustRightInd w:val="0"/>
+        <w:contextualSpacing/>
+        <w:rPr>
+          <w:rFonts w:ascii="Times New Roman" w:eastAsia="宋体" w:hAnsi="Times New Roman" w:cs="Times New Roman"/>
+          <w:kern w:val="0"/>
+          <w:sz w:val="24"/>
+          <w:szCs w:val="24"/>
+        </w:rPr>
+      </w:pPr>
+      <w:r>
+        <w:rPr>
+          <w:rFonts w:ascii="Times New Roman" w:eastAsia="宋体" w:hAnsi="Times New Roman" w:cs="Times New Roman"/>
+          <w:kern w:val="0"/>
+          <w:sz w:val="24"/>
+          <w:szCs w:val="24"/>
+        </w:rPr>
+        <w:t>Everingham M, Eslami S M A, Van Gool L, et al. The Pascal visual object classes challenge: A retrospective[J]. International Journal of Computer Vision, 2015, 111: 98-136.</w:t>
+      </w:r>
+    </w:p>
+    <w:p>
+      <w:pPr>
+        <w:numPr>
+          <w:ilvl w:val="0"/>
+          <w:numId w:val="2"/>
+        </w:numPr>
+        <w:autoSpaceDE w:val="0"/>
+        <w:autoSpaceDN w:val="0"/>
+        <w:adjustRightInd w:val="0"/>
+        <w:contextualSpacing/>
+        <w:rPr>
+          <w:rFonts w:ascii="Times New Roman" w:eastAsia="宋体" w:hAnsi="Times New Roman" w:cs="Times New Roman"/>
+          <w:kern w:val="0"/>
+          <w:sz w:val="24"/>
+          <w:szCs w:val="24"/>
+        </w:rPr>
+      </w:pPr>
+      <w:r>
+        <w:rPr>
+          <w:rFonts w:ascii="Times New Roman" w:eastAsia="宋体" w:hAnsi="Times New Roman" w:cs="Times New Roman"/>
+          <w:kern w:val="0"/>
+          <w:sz w:val="24"/>
+          <w:szCs w:val="24"/>
+        </w:rPr>
+        <w:t>Lin T Y, Maire M, Belongie S, et al. Microsoft COCO: Common objects in context[C]. Computer Vision – ECCV 2014: 13th European Conference, Zurich, Switzerland, September 6-12, 2014, Proceedings, Part V, Springer International Publishing, 2014: 740-755.</w:t>
+      </w:r>
+    </w:p>
+    <w:p>
+      <w:pPr>
+        <w:numPr>
+          <w:ilvl w:val="0"/>
+          <w:numId w:val="2"/>
+        </w:numPr>
+        <w:autoSpaceDE w:val="0"/>
+        <w:autoSpaceDN w:val="0"/>
+        <w:adjustRightInd w:val="0"/>
+        <w:contextualSpacing/>
+        <w:rPr>
+          <w:rFonts w:ascii="Times New Roman" w:eastAsia="宋体" w:hAnsi="Times New Roman" w:cs="Times New Roman"/>
+          <w:kern w:val="0"/>
+          <w:sz w:val="24"/>
+          <w:szCs w:val="24"/>
+        </w:rPr>
+      </w:pPr>
+      <w:r>
+        <w:rPr>
+          <w:rFonts w:ascii="Times New Roman" w:eastAsia="宋体" w:hAnsi="Times New Roman" w:cs="Times New Roman"/>
+          <w:kern w:val="0"/>
+          <w:sz w:val="24"/>
+          <w:szCs w:val="24"/>
+        </w:rPr>
+        <w:t>Zhou B, Zhao H, Puig X, et al. Scene parsing through ADE20K dataset[C]. Proceedings of the IEEE Conference on Computer Vision and Pattern Recognition (CVPR), 2017: 633-641.</w:t>
+      </w:r>
+    </w:p>
+    <w:p>
+      <w:pPr>
+        <w:numPr>
+          <w:ilvl w:val="0"/>
+          <w:numId w:val="2"/>
+        </w:numPr>
+        <w:autoSpaceDE w:val="0"/>
+        <w:autoSpaceDN w:val="0"/>
+        <w:adjustRightInd w:val="0"/>
+        <w:contextualSpacing/>
+        <w:rPr>
+          <w:rFonts w:ascii="Times New Roman" w:eastAsia="宋体" w:hAnsi="Times New Roman" w:cs="Times New Roman"/>
+          <w:kern w:val="0"/>
+          <w:sz w:val="24"/>
+          <w:szCs w:val="24"/>
+        </w:rPr>
+      </w:pPr>
       <w:proofErr w:type="spellStart"/>
       <w:r>
         <w:rPr>
@@ -2572,7 +2704,7 @@
           <w:sz w:val="24"/>
           <w:szCs w:val="24"/>
         </w:rPr>
-        <w:t>Shazeer</w:t>
+        <w:t>Brostow</w:t>
       </w:r>
       <w:proofErr w:type="spellEnd"/>
       <w:r>
@@ -2582,115 +2714,8 @@
           <w:sz w:val="24"/>
           <w:szCs w:val="24"/>
         </w:rPr>
-        <w:t xml:space="preserve"> N, Parmar N, et al. Attention is all you need[C]. Advances in Neural Information Processing Systems 30, 2017: 5998-6008.</w:t>
-      </w:r>
-      <w:bookmarkEnd w:id="49"/>
-    </w:p>
-    <w:p>
-      <w:pPr>
-        <w:numPr>
-          <w:ilvl w:val="0"/>
-          <w:numId w:val="2"/>
-        </w:numPr>
-        <w:autoSpaceDE w:val="0"/>
-        <w:autoSpaceDN w:val="0"/>
-        <w:adjustRightInd w:val="0"/>
-        <w:contextualSpacing/>
-        <w:rPr>
-          <w:rFonts w:ascii="Times New Roman" w:eastAsia="宋体" w:hAnsi="Times New Roman" w:cs="Times New Roman"/>
-          <w:kern w:val="0"/>
-          <w:sz w:val="24"/>
-          <w:szCs w:val="24"/>
-        </w:rPr>
-      </w:pPr>
-      <w:bookmarkStart w:id="50" w:name="_Ref227802912"/>
-      <w:r>
-        <w:rPr>
-          <w:rFonts w:ascii="Times New Roman" w:eastAsia="宋体" w:hAnsi="Times New Roman" w:cs="Times New Roman"/>
-          <w:kern w:val="0"/>
-          <w:sz w:val="24"/>
-          <w:szCs w:val="24"/>
-        </w:rPr>
-        <w:t>Everingham M, Eslami S M A, Van Gool L, et al. The Pascal visual object classes challenge: A retrospective[J]. International Journal of Computer Vision, 2015, 111: 98-136.</w:t>
-      </w:r>
-      <w:bookmarkEnd w:id="50"/>
-    </w:p>
-    <w:p>
-      <w:pPr>
-        <w:numPr>
-          <w:ilvl w:val="0"/>
-          <w:numId w:val="2"/>
-        </w:numPr>
-        <w:autoSpaceDE w:val="0"/>
-        <w:autoSpaceDN w:val="0"/>
-        <w:adjustRightInd w:val="0"/>
-        <w:contextualSpacing/>
-        <w:rPr>
-          <w:rFonts w:ascii="Times New Roman" w:eastAsia="宋体" w:hAnsi="Times New Roman" w:cs="Times New Roman"/>
-          <w:kern w:val="0"/>
-          <w:sz w:val="24"/>
-          <w:szCs w:val="24"/>
-        </w:rPr>
-      </w:pPr>
-      <w:bookmarkStart w:id="51" w:name="_Ref227802920"/>
-      <w:r>
-        <w:rPr>
-          <w:rFonts w:ascii="Times New Roman" w:eastAsia="宋体" w:hAnsi="Times New Roman" w:cs="Times New Roman"/>
-          <w:kern w:val="0"/>
-          <w:sz w:val="24"/>
-          <w:szCs w:val="24"/>
-        </w:rPr>
-        <w:t>Lin T Y, Maire M, Belongie S, et al. Microsoft COCO: Common objects in context[C]. Computer Vision – ECCV 2014: 13th European Conference, Zurich, Switzerland, September 6-12, 2014, Proceedings, Part V, Springer International Publishing, 2014: 740-755.</w:t>
-      </w:r>
-      <w:bookmarkEnd w:id="51"/>
-    </w:p>
-    <w:p>
-      <w:pPr>
-        <w:numPr>
-          <w:ilvl w:val="0"/>
-          <w:numId w:val="2"/>
-        </w:numPr>
-        <w:autoSpaceDE w:val="0"/>
-        <w:autoSpaceDN w:val="0"/>
-        <w:adjustRightInd w:val="0"/>
-        <w:contextualSpacing/>
-        <w:rPr>
-          <w:rFonts w:ascii="Times New Roman" w:eastAsia="宋体" w:hAnsi="Times New Roman" w:cs="Times New Roman"/>
-          <w:kern w:val="0"/>
-          <w:sz w:val="24"/>
-          <w:szCs w:val="24"/>
-        </w:rPr>
-      </w:pPr>
-      <w:bookmarkStart w:id="52" w:name="_Ref227803126"/>
-      <w:r>
-        <w:rPr>
-          <w:rFonts w:ascii="Times New Roman" w:eastAsia="宋体" w:hAnsi="Times New Roman" w:cs="Times New Roman"/>
-          <w:kern w:val="0"/>
-          <w:sz w:val="24"/>
-          <w:szCs w:val="24"/>
-        </w:rPr>
-        <w:t>Zhou B, Zhao H, Puig X, et al. Scene parsing through ADE20K dataset[C]. Proceedings of the IEEE Conference on Computer Vision and Pattern Recognition (CVPR), 2017: 633-641.</w:t>
-      </w:r>
-      <w:bookmarkEnd w:id="52"/>
-    </w:p>
-    <w:p>
-      <w:pPr>
-        <w:numPr>
-          <w:ilvl w:val="0"/>
-          <w:numId w:val="2"/>
-        </w:numPr>
-        <w:autoSpaceDE w:val="0"/>
-        <w:autoSpaceDN w:val="0"/>
-        <w:adjustRightInd w:val="0"/>
-        <w:contextualSpacing/>
-        <w:rPr>
-          <w:rFonts w:ascii="Times New Roman" w:eastAsia="宋体" w:hAnsi="Times New Roman" w:cs="Times New Roman"/>
-          <w:kern w:val="0"/>
-          <w:sz w:val="24"/>
-          <w:szCs w:val="24"/>
-        </w:rPr>
-      </w:pPr>
-      <w:bookmarkStart w:id="53" w:name="_Ref227803132"/>
+        <w:t xml:space="preserve"> G J, Shotton J, </w:t>
+      </w:r>
       <w:proofErr w:type="spellStart"/>
       <w:r>
         <w:rPr>
@@ -2699,7 +2724,7 @@
           <w:sz w:val="24"/>
           <w:szCs w:val="24"/>
         </w:rPr>
-        <w:t>Brostow</w:t>
+        <w:t>Fauqueur</w:t>
       </w:r>
       <w:proofErr w:type="spellEnd"/>
       <w:r>
@@ -2709,7 +2734,61 @@
           <w:sz w:val="24"/>
           <w:szCs w:val="24"/>
         </w:rPr>
-        <w:t xml:space="preserve"> G J, Shotton J, </w:t>
+        <w:t xml:space="preserve"> J, et al. Segmentation and recognition using structure from motion point clouds[C]. Proceedings of the European Conference on Computer Vision, 2008: 44-57.</w:t>
+      </w:r>
+    </w:p>
+    <w:p>
+      <w:pPr>
+        <w:numPr>
+          <w:ilvl w:val="0"/>
+          <w:numId w:val="2"/>
+        </w:numPr>
+        <w:autoSpaceDE w:val="0"/>
+        <w:autoSpaceDN w:val="0"/>
+        <w:adjustRightInd w:val="0"/>
+        <w:contextualSpacing/>
+        <w:rPr>
+          <w:rFonts w:ascii="Times New Roman" w:eastAsia="宋体" w:hAnsi="Times New Roman" w:cs="Times New Roman"/>
+          <w:kern w:val="0"/>
+          <w:sz w:val="24"/>
+          <w:szCs w:val="24"/>
+        </w:rPr>
+      </w:pPr>
+      <w:r>
+        <w:rPr>
+          <w:rFonts w:ascii="Times New Roman" w:eastAsia="宋体" w:hAnsi="Times New Roman" w:cs="Times New Roman"/>
+          <w:kern w:val="0"/>
+          <w:sz w:val="24"/>
+          <w:szCs w:val="24"/>
+        </w:rPr>
+        <w:t>Cordts M, Omran M, Ramos S, et al. The Cityscapes dataset for semantic urban scene understanding[C]. Proceedings of the IEEE Conference on Computer Vision and Pattern Recognition, 2016: 3213-3223.</w:t>
+      </w:r>
+    </w:p>
+    <w:p>
+      <w:pPr>
+        <w:numPr>
+          <w:ilvl w:val="0"/>
+          <w:numId w:val="2"/>
+        </w:numPr>
+        <w:autoSpaceDE w:val="0"/>
+        <w:autoSpaceDN w:val="0"/>
+        <w:adjustRightInd w:val="0"/>
+        <w:contextualSpacing/>
+        <w:rPr>
+          <w:rFonts w:ascii="Times New Roman" w:eastAsia="宋体" w:hAnsi="Times New Roman" w:cs="Times New Roman"/>
+          <w:kern w:val="0"/>
+          <w:sz w:val="24"/>
+          <w:szCs w:val="24"/>
+        </w:rPr>
+      </w:pPr>
+      <w:r>
+        <w:rPr>
+          <w:rFonts w:ascii="Times New Roman" w:eastAsia="宋体" w:hAnsi="Times New Roman" w:cs="Times New Roman"/>
+          <w:kern w:val="0"/>
+          <w:sz w:val="24"/>
+          <w:szCs w:val="24"/>
+        </w:rPr>
+        <w:t xml:space="preserve">Yu C, Gao C, Wang J, et al. </w:t>
       </w:r>
       <w:proofErr w:type="spellStart"/>
       <w:r>
@@ -2719,7 +2798,7 @@
           <w:sz w:val="24"/>
           <w:szCs w:val="24"/>
         </w:rPr>
-        <w:t>Fauqueur</w:t>
+        <w:t>BiSeNet</w:t>
       </w:r>
       <w:proofErr w:type="spellEnd"/>
       <w:r>
@@ -2729,65 +2808,34 @@
           <w:sz w:val="24"/>
           <w:szCs w:val="24"/>
         </w:rPr>
-        <w:t xml:space="preserve"> J, et al. Segmentation and recognition using structure from motion point clouds[C]. Proceedings of the European Conference on Computer Vision, 2008: 44-57.</w:t>
-      </w:r>
-      <w:bookmarkEnd w:id="53"/>
-    </w:p>
-    <w:p>
-      <w:pPr>
-        <w:numPr>
-          <w:ilvl w:val="0"/>
-          <w:numId w:val="2"/>
-        </w:numPr>
-        <w:autoSpaceDE w:val="0"/>
-        <w:autoSpaceDN w:val="0"/>
-        <w:adjustRightInd w:val="0"/>
-        <w:contextualSpacing/>
-        <w:rPr>
-          <w:rFonts w:ascii="Times New Roman" w:eastAsia="宋体" w:hAnsi="Times New Roman" w:cs="Times New Roman"/>
-          <w:kern w:val="0"/>
-          <w:sz w:val="24"/>
-          <w:szCs w:val="24"/>
-        </w:rPr>
-      </w:pPr>
-      <w:bookmarkStart w:id="54" w:name="_Ref227803135"/>
-      <w:r>
-        <w:rPr>
-          <w:rFonts w:ascii="Times New Roman" w:eastAsia="宋体" w:hAnsi="Times New Roman" w:cs="Times New Roman"/>
-          <w:kern w:val="0"/>
-          <w:sz w:val="24"/>
-          <w:szCs w:val="24"/>
-        </w:rPr>
-        <w:t>Cordts M, Omran M, Ramos S, et al. The Cityscapes dataset for semantic urban scene understanding[C]. Proceedings of the IEEE Conference on Computer Vision and Pattern Recognition, 2016: 3213-3223.</w:t>
-      </w:r>
-      <w:bookmarkEnd w:id="54"/>
-    </w:p>
-    <w:p>
-      <w:pPr>
-        <w:numPr>
-          <w:ilvl w:val="0"/>
-          <w:numId w:val="2"/>
-        </w:numPr>
-        <w:autoSpaceDE w:val="0"/>
-        <w:autoSpaceDN w:val="0"/>
-        <w:adjustRightInd w:val="0"/>
-        <w:contextualSpacing/>
-        <w:rPr>
-          <w:rFonts w:ascii="Times New Roman" w:eastAsia="宋体" w:hAnsi="Times New Roman" w:cs="Times New Roman"/>
-          <w:kern w:val="0"/>
-          <w:sz w:val="24"/>
-          <w:szCs w:val="24"/>
-        </w:rPr>
-      </w:pPr>
-      <w:bookmarkStart w:id="55" w:name="_Ref227803156"/>
-      <w:r>
-        <w:rPr>
-          <w:rFonts w:ascii="Times New Roman" w:eastAsia="宋体" w:hAnsi="Times New Roman" w:cs="Times New Roman"/>
-          <w:kern w:val="0"/>
-          <w:sz w:val="24"/>
-          <w:szCs w:val="24"/>
-        </w:rPr>
-        <w:t xml:space="preserve">Yu C, Gao C, Wang J, et al. </w:t>
+        <w:t xml:space="preserve"> V2: Bilateral network with guided aggregation for real-time semantic segmentation[J]. International Journal of Computer Vision, 2021, 129: 3051-3068.</w:t>
+      </w:r>
+    </w:p>
+    <w:p>
+      <w:pPr>
+        <w:numPr>
+          <w:ilvl w:val="0"/>
+          <w:numId w:val="2"/>
+        </w:numPr>
+        <w:autoSpaceDE w:val="0"/>
+        <w:autoSpaceDN w:val="0"/>
+        <w:adjustRightInd w:val="0"/>
+        <w:contextualSpacing/>
+        <w:rPr>
+          <w:rFonts w:ascii="Times New Roman" w:eastAsia="宋体" w:hAnsi="Times New Roman" w:cs="Times New Roman"/>
+          <w:kern w:val="0"/>
+          <w:sz w:val="24"/>
+          <w:szCs w:val="24"/>
+        </w:rPr>
+      </w:pPr>
+      <w:r>
+        <w:rPr>
+          <w:rFonts w:ascii="Times New Roman" w:eastAsia="宋体" w:hAnsi="Times New Roman" w:cs="Times New Roman"/>
+          <w:kern w:val="0"/>
+          <w:sz w:val="24"/>
+          <w:szCs w:val="24"/>
+        </w:rPr>
+        <w:t xml:space="preserve">Zhang Z, Chen G, Wang X, et al. </w:t>
       </w:r>
       <w:proofErr w:type="spellStart"/>
       <w:r>
@@ -2797,6 +2845,1018 @@
           <w:sz w:val="24"/>
           <w:szCs w:val="24"/>
         </w:rPr>
+        <w:t>DDRNet</w:t>
+      </w:r>
+      <w:proofErr w:type="spellEnd"/>
+      <w:r>
+        <w:rPr>
+          <w:rFonts w:ascii="Times New Roman" w:eastAsia="宋体" w:hAnsi="Times New Roman" w:cs="Times New Roman"/>
+          <w:kern w:val="0"/>
+          <w:sz w:val="24"/>
+          <w:szCs w:val="24"/>
+        </w:rPr>
+        <w:t>: Fast point cloud registration network for large-scale scenes[J]. ISPRS Journal of Photogrammetry and Remote Sensing, 2021, 175: 184-198.</w:t>
+      </w:r>
+    </w:p>
+    <w:p>
+      <w:pPr>
+        <w:numPr>
+          <w:ilvl w:val="0"/>
+          <w:numId w:val="2"/>
+        </w:numPr>
+        <w:autoSpaceDE w:val="0"/>
+        <w:autoSpaceDN w:val="0"/>
+        <w:adjustRightInd w:val="0"/>
+        <w:contextualSpacing/>
+        <w:rPr>
+          <w:rFonts w:ascii="Times New Roman" w:eastAsia="宋体" w:hAnsi="Times New Roman" w:cs="Times New Roman"/>
+          <w:kern w:val="0"/>
+          <w:sz w:val="24"/>
+          <w:szCs w:val="24"/>
+        </w:rPr>
+      </w:pPr>
+      <w:r>
+        <w:rPr>
+          <w:rFonts w:ascii="Times New Roman" w:eastAsia="宋体" w:hAnsi="Times New Roman" w:cs="Times New Roman"/>
+          <w:kern w:val="0"/>
+          <w:sz w:val="24"/>
+          <w:szCs w:val="24"/>
+        </w:rPr>
+        <w:t xml:space="preserve">Xie E, Wang W, Yu Z, et al. </w:t>
+      </w:r>
+      <w:proofErr w:type="spellStart"/>
+      <w:r>
+        <w:rPr>
+          <w:rFonts w:ascii="Times New Roman" w:eastAsia="宋体" w:hAnsi="Times New Roman" w:cs="Times New Roman"/>
+          <w:kern w:val="0"/>
+          <w:sz w:val="24"/>
+          <w:szCs w:val="24"/>
+        </w:rPr>
+        <w:t>SegFormer</w:t>
+      </w:r>
+      <w:proofErr w:type="spellEnd"/>
+      <w:r>
+        <w:rPr>
+          <w:rFonts w:ascii="Times New Roman" w:eastAsia="宋体" w:hAnsi="Times New Roman" w:cs="Times New Roman"/>
+          <w:kern w:val="0"/>
+          <w:sz w:val="24"/>
+          <w:szCs w:val="24"/>
+        </w:rPr>
+        <w:t>: Simple and efficient design for semantic segmentation with transformers[C]. Advances in Neural Information Processing Systems 34, 2021: 12077-12090.</w:t>
+      </w:r>
+    </w:p>
+    <w:p>
+      <w:pPr>
+        <w:numPr>
+          <w:ilvl w:val="0"/>
+          <w:numId w:val="2"/>
+        </w:numPr>
+        <w:autoSpaceDE w:val="0"/>
+        <w:autoSpaceDN w:val="0"/>
+        <w:adjustRightInd w:val="0"/>
+        <w:contextualSpacing/>
+        <w:rPr>
+          <w:rFonts w:ascii="Times New Roman" w:eastAsia="宋体" w:hAnsi="Times New Roman" w:cs="Times New Roman"/>
+          <w:kern w:val="0"/>
+          <w:sz w:val="24"/>
+          <w:szCs w:val="24"/>
+        </w:rPr>
+      </w:pPr>
+      <w:r>
+        <w:rPr>
+          <w:rFonts w:ascii="Times New Roman" w:eastAsia="宋体" w:hAnsi="Times New Roman" w:cs="Times New Roman"/>
+          <w:kern w:val="0"/>
+          <w:sz w:val="24"/>
+          <w:szCs w:val="24"/>
+        </w:rPr>
+        <w:t xml:space="preserve">Guo M H, Lu C Z, Hou Q, et al. </w:t>
+      </w:r>
+      <w:proofErr w:type="spellStart"/>
+      <w:r>
+        <w:rPr>
+          <w:rFonts w:ascii="Times New Roman" w:eastAsia="宋体" w:hAnsi="Times New Roman" w:cs="Times New Roman"/>
+          <w:kern w:val="0"/>
+          <w:sz w:val="24"/>
+          <w:szCs w:val="24"/>
+        </w:rPr>
+        <w:t>SegNeXt</w:t>
+      </w:r>
+      <w:proofErr w:type="spellEnd"/>
+      <w:r>
+        <w:rPr>
+          <w:rFonts w:ascii="Times New Roman" w:eastAsia="宋体" w:hAnsi="Times New Roman" w:cs="Times New Roman"/>
+          <w:kern w:val="0"/>
+          <w:sz w:val="24"/>
+          <w:szCs w:val="24"/>
+        </w:rPr>
+        <w:t>: Rethinking convolutional attention design for semantic segmentation[C]. Advances in Neural Information Processing Systems 35, 2022: 1140-1156.</w:t>
+      </w:r>
+    </w:p>
+    <w:p>
+      <w:pPr>
+        <w:numPr>
+          <w:ilvl w:val="0"/>
+          <w:numId w:val="2"/>
+        </w:numPr>
+        <w:autoSpaceDE w:val="0"/>
+        <w:autoSpaceDN w:val="0"/>
+        <w:adjustRightInd w:val="0"/>
+        <w:contextualSpacing/>
+        <w:rPr>
+          <w:rFonts w:ascii="Times New Roman" w:eastAsia="宋体" w:hAnsi="Times New Roman" w:cs="Times New Roman"/>
+          <w:kern w:val="0"/>
+          <w:sz w:val="24"/>
+          <w:szCs w:val="24"/>
+        </w:rPr>
+      </w:pPr>
+      <w:r>
+        <w:rPr>
+          <w:rFonts w:ascii="Times New Roman" w:eastAsia="宋体" w:hAnsi="Times New Roman" w:cs="Times New Roman"/>
+          <w:kern w:val="0"/>
+          <w:sz w:val="24"/>
+          <w:szCs w:val="24"/>
+        </w:rPr>
+        <w:lastRenderedPageBreak/>
+        <w:t>Gu A, Dao T. Mamba: Linear-time sequence modeling with selective state spaces[EB/OL]. arXiv:2312.00752, 2023.</w:t>
+      </w:r>
+    </w:p>
+    <w:p>
+      <w:pPr>
+        <w:numPr>
+          <w:ilvl w:val="0"/>
+          <w:numId w:val="2"/>
+        </w:numPr>
+        <w:autoSpaceDE w:val="0"/>
+        <w:autoSpaceDN w:val="0"/>
+        <w:adjustRightInd w:val="0"/>
+        <w:contextualSpacing/>
+        <w:rPr>
+          <w:rFonts w:ascii="Times New Roman" w:eastAsia="宋体" w:hAnsi="Times New Roman" w:cs="Times New Roman"/>
+          <w:kern w:val="0"/>
+          <w:sz w:val="24"/>
+          <w:szCs w:val="24"/>
+        </w:rPr>
+      </w:pPr>
+      <w:r>
+        <w:rPr>
+          <w:rFonts w:ascii="Times New Roman" w:eastAsia="宋体" w:hAnsi="Times New Roman" w:cs="Times New Roman"/>
+          <w:kern w:val="0"/>
+          <w:sz w:val="24"/>
+          <w:szCs w:val="24"/>
+        </w:rPr>
+        <w:t>Liu Z, Lin Y, Cao Y, et al. Swin transformer: Hierarchical vision transformer using shifted windows[C]. Proceedings of the IEEE/CVF International Conference on Computer Vision, 2021: 10012-10022.</w:t>
+      </w:r>
+    </w:p>
+    <w:p>
+      <w:pPr>
+        <w:numPr>
+          <w:ilvl w:val="0"/>
+          <w:numId w:val="2"/>
+        </w:numPr>
+        <w:autoSpaceDE w:val="0"/>
+        <w:autoSpaceDN w:val="0"/>
+        <w:adjustRightInd w:val="0"/>
+        <w:contextualSpacing/>
+        <w:rPr>
+          <w:rFonts w:ascii="Times New Roman" w:eastAsia="宋体" w:hAnsi="Times New Roman" w:cs="Times New Roman"/>
+          <w:kern w:val="0"/>
+          <w:sz w:val="24"/>
+          <w:szCs w:val="24"/>
+        </w:rPr>
+      </w:pPr>
+      <w:r>
+        <w:rPr>
+          <w:rFonts w:ascii="Times New Roman" w:eastAsia="宋体" w:hAnsi="Times New Roman" w:cs="Times New Roman"/>
+          <w:kern w:val="0"/>
+          <w:sz w:val="24"/>
+          <w:szCs w:val="24"/>
+        </w:rPr>
+        <w:t xml:space="preserve">Romera E, Alvarez J M, </w:t>
+      </w:r>
+      <w:proofErr w:type="spellStart"/>
+      <w:r>
+        <w:rPr>
+          <w:rFonts w:ascii="Times New Roman" w:eastAsia="宋体" w:hAnsi="Times New Roman" w:cs="Times New Roman"/>
+          <w:kern w:val="0"/>
+          <w:sz w:val="24"/>
+          <w:szCs w:val="24"/>
+        </w:rPr>
+        <w:t>Bergasa</w:t>
+      </w:r>
+      <w:proofErr w:type="spellEnd"/>
+      <w:r>
+        <w:rPr>
+          <w:rFonts w:ascii="Times New Roman" w:eastAsia="宋体" w:hAnsi="Times New Roman" w:cs="Times New Roman"/>
+          <w:kern w:val="0"/>
+          <w:sz w:val="24"/>
+          <w:szCs w:val="24"/>
+        </w:rPr>
+        <w:t xml:space="preserve"> L M, et al. </w:t>
+      </w:r>
+      <w:proofErr w:type="spellStart"/>
+      <w:r>
+        <w:rPr>
+          <w:rFonts w:ascii="Times New Roman" w:eastAsia="宋体" w:hAnsi="Times New Roman" w:cs="Times New Roman"/>
+          <w:kern w:val="0"/>
+          <w:sz w:val="24"/>
+          <w:szCs w:val="24"/>
+        </w:rPr>
+        <w:t>ERFNet</w:t>
+      </w:r>
+      <w:proofErr w:type="spellEnd"/>
+      <w:r>
+        <w:rPr>
+          <w:rFonts w:ascii="Times New Roman" w:eastAsia="宋体" w:hAnsi="Times New Roman" w:cs="Times New Roman"/>
+          <w:kern w:val="0"/>
+          <w:sz w:val="24"/>
+          <w:szCs w:val="24"/>
+        </w:rPr>
+        <w:t xml:space="preserve">: Efficient residual factorized </w:t>
+      </w:r>
+      <w:proofErr w:type="spellStart"/>
+      <w:r>
+        <w:rPr>
+          <w:rFonts w:ascii="Times New Roman" w:eastAsia="宋体" w:hAnsi="Times New Roman" w:cs="Times New Roman"/>
+          <w:kern w:val="0"/>
+          <w:sz w:val="24"/>
+          <w:szCs w:val="24"/>
+        </w:rPr>
+        <w:t>ConvNet</w:t>
+      </w:r>
+      <w:proofErr w:type="spellEnd"/>
+      <w:r>
+        <w:rPr>
+          <w:rFonts w:ascii="Times New Roman" w:eastAsia="宋体" w:hAnsi="Times New Roman" w:cs="Times New Roman"/>
+          <w:kern w:val="0"/>
+          <w:sz w:val="24"/>
+          <w:szCs w:val="24"/>
+        </w:rPr>
+        <w:t xml:space="preserve"> for real-time semantic segmentation[J]. IEEE Transactions on Intelligent Transportation Systems, 2017, 19(1): 263-272.</w:t>
+      </w:r>
+    </w:p>
+    <w:p>
+      <w:pPr>
+        <w:numPr>
+          <w:ilvl w:val="0"/>
+          <w:numId w:val="2"/>
+        </w:numPr>
+        <w:autoSpaceDE w:val="0"/>
+        <w:autoSpaceDN w:val="0"/>
+        <w:adjustRightInd w:val="0"/>
+        <w:contextualSpacing/>
+        <w:rPr>
+          <w:rFonts w:ascii="Times New Roman" w:eastAsia="宋体" w:hAnsi="Times New Roman" w:cs="Times New Roman"/>
+          <w:kern w:val="0"/>
+          <w:sz w:val="24"/>
+          <w:szCs w:val="24"/>
+        </w:rPr>
+      </w:pPr>
+      <w:r>
+        <w:rPr>
+          <w:rFonts w:ascii="Times New Roman" w:eastAsia="宋体" w:hAnsi="Times New Roman" w:cs="Times New Roman"/>
+          <w:kern w:val="0"/>
+          <w:sz w:val="24"/>
+          <w:szCs w:val="24"/>
+        </w:rPr>
+        <w:t xml:space="preserve">Mehta S, </w:t>
+      </w:r>
+      <w:proofErr w:type="spellStart"/>
+      <w:r>
+        <w:rPr>
+          <w:rFonts w:ascii="Times New Roman" w:eastAsia="宋体" w:hAnsi="Times New Roman" w:cs="Times New Roman"/>
+          <w:kern w:val="0"/>
+          <w:sz w:val="24"/>
+          <w:szCs w:val="24"/>
+        </w:rPr>
+        <w:t>Rastegari</w:t>
+      </w:r>
+      <w:proofErr w:type="spellEnd"/>
+      <w:r>
+        <w:rPr>
+          <w:rFonts w:ascii="Times New Roman" w:eastAsia="宋体" w:hAnsi="Times New Roman" w:cs="Times New Roman"/>
+          <w:kern w:val="0"/>
+          <w:sz w:val="24"/>
+          <w:szCs w:val="24"/>
+        </w:rPr>
+        <w:t xml:space="preserve"> M, Shapiro L, et al. ESPNetv2: A light-weight, power efficient, and general purpose convolutional neural network[C]. Proceedings of the IEEE/CVF Conference on Computer Vision and Pattern Recognition, 2019: 9190-9200.</w:t>
+      </w:r>
+    </w:p>
+    <w:p>
+      <w:pPr>
+        <w:numPr>
+          <w:ilvl w:val="0"/>
+          <w:numId w:val="2"/>
+        </w:numPr>
+        <w:autoSpaceDE w:val="0"/>
+        <w:autoSpaceDN w:val="0"/>
+        <w:adjustRightInd w:val="0"/>
+        <w:contextualSpacing/>
+        <w:rPr>
+          <w:rFonts w:ascii="Times New Roman" w:eastAsia="宋体" w:hAnsi="Times New Roman" w:cs="Times New Roman"/>
+          <w:kern w:val="0"/>
+          <w:sz w:val="24"/>
+          <w:szCs w:val="24"/>
+        </w:rPr>
+      </w:pPr>
+      <w:r>
+        <w:rPr>
+          <w:rFonts w:ascii="Times New Roman" w:eastAsia="宋体" w:hAnsi="Times New Roman" w:cs="Times New Roman"/>
+          <w:kern w:val="0"/>
+          <w:sz w:val="24"/>
+          <w:szCs w:val="24"/>
+        </w:rPr>
+        <w:t xml:space="preserve">Li H, Xiong P, Fan H, et al. </w:t>
+      </w:r>
+      <w:proofErr w:type="spellStart"/>
+      <w:r>
+        <w:rPr>
+          <w:rFonts w:ascii="Times New Roman" w:eastAsia="宋体" w:hAnsi="Times New Roman" w:cs="Times New Roman"/>
+          <w:kern w:val="0"/>
+          <w:sz w:val="24"/>
+          <w:szCs w:val="24"/>
+        </w:rPr>
+        <w:t>DFANet</w:t>
+      </w:r>
+      <w:proofErr w:type="spellEnd"/>
+      <w:r>
+        <w:rPr>
+          <w:rFonts w:ascii="Times New Roman" w:eastAsia="宋体" w:hAnsi="Times New Roman" w:cs="Times New Roman"/>
+          <w:kern w:val="0"/>
+          <w:sz w:val="24"/>
+          <w:szCs w:val="24"/>
+        </w:rPr>
+        <w:t>: Deep feature aggregation for real-time semantic segmentation[C]. Proceedings of the IEEE/CVF Conference on Computer Vision and Pattern Recognition, 2019: 9522-9531.</w:t>
+      </w:r>
+    </w:p>
+    <w:p>
+      <w:pPr>
+        <w:numPr>
+          <w:ilvl w:val="0"/>
+          <w:numId w:val="2"/>
+        </w:numPr>
+        <w:autoSpaceDE w:val="0"/>
+        <w:autoSpaceDN w:val="0"/>
+        <w:adjustRightInd w:val="0"/>
+        <w:contextualSpacing/>
+        <w:rPr>
+          <w:rFonts w:ascii="Times New Roman" w:eastAsia="宋体" w:hAnsi="Times New Roman" w:cs="Times New Roman"/>
+          <w:kern w:val="0"/>
+          <w:sz w:val="24"/>
+          <w:szCs w:val="24"/>
+        </w:rPr>
+      </w:pPr>
+      <w:r>
+        <w:rPr>
+          <w:rFonts w:ascii="Times New Roman" w:eastAsia="宋体" w:hAnsi="Times New Roman" w:cs="Times New Roman"/>
+          <w:kern w:val="0"/>
+          <w:sz w:val="24"/>
+          <w:szCs w:val="24"/>
+        </w:rPr>
+        <w:t xml:space="preserve">Wang Y, Zhou Q, Liu J, et al. </w:t>
+      </w:r>
+      <w:proofErr w:type="spellStart"/>
+      <w:r>
+        <w:rPr>
+          <w:rFonts w:ascii="Times New Roman" w:eastAsia="宋体" w:hAnsi="Times New Roman" w:cs="Times New Roman"/>
+          <w:kern w:val="0"/>
+          <w:sz w:val="24"/>
+          <w:szCs w:val="24"/>
+        </w:rPr>
+        <w:t>LEDNet</w:t>
+      </w:r>
+      <w:proofErr w:type="spellEnd"/>
+      <w:r>
+        <w:rPr>
+          <w:rFonts w:ascii="Times New Roman" w:eastAsia="宋体" w:hAnsi="Times New Roman" w:cs="Times New Roman"/>
+          <w:kern w:val="0"/>
+          <w:sz w:val="24"/>
+          <w:szCs w:val="24"/>
+        </w:rPr>
+        <w:t>: A lightweight encoder-decoder network for real-time semantic segmentation[C]. Proceedings of the IEEE International Conference on Image Processing (ICIP), IEEE, 2019: 1860-1864.</w:t>
+      </w:r>
+    </w:p>
+    <w:p>
+      <w:pPr>
+        <w:numPr>
+          <w:ilvl w:val="0"/>
+          <w:numId w:val="2"/>
+        </w:numPr>
+        <w:autoSpaceDE w:val="0"/>
+        <w:autoSpaceDN w:val="0"/>
+        <w:adjustRightInd w:val="0"/>
+        <w:contextualSpacing/>
+        <w:rPr>
+          <w:rFonts w:ascii="Times New Roman" w:eastAsia="宋体" w:hAnsi="Times New Roman" w:cs="Times New Roman"/>
+          <w:kern w:val="0"/>
+          <w:sz w:val="24"/>
+          <w:szCs w:val="24"/>
+        </w:rPr>
+      </w:pPr>
+      <w:r>
+        <w:rPr>
+          <w:rFonts w:ascii="Times New Roman" w:eastAsia="宋体" w:hAnsi="Times New Roman" w:cs="Times New Roman"/>
+          <w:kern w:val="0"/>
+          <w:sz w:val="24"/>
+          <w:szCs w:val="24"/>
+        </w:rPr>
+        <w:t xml:space="preserve">Wu T, Tang S, Zhang R, et al. </w:t>
+      </w:r>
+      <w:proofErr w:type="spellStart"/>
+      <w:r>
+        <w:rPr>
+          <w:rFonts w:ascii="Times New Roman" w:eastAsia="宋体" w:hAnsi="Times New Roman" w:cs="Times New Roman"/>
+          <w:kern w:val="0"/>
+          <w:sz w:val="24"/>
+          <w:szCs w:val="24"/>
+        </w:rPr>
+        <w:t>CGNet</w:t>
+      </w:r>
+      <w:proofErr w:type="spellEnd"/>
+      <w:r>
+        <w:rPr>
+          <w:rFonts w:ascii="Times New Roman" w:eastAsia="宋体" w:hAnsi="Times New Roman" w:cs="Times New Roman"/>
+          <w:kern w:val="0"/>
+          <w:sz w:val="24"/>
+          <w:szCs w:val="24"/>
+        </w:rPr>
+        <w:t>: A light-weight context guided network for semantic segmentation[J]. IEEE Transactions on Image Processing, 2020, 30: 1169-1179.</w:t>
+      </w:r>
+    </w:p>
+    <w:p>
+      <w:pPr>
+        <w:numPr>
+          <w:ilvl w:val="0"/>
+          <w:numId w:val="2"/>
+        </w:numPr>
+        <w:autoSpaceDE w:val="0"/>
+        <w:autoSpaceDN w:val="0"/>
+        <w:adjustRightInd w:val="0"/>
+        <w:contextualSpacing/>
+        <w:rPr>
+          <w:rFonts w:ascii="Times New Roman" w:eastAsia="宋体" w:hAnsi="Times New Roman" w:cs="Times New Roman"/>
+          <w:kern w:val="0"/>
+          <w:sz w:val="24"/>
+          <w:szCs w:val="24"/>
+        </w:rPr>
+      </w:pPr>
+      <w:r>
+        <w:rPr>
+          <w:rFonts w:ascii="Times New Roman" w:eastAsia="宋体" w:hAnsi="Times New Roman" w:cs="Times New Roman"/>
+          <w:kern w:val="0"/>
+          <w:sz w:val="24"/>
+          <w:szCs w:val="24"/>
+        </w:rPr>
+        <w:t xml:space="preserve">Yang Z, Yu H, Fu Q, et al. </w:t>
+      </w:r>
+      <w:proofErr w:type="spellStart"/>
+      <w:r>
+        <w:rPr>
+          <w:rFonts w:ascii="Times New Roman" w:eastAsia="宋体" w:hAnsi="Times New Roman" w:cs="Times New Roman"/>
+          <w:kern w:val="0"/>
+          <w:sz w:val="24"/>
+          <w:szCs w:val="24"/>
+        </w:rPr>
+        <w:t>NDNet</w:t>
+      </w:r>
+      <w:proofErr w:type="spellEnd"/>
+      <w:r>
+        <w:rPr>
+          <w:rFonts w:ascii="Times New Roman" w:eastAsia="宋体" w:hAnsi="Times New Roman" w:cs="Times New Roman"/>
+          <w:kern w:val="0"/>
+          <w:sz w:val="24"/>
+          <w:szCs w:val="24"/>
+        </w:rPr>
+        <w:t>: Narrow while deep network for real-time semantic segmentation[J]. IEEE Transactions on Intelligent Transportation Systems, 2021, 22(9): 5508-5519.</w:t>
+      </w:r>
+    </w:p>
+    <w:p>
+      <w:pPr>
+        <w:numPr>
+          <w:ilvl w:val="0"/>
+          <w:numId w:val="2"/>
+        </w:numPr>
+        <w:autoSpaceDE w:val="0"/>
+        <w:autoSpaceDN w:val="0"/>
+        <w:adjustRightInd w:val="0"/>
+        <w:contextualSpacing/>
+        <w:rPr>
+          <w:rFonts w:ascii="Times New Roman" w:eastAsia="宋体" w:hAnsi="Times New Roman" w:cs="Times New Roman"/>
+          <w:kern w:val="0"/>
+          <w:sz w:val="24"/>
+          <w:szCs w:val="24"/>
+        </w:rPr>
+      </w:pPr>
+      <w:r>
+        <w:rPr>
+          <w:rFonts w:ascii="Times New Roman" w:eastAsia="宋体" w:hAnsi="Times New Roman" w:cs="Times New Roman"/>
+          <w:kern w:val="0"/>
+          <w:sz w:val="24"/>
+          <w:szCs w:val="24"/>
+        </w:rPr>
+        <w:t xml:space="preserve">Singha T, Bergemann M, Pham D S, et al. </w:t>
+      </w:r>
+      <w:proofErr w:type="spellStart"/>
+      <w:r>
+        <w:rPr>
+          <w:rFonts w:ascii="Times New Roman" w:eastAsia="宋体" w:hAnsi="Times New Roman" w:cs="Times New Roman"/>
+          <w:kern w:val="0"/>
+          <w:sz w:val="24"/>
+          <w:szCs w:val="24"/>
+        </w:rPr>
+        <w:t>SCMNet</w:t>
+      </w:r>
+      <w:proofErr w:type="spellEnd"/>
+      <w:r>
+        <w:rPr>
+          <w:rFonts w:ascii="Times New Roman" w:eastAsia="宋体" w:hAnsi="Times New Roman" w:cs="Times New Roman"/>
+          <w:kern w:val="0"/>
+          <w:sz w:val="24"/>
+          <w:szCs w:val="24"/>
+        </w:rPr>
+        <w:t>: Shared context mining network for real-time semantic segmentation[C]. Proceedings of the Digital Image Computing: Techniques and Applications (DICTA), IEEE, 2021: 1-8.</w:t>
+      </w:r>
+    </w:p>
+    <w:p>
+      <w:pPr>
+        <w:numPr>
+          <w:ilvl w:val="0"/>
+          <w:numId w:val="2"/>
+        </w:numPr>
+        <w:autoSpaceDE w:val="0"/>
+        <w:autoSpaceDN w:val="0"/>
+        <w:adjustRightInd w:val="0"/>
+        <w:contextualSpacing/>
+        <w:rPr>
+          <w:rFonts w:ascii="Times New Roman" w:eastAsia="宋体" w:hAnsi="Times New Roman" w:cs="Times New Roman"/>
+          <w:kern w:val="0"/>
+          <w:sz w:val="24"/>
+          <w:szCs w:val="24"/>
+        </w:rPr>
+      </w:pPr>
+      <w:r>
+        <w:rPr>
+          <w:rFonts w:ascii="Times New Roman" w:eastAsia="宋体" w:hAnsi="Times New Roman" w:cs="Times New Roman"/>
+          <w:kern w:val="0"/>
+          <w:sz w:val="24"/>
+          <w:szCs w:val="24"/>
+        </w:rPr>
+        <w:t xml:space="preserve">Zhuang M, Zhong X, Gu D, et al. </w:t>
+      </w:r>
+      <w:proofErr w:type="spellStart"/>
+      <w:r>
+        <w:rPr>
+          <w:rFonts w:ascii="Times New Roman" w:eastAsia="宋体" w:hAnsi="Times New Roman" w:cs="Times New Roman"/>
+          <w:kern w:val="0"/>
+          <w:sz w:val="24"/>
+          <w:szCs w:val="24"/>
+        </w:rPr>
+        <w:t>LRDNet</w:t>
+      </w:r>
+      <w:proofErr w:type="spellEnd"/>
+      <w:r>
+        <w:rPr>
+          <w:rFonts w:ascii="Times New Roman" w:eastAsia="宋体" w:hAnsi="Times New Roman" w:cs="Times New Roman"/>
+          <w:kern w:val="0"/>
+          <w:sz w:val="24"/>
+          <w:szCs w:val="24"/>
+        </w:rPr>
+        <w:t>: A lightweight and efficient network with refined dual attention decoder for real-time semantic segmentation[J]. Neurocomputing, 2021, 459: 349-360.</w:t>
+      </w:r>
+    </w:p>
+    <w:p>
+      <w:pPr>
+        <w:numPr>
+          <w:ilvl w:val="0"/>
+          <w:numId w:val="2"/>
+        </w:numPr>
+        <w:autoSpaceDE w:val="0"/>
+        <w:autoSpaceDN w:val="0"/>
+        <w:adjustRightInd w:val="0"/>
+        <w:contextualSpacing/>
+        <w:rPr>
+          <w:rFonts w:ascii="Times New Roman" w:eastAsia="宋体" w:hAnsi="Times New Roman" w:cs="Times New Roman"/>
+          <w:kern w:val="0"/>
+          <w:sz w:val="24"/>
+          <w:szCs w:val="24"/>
+        </w:rPr>
+      </w:pPr>
+      <w:r>
+        <w:rPr>
+          <w:rFonts w:ascii="Times New Roman" w:eastAsia="宋体" w:hAnsi="Times New Roman" w:cs="Times New Roman"/>
+          <w:kern w:val="0"/>
+          <w:sz w:val="24"/>
+          <w:szCs w:val="24"/>
+        </w:rPr>
+        <w:t xml:space="preserve">Lou A, Loew M. </w:t>
+      </w:r>
+      <w:proofErr w:type="spellStart"/>
+      <w:r>
+        <w:rPr>
+          <w:rFonts w:ascii="Times New Roman" w:eastAsia="宋体" w:hAnsi="Times New Roman" w:cs="Times New Roman"/>
+          <w:kern w:val="0"/>
+          <w:sz w:val="24"/>
+          <w:szCs w:val="24"/>
+        </w:rPr>
+        <w:t>CFPNet</w:t>
+      </w:r>
+      <w:proofErr w:type="spellEnd"/>
+      <w:r>
+        <w:rPr>
+          <w:rFonts w:ascii="Times New Roman" w:eastAsia="宋体" w:hAnsi="Times New Roman" w:cs="Times New Roman"/>
+          <w:kern w:val="0"/>
+          <w:sz w:val="24"/>
+          <w:szCs w:val="24"/>
+        </w:rPr>
+        <w:t>: Channel-wise feature pyramid for real-time semantic segmentation[C]. Proceedings of the IEEE International Conference on Image Processing (ICIP), 2021: 1894-1898.</w:t>
+      </w:r>
+    </w:p>
+    <w:p>
+      <w:pPr>
+        <w:numPr>
+          <w:ilvl w:val="0"/>
+          <w:numId w:val="2"/>
+        </w:numPr>
+        <w:autoSpaceDE w:val="0"/>
+        <w:autoSpaceDN w:val="0"/>
+        <w:adjustRightInd w:val="0"/>
+        <w:contextualSpacing/>
+        <w:rPr>
+          <w:rFonts w:ascii="Times New Roman" w:eastAsia="宋体" w:hAnsi="Times New Roman" w:cs="Times New Roman"/>
+          <w:kern w:val="0"/>
+          <w:sz w:val="24"/>
+          <w:szCs w:val="24"/>
+        </w:rPr>
+      </w:pPr>
+      <w:r>
+        <w:rPr>
+          <w:rFonts w:ascii="Times New Roman" w:eastAsia="宋体" w:hAnsi="Times New Roman" w:cs="Times New Roman"/>
+          <w:kern w:val="0"/>
+          <w:sz w:val="24"/>
+          <w:szCs w:val="24"/>
+        </w:rPr>
+        <w:t>Zhao Z, Liu Z, Peng C. AGFNet: Attention guided fusion network for camouflaged object detection[C]. Proceedings of the CAAI International Conference on Artificial Intelligence, Springer, 2022: 478-489.</w:t>
+      </w:r>
+    </w:p>
+    <w:p>
+      <w:pPr>
+        <w:numPr>
+          <w:ilvl w:val="0"/>
+          <w:numId w:val="2"/>
+        </w:numPr>
+        <w:autoSpaceDE w:val="0"/>
+        <w:autoSpaceDN w:val="0"/>
+        <w:adjustRightInd w:val="0"/>
+        <w:contextualSpacing/>
+        <w:rPr>
+          <w:rFonts w:ascii="Times New Roman" w:eastAsia="宋体" w:hAnsi="Times New Roman" w:cs="Times New Roman"/>
+          <w:kern w:val="0"/>
+          <w:sz w:val="24"/>
+          <w:szCs w:val="24"/>
+        </w:rPr>
+      </w:pPr>
+      <w:r>
+        <w:rPr>
+          <w:rFonts w:ascii="Times New Roman" w:eastAsia="宋体" w:hAnsi="Times New Roman" w:cs="Times New Roman"/>
+          <w:kern w:val="0"/>
+          <w:sz w:val="24"/>
+          <w:szCs w:val="24"/>
+        </w:rPr>
+        <w:t xml:space="preserve">Dai Y, Wang J, Li J, et al. </w:t>
+      </w:r>
+      <w:proofErr w:type="spellStart"/>
+      <w:r>
+        <w:rPr>
+          <w:rFonts w:ascii="Times New Roman" w:eastAsia="宋体" w:hAnsi="Times New Roman" w:cs="Times New Roman"/>
+          <w:kern w:val="0"/>
+          <w:sz w:val="24"/>
+          <w:szCs w:val="24"/>
+        </w:rPr>
+        <w:t>PDBNet</w:t>
+      </w:r>
+      <w:proofErr w:type="spellEnd"/>
+      <w:r>
+        <w:rPr>
+          <w:rFonts w:ascii="Times New Roman" w:eastAsia="宋体" w:hAnsi="Times New Roman" w:cs="Times New Roman"/>
+          <w:kern w:val="0"/>
+          <w:sz w:val="24"/>
+          <w:szCs w:val="24"/>
+        </w:rPr>
+        <w:t>: Parallel dual branch network for real-time semantic segmentation[J]. International Journal of Control, Automation and Systems, 2022, 20(8): 2702-2711.</w:t>
+      </w:r>
+    </w:p>
+    <w:p>
+      <w:pPr>
+        <w:numPr>
+          <w:ilvl w:val="0"/>
+          <w:numId w:val="2"/>
+        </w:numPr>
+        <w:autoSpaceDE w:val="0"/>
+        <w:autoSpaceDN w:val="0"/>
+        <w:adjustRightInd w:val="0"/>
+        <w:contextualSpacing/>
+        <w:rPr>
+          <w:rFonts w:ascii="Times New Roman" w:eastAsia="宋体" w:hAnsi="Times New Roman" w:cs="Times New Roman"/>
+          <w:kern w:val="0"/>
+          <w:sz w:val="24"/>
+          <w:szCs w:val="24"/>
+        </w:rPr>
+      </w:pPr>
+      <w:r>
+        <w:rPr>
+          <w:rFonts w:ascii="Times New Roman" w:eastAsia="宋体" w:hAnsi="Times New Roman" w:cs="Times New Roman"/>
+          <w:kern w:val="0"/>
+          <w:sz w:val="24"/>
+          <w:szCs w:val="24"/>
+        </w:rPr>
+        <w:t>Hao S, Zhou Y, Guo Y, et al. Real-time semantic segmentation via spatial-detail guided context propagation[J]. IEEE Transactions on Neural Networks and Learning Systems, 2022, 36(3): 4042-4053.</w:t>
+      </w:r>
+    </w:p>
+    <w:p>
+      <w:pPr>
+        <w:numPr>
+          <w:ilvl w:val="0"/>
+          <w:numId w:val="2"/>
+        </w:numPr>
+        <w:autoSpaceDE w:val="0"/>
+        <w:autoSpaceDN w:val="0"/>
+        <w:adjustRightInd w:val="0"/>
+        <w:contextualSpacing/>
+        <w:rPr>
+          <w:rFonts w:ascii="Times New Roman" w:eastAsia="宋体" w:hAnsi="Times New Roman" w:cs="Times New Roman"/>
+          <w:kern w:val="0"/>
+          <w:sz w:val="24"/>
+          <w:szCs w:val="24"/>
+        </w:rPr>
+      </w:pPr>
+      <w:r>
+        <w:rPr>
+          <w:rFonts w:ascii="Times New Roman" w:eastAsia="宋体" w:hAnsi="Times New Roman" w:cs="Times New Roman"/>
+          <w:kern w:val="0"/>
+          <w:sz w:val="24"/>
+          <w:szCs w:val="24"/>
+        </w:rPr>
+        <w:t xml:space="preserve">Gao G, Xu G, Yu Y, et al. </w:t>
+      </w:r>
+      <w:proofErr w:type="spellStart"/>
+      <w:r>
+        <w:rPr>
+          <w:rFonts w:ascii="Times New Roman" w:eastAsia="宋体" w:hAnsi="Times New Roman" w:cs="Times New Roman"/>
+          <w:kern w:val="0"/>
+          <w:sz w:val="24"/>
+          <w:szCs w:val="24"/>
+        </w:rPr>
+        <w:t>MSCFNet</w:t>
+      </w:r>
+      <w:proofErr w:type="spellEnd"/>
+      <w:r>
+        <w:rPr>
+          <w:rFonts w:ascii="Times New Roman" w:eastAsia="宋体" w:hAnsi="Times New Roman" w:cs="Times New Roman"/>
+          <w:kern w:val="0"/>
+          <w:sz w:val="24"/>
+          <w:szCs w:val="24"/>
+        </w:rPr>
+        <w:t>: A lightweight network with multi-scale context fusion for real-time semantic segmentation[J]. IEEE Transactions on Intelligent Transportation Systems, 2021, 23(12): 25489-25499.</w:t>
+      </w:r>
+    </w:p>
+    <w:p>
+      <w:pPr>
+        <w:numPr>
+          <w:ilvl w:val="0"/>
+          <w:numId w:val="2"/>
+        </w:numPr>
+        <w:autoSpaceDE w:val="0"/>
+        <w:autoSpaceDN w:val="0"/>
+        <w:adjustRightInd w:val="0"/>
+        <w:contextualSpacing/>
+        <w:rPr>
+          <w:rFonts w:ascii="Times New Roman" w:eastAsia="宋体" w:hAnsi="Times New Roman" w:cs="Times New Roman"/>
+          <w:kern w:val="0"/>
+          <w:sz w:val="24"/>
+          <w:szCs w:val="24"/>
+        </w:rPr>
+      </w:pPr>
+      <w:r>
+        <w:rPr>
+          <w:rFonts w:ascii="Times New Roman" w:eastAsia="宋体" w:hAnsi="Times New Roman" w:cs="Times New Roman"/>
+          <w:kern w:val="0"/>
+          <w:sz w:val="24"/>
+          <w:szCs w:val="24"/>
+        </w:rPr>
+        <w:t xml:space="preserve">Li G, Yun I, Kim J, et al. </w:t>
+      </w:r>
+      <w:proofErr w:type="spellStart"/>
+      <w:r>
+        <w:rPr>
+          <w:rFonts w:ascii="Times New Roman" w:eastAsia="宋体" w:hAnsi="Times New Roman" w:cs="Times New Roman"/>
+          <w:kern w:val="0"/>
+          <w:sz w:val="24"/>
+          <w:szCs w:val="24"/>
+        </w:rPr>
+        <w:t>DABNet</w:t>
+      </w:r>
+      <w:proofErr w:type="spellEnd"/>
+      <w:r>
+        <w:rPr>
+          <w:rFonts w:ascii="Times New Roman" w:eastAsia="宋体" w:hAnsi="Times New Roman" w:cs="Times New Roman"/>
+          <w:kern w:val="0"/>
+          <w:sz w:val="24"/>
+          <w:szCs w:val="24"/>
+        </w:rPr>
+        <w:t>: Depth-wise asymmetric bottleneck for real-time semantic segmentation[EB/OL]. arXiv:1907.11357, [2026-04-22].</w:t>
+      </w:r>
+    </w:p>
+    <w:p>
+      <w:pPr>
+        <w:numPr>
+          <w:ilvl w:val="0"/>
+          <w:numId w:val="2"/>
+        </w:numPr>
+        <w:autoSpaceDE w:val="0"/>
+        <w:autoSpaceDN w:val="0"/>
+        <w:adjustRightInd w:val="0"/>
+        <w:contextualSpacing/>
+        <w:rPr>
+          <w:rFonts w:ascii="Times New Roman" w:eastAsia="宋体" w:hAnsi="Times New Roman" w:cs="Times New Roman"/>
+          <w:kern w:val="0"/>
+          <w:sz w:val="24"/>
+          <w:szCs w:val="24"/>
+        </w:rPr>
+      </w:pPr>
+      <w:r>
+        <w:rPr>
+          <w:rFonts w:ascii="Times New Roman" w:eastAsia="宋体" w:hAnsi="Times New Roman" w:cs="Times New Roman"/>
+          <w:kern w:val="0"/>
+          <w:sz w:val="24"/>
+          <w:szCs w:val="24"/>
+        </w:rPr>
+        <w:t xml:space="preserve">Liu J, Zhou Q, Qiang Y, et al. </w:t>
+      </w:r>
+      <w:proofErr w:type="spellStart"/>
+      <w:r>
+        <w:rPr>
+          <w:rFonts w:ascii="Times New Roman" w:eastAsia="宋体" w:hAnsi="Times New Roman" w:cs="Times New Roman"/>
+          <w:kern w:val="0"/>
+          <w:sz w:val="24"/>
+          <w:szCs w:val="24"/>
+        </w:rPr>
+        <w:t>FDDWNet</w:t>
+      </w:r>
+      <w:proofErr w:type="spellEnd"/>
+      <w:r>
+        <w:rPr>
+          <w:rFonts w:ascii="Times New Roman" w:eastAsia="宋体" w:hAnsi="Times New Roman" w:cs="Times New Roman"/>
+          <w:kern w:val="0"/>
+          <w:sz w:val="24"/>
+          <w:szCs w:val="24"/>
+        </w:rPr>
+        <w:t xml:space="preserve">: A lightweight convolutional neural network for real-time semantic segmentation[C]. Proceedings of the IEEE International Conference on Acoustics, </w:t>
+      </w:r>
+      <w:r>
+        <w:rPr>
+          <w:rFonts w:ascii="Times New Roman" w:eastAsia="宋体" w:hAnsi="Times New Roman" w:cs="Times New Roman"/>
+          <w:kern w:val="0"/>
+          <w:sz w:val="24"/>
+          <w:szCs w:val="24"/>
+        </w:rPr>
+        <w:lastRenderedPageBreak/>
+        <w:t>Speech and Signal Processing (ICASSP), IEEE, 2020: 2373-2377.</w:t>
+      </w:r>
+    </w:p>
+    <w:p>
+      <w:pPr>
+        <w:numPr>
+          <w:ilvl w:val="0"/>
+          <w:numId w:val="2"/>
+        </w:numPr>
+        <w:autoSpaceDE w:val="0"/>
+        <w:autoSpaceDN w:val="0"/>
+        <w:adjustRightInd w:val="0"/>
+        <w:contextualSpacing/>
+        <w:rPr>
+          <w:rFonts w:ascii="Times New Roman" w:eastAsia="宋体" w:hAnsi="Times New Roman" w:cs="Times New Roman"/>
+          <w:kern w:val="0"/>
+          <w:sz w:val="24"/>
+          <w:szCs w:val="24"/>
+        </w:rPr>
+      </w:pPr>
+      <w:r>
+        <w:rPr>
+          <w:rFonts w:ascii="Times New Roman" w:eastAsia="宋体" w:hAnsi="Times New Roman" w:cs="Times New Roman"/>
+          <w:kern w:val="0"/>
+          <w:sz w:val="24"/>
+          <w:szCs w:val="24"/>
+        </w:rPr>
+        <w:t xml:space="preserve">Gao G, Xu G, Li J, et al. </w:t>
+      </w:r>
+      <w:proofErr w:type="spellStart"/>
+      <w:r>
+        <w:rPr>
+          <w:rFonts w:ascii="Times New Roman" w:eastAsia="宋体" w:hAnsi="Times New Roman" w:cs="Times New Roman"/>
+          <w:kern w:val="0"/>
+          <w:sz w:val="24"/>
+          <w:szCs w:val="24"/>
+        </w:rPr>
+        <w:t>FBSNet</w:t>
+      </w:r>
+      <w:proofErr w:type="spellEnd"/>
+      <w:r>
+        <w:rPr>
+          <w:rFonts w:ascii="Times New Roman" w:eastAsia="宋体" w:hAnsi="Times New Roman" w:cs="Times New Roman"/>
+          <w:kern w:val="0"/>
+          <w:sz w:val="24"/>
+          <w:szCs w:val="24"/>
+        </w:rPr>
+        <w:t>: A fast bilateral symmetrical network for real-time semantic segmentation[J]. IEEE Transactions on Multimedia, 2023, 25: 3273-3283.</w:t>
+      </w:r>
+    </w:p>
+    <w:p>
+      <w:pPr>
+        <w:numPr>
+          <w:ilvl w:val="0"/>
+          <w:numId w:val="2"/>
+        </w:numPr>
+        <w:autoSpaceDE w:val="0"/>
+        <w:autoSpaceDN w:val="0"/>
+        <w:adjustRightInd w:val="0"/>
+        <w:contextualSpacing/>
+        <w:rPr>
+          <w:rFonts w:ascii="Times New Roman" w:eastAsia="宋体" w:hAnsi="Times New Roman" w:cs="Times New Roman"/>
+          <w:kern w:val="0"/>
+          <w:sz w:val="24"/>
+          <w:szCs w:val="24"/>
+        </w:rPr>
+      </w:pPr>
+      <w:r>
+        <w:rPr>
+          <w:rFonts w:ascii="Times New Roman" w:eastAsia="宋体" w:hAnsi="Times New Roman" w:cs="Times New Roman"/>
+          <w:kern w:val="0"/>
+          <w:sz w:val="24"/>
+          <w:szCs w:val="24"/>
+        </w:rPr>
+        <w:t>Hu X, Feng J. A fast attention-guided hierarchical decoding network for real-time semantic segmentation[J]. Sensors, 2024, 24(1): 95.</w:t>
+      </w:r>
+    </w:p>
+    <w:p>
+      <w:pPr>
+        <w:numPr>
+          <w:ilvl w:val="0"/>
+          <w:numId w:val="2"/>
+        </w:numPr>
+        <w:autoSpaceDE w:val="0"/>
+        <w:autoSpaceDN w:val="0"/>
+        <w:adjustRightInd w:val="0"/>
+        <w:contextualSpacing/>
+        <w:rPr>
+          <w:rFonts w:ascii="Times New Roman" w:eastAsia="宋体" w:hAnsi="Times New Roman" w:cs="Times New Roman"/>
+          <w:kern w:val="0"/>
+          <w:sz w:val="24"/>
+          <w:szCs w:val="24"/>
+        </w:rPr>
+      </w:pPr>
+      <w:r>
+        <w:rPr>
+          <w:rFonts w:ascii="Times New Roman" w:eastAsia="宋体" w:hAnsi="Times New Roman" w:cs="Times New Roman"/>
+          <w:kern w:val="0"/>
+          <w:sz w:val="24"/>
+          <w:szCs w:val="24"/>
+        </w:rPr>
+        <w:t>Zhang Y, Zhang X, Miao D, et al. Real-time semantic segmentation of road scenes via hybrid dilated grouping network[J]. International Journal of Network Dynamics and Intelligence, 2025, 4(1): 100006.</w:t>
+      </w:r>
+    </w:p>
+    <w:p>
+      <w:pPr>
+        <w:numPr>
+          <w:ilvl w:val="0"/>
+          <w:numId w:val="2"/>
+        </w:numPr>
+        <w:autoSpaceDE w:val="0"/>
+        <w:autoSpaceDN w:val="0"/>
+        <w:adjustRightInd w:val="0"/>
+        <w:contextualSpacing/>
+        <w:rPr>
+          <w:rFonts w:ascii="Times New Roman" w:eastAsia="宋体" w:hAnsi="Times New Roman" w:cs="Times New Roman"/>
+          <w:kern w:val="0"/>
+          <w:sz w:val="24"/>
+          <w:szCs w:val="24"/>
+        </w:rPr>
+      </w:pPr>
+      <w:r>
+        <w:rPr>
+          <w:rFonts w:ascii="Times New Roman" w:eastAsia="宋体" w:hAnsi="Times New Roman" w:cs="Times New Roman"/>
+          <w:kern w:val="0"/>
+          <w:sz w:val="24"/>
+          <w:szCs w:val="24"/>
+        </w:rPr>
+        <w:t xml:space="preserve">Yu C, Wang J, Peng C, et al. </w:t>
+      </w:r>
+      <w:proofErr w:type="spellStart"/>
+      <w:r>
+        <w:rPr>
+          <w:rFonts w:ascii="Times New Roman" w:eastAsia="宋体" w:hAnsi="Times New Roman" w:cs="Times New Roman"/>
+          <w:kern w:val="0"/>
+          <w:sz w:val="24"/>
+          <w:szCs w:val="24"/>
+        </w:rPr>
         <w:t>BiSeNet</w:t>
       </w:r>
       <w:proofErr w:type="spellEnd"/>
@@ -2807,36 +3867,34 @@
           <w:sz w:val="24"/>
           <w:szCs w:val="24"/>
         </w:rPr>
-        <w:t xml:space="preserve"> V2: Bilateral network with guided aggregation for real-time semantic segmentation[J]. International Journal of Computer Vision, 2021, 129: 3051-3068.</w:t>
-      </w:r>
-      <w:bookmarkEnd w:id="55"/>
-    </w:p>
-    <w:p>
-      <w:pPr>
-        <w:numPr>
-          <w:ilvl w:val="0"/>
-          <w:numId w:val="2"/>
-        </w:numPr>
-        <w:autoSpaceDE w:val="0"/>
-        <w:autoSpaceDN w:val="0"/>
-        <w:adjustRightInd w:val="0"/>
-        <w:contextualSpacing/>
-        <w:rPr>
-          <w:rFonts w:ascii="Times New Roman" w:eastAsia="宋体" w:hAnsi="Times New Roman" w:cs="Times New Roman"/>
-          <w:kern w:val="0"/>
-          <w:sz w:val="24"/>
-          <w:szCs w:val="24"/>
-        </w:rPr>
-      </w:pPr>
-      <w:bookmarkStart w:id="56" w:name="_Ref227803163"/>
-      <w:r>
-        <w:rPr>
-          <w:rFonts w:ascii="Times New Roman" w:eastAsia="宋体" w:hAnsi="Times New Roman" w:cs="Times New Roman"/>
-          <w:kern w:val="0"/>
-          <w:sz w:val="24"/>
-          <w:szCs w:val="24"/>
-        </w:rPr>
-        <w:t xml:space="preserve">Zhang Z, Chen G, Wang X, et al. </w:t>
+        <w:t>: Bilateral segmentation network for real-time semantic segmentation[C]. Proceedings of the European Conference on Computer Vision (ECCV), 2018: 325-341.</w:t>
+      </w:r>
+    </w:p>
+    <w:p>
+      <w:pPr>
+        <w:numPr>
+          <w:ilvl w:val="0"/>
+          <w:numId w:val="2"/>
+        </w:numPr>
+        <w:autoSpaceDE w:val="0"/>
+        <w:autoSpaceDN w:val="0"/>
+        <w:adjustRightInd w:val="0"/>
+        <w:contextualSpacing/>
+        <w:rPr>
+          <w:rFonts w:ascii="Times New Roman" w:eastAsia="宋体" w:hAnsi="Times New Roman" w:cs="Times New Roman"/>
+          <w:kern w:val="0"/>
+          <w:sz w:val="24"/>
+          <w:szCs w:val="24"/>
+        </w:rPr>
+      </w:pPr>
+      <w:r>
+        <w:rPr>
+          <w:rFonts w:ascii="Times New Roman" w:eastAsia="宋体" w:hAnsi="Times New Roman" w:cs="Times New Roman"/>
+          <w:kern w:val="0"/>
+          <w:sz w:val="24"/>
+          <w:szCs w:val="24"/>
+        </w:rPr>
+        <w:t xml:space="preserve">Zhao H, Qi X, Shen X, et al. </w:t>
       </w:r>
       <w:proofErr w:type="spellStart"/>
       <w:r>
@@ -2846,7 +3904,7 @@
           <w:sz w:val="24"/>
           <w:szCs w:val="24"/>
         </w:rPr>
-        <w:t>DDRNet</w:t>
+        <w:t>ICNet</w:t>
       </w:r>
       <w:proofErr w:type="spellEnd"/>
       <w:r>
@@ -2856,36 +3914,61 @@
           <w:sz w:val="24"/>
           <w:szCs w:val="24"/>
         </w:rPr>
-        <w:t>: Fast point cloud registration network for large-scale scenes[J]. ISPRS Journal of Photogrammetry and Remote Sensing, 2021, 175: 184-198.</w:t>
-      </w:r>
-      <w:bookmarkEnd w:id="56"/>
-    </w:p>
-    <w:p>
-      <w:pPr>
-        <w:numPr>
-          <w:ilvl w:val="0"/>
-          <w:numId w:val="2"/>
-        </w:numPr>
-        <w:autoSpaceDE w:val="0"/>
-        <w:autoSpaceDN w:val="0"/>
-        <w:adjustRightInd w:val="0"/>
-        <w:contextualSpacing/>
-        <w:rPr>
-          <w:rFonts w:ascii="Times New Roman" w:eastAsia="宋体" w:hAnsi="Times New Roman" w:cs="Times New Roman"/>
-          <w:kern w:val="0"/>
-          <w:sz w:val="24"/>
-          <w:szCs w:val="24"/>
-        </w:rPr>
-      </w:pPr>
-      <w:bookmarkStart w:id="57" w:name="_Ref227803175"/>
-      <w:r>
-        <w:rPr>
-          <w:rFonts w:ascii="Times New Roman" w:eastAsia="宋体" w:hAnsi="Times New Roman" w:cs="Times New Roman"/>
-          <w:kern w:val="0"/>
-          <w:sz w:val="24"/>
-          <w:szCs w:val="24"/>
-        </w:rPr>
-        <w:t xml:space="preserve">Xie E, Wang W, Yu Z, et al. </w:t>
+        <w:t xml:space="preserve"> for real-time semantic segmentation on high-resolution images[C]. Proceedings of the European Conference on Computer Vision (ECCV), 2018: 405-420.</w:t>
+      </w:r>
+    </w:p>
+    <w:p>
+      <w:pPr>
+        <w:numPr>
+          <w:ilvl w:val="0"/>
+          <w:numId w:val="2"/>
+        </w:numPr>
+        <w:autoSpaceDE w:val="0"/>
+        <w:autoSpaceDN w:val="0"/>
+        <w:adjustRightInd w:val="0"/>
+        <w:contextualSpacing/>
+        <w:rPr>
+          <w:rFonts w:ascii="Times New Roman" w:eastAsia="宋体" w:hAnsi="Times New Roman" w:cs="Times New Roman"/>
+          <w:kern w:val="0"/>
+          <w:sz w:val="24"/>
+          <w:szCs w:val="24"/>
+        </w:rPr>
+      </w:pPr>
+      <w:r>
+        <w:rPr>
+          <w:rFonts w:ascii="Times New Roman" w:eastAsia="宋体" w:hAnsi="Times New Roman" w:cs="Times New Roman"/>
+          <w:kern w:val="0"/>
+          <w:sz w:val="24"/>
+          <w:szCs w:val="24"/>
+        </w:rPr>
+        <w:t>Dong G, Yan Y, Shen C, et al. Real-time high-performance semantic image segmentation of urban street scenes[J]. IEEE Transactions on Intelligent Transportation Systems, 2020, 22(6): 3258-3274.</w:t>
+      </w:r>
+    </w:p>
+    <w:p>
+      <w:pPr>
+        <w:numPr>
+          <w:ilvl w:val="0"/>
+          <w:numId w:val="2"/>
+        </w:numPr>
+        <w:autoSpaceDE w:val="0"/>
+        <w:autoSpaceDN w:val="0"/>
+        <w:adjustRightInd w:val="0"/>
+        <w:contextualSpacing/>
+        <w:rPr>
+          <w:rFonts w:ascii="Times New Roman" w:eastAsia="宋体" w:hAnsi="Times New Roman" w:cs="Times New Roman"/>
+          <w:kern w:val="0"/>
+          <w:sz w:val="24"/>
+          <w:szCs w:val="24"/>
+        </w:rPr>
+      </w:pPr>
+      <w:r>
+        <w:rPr>
+          <w:rFonts w:ascii="Times New Roman" w:eastAsia="宋体" w:hAnsi="Times New Roman" w:cs="Times New Roman"/>
+          <w:kern w:val="0"/>
+          <w:sz w:val="24"/>
+          <w:szCs w:val="24"/>
+        </w:rPr>
+        <w:t xml:space="preserve">Fan J, Wang F, Chu H, et al. </w:t>
       </w:r>
       <w:proofErr w:type="spellStart"/>
       <w:r>
@@ -2895,7 +3978,7 @@
           <w:sz w:val="24"/>
           <w:szCs w:val="24"/>
         </w:rPr>
-        <w:t>SegFormer</w:t>
+        <w:t>MLFNet</w:t>
       </w:r>
       <w:proofErr w:type="spellEnd"/>
       <w:r>
@@ -2905,36 +3988,34 @@
           <w:sz w:val="24"/>
           <w:szCs w:val="24"/>
         </w:rPr>
-        <w:t>: Simple and efficient design for semantic segmentation with transformers[C]. Advances in Neural Information Processing Systems 34, 2021: 12077-12090.</w:t>
-      </w:r>
-      <w:bookmarkEnd w:id="57"/>
-    </w:p>
-    <w:p>
-      <w:pPr>
-        <w:numPr>
-          <w:ilvl w:val="0"/>
-          <w:numId w:val="2"/>
-        </w:numPr>
-        <w:autoSpaceDE w:val="0"/>
-        <w:autoSpaceDN w:val="0"/>
-        <w:adjustRightInd w:val="0"/>
-        <w:contextualSpacing/>
-        <w:rPr>
-          <w:rFonts w:ascii="Times New Roman" w:eastAsia="宋体" w:hAnsi="Times New Roman" w:cs="Times New Roman"/>
-          <w:kern w:val="0"/>
-          <w:sz w:val="24"/>
-          <w:szCs w:val="24"/>
-        </w:rPr>
-      </w:pPr>
-      <w:bookmarkStart w:id="58" w:name="_Ref227803184"/>
-      <w:r>
-        <w:rPr>
-          <w:rFonts w:ascii="Times New Roman" w:eastAsia="宋体" w:hAnsi="Times New Roman" w:cs="Times New Roman"/>
-          <w:kern w:val="0"/>
-          <w:sz w:val="24"/>
-          <w:szCs w:val="24"/>
-        </w:rPr>
-        <w:t xml:space="preserve">Guo M H, Lu C Z, Hou Q, et al. </w:t>
+        <w:t>: Multi-level fusion network for real-time semantic segmentation of autonomous driving[J]. IEEE Transactions on Intelligent Vehicles, 2023, 8(1): 756-767.</w:t>
+      </w:r>
+    </w:p>
+    <w:p>
+      <w:pPr>
+        <w:numPr>
+          <w:ilvl w:val="0"/>
+          <w:numId w:val="2"/>
+        </w:numPr>
+        <w:autoSpaceDE w:val="0"/>
+        <w:autoSpaceDN w:val="0"/>
+        <w:adjustRightInd w:val="0"/>
+        <w:contextualSpacing/>
+        <w:rPr>
+          <w:rFonts w:ascii="Times New Roman" w:eastAsia="宋体" w:hAnsi="Times New Roman" w:cs="Times New Roman"/>
+          <w:kern w:val="0"/>
+          <w:sz w:val="24"/>
+          <w:szCs w:val="24"/>
+        </w:rPr>
+      </w:pPr>
+      <w:r>
+        <w:rPr>
+          <w:rFonts w:ascii="Times New Roman" w:eastAsia="宋体" w:hAnsi="Times New Roman" w:cs="Times New Roman"/>
+          <w:kern w:val="0"/>
+          <w:sz w:val="24"/>
+          <w:szCs w:val="24"/>
+        </w:rPr>
+        <w:t>Peng J, Liu Y, Tang S, et al. PP-</w:t>
       </w:r>
       <w:proofErr w:type="spellStart"/>
       <w:r>
@@ -2944,7 +4025,7 @@
           <w:sz w:val="24"/>
           <w:szCs w:val="24"/>
         </w:rPr>
-        <w:t>SegNeXt</w:t>
+        <w:t>LiteSeg</w:t>
       </w:r>
       <w:proofErr w:type="spellEnd"/>
       <w:r>
@@ -2954,86 +4035,349 @@
           <w:sz w:val="24"/>
           <w:szCs w:val="24"/>
         </w:rPr>
-        <w:t>: Rethinking convolutional attention design for semantic segmentation[C]. Advances in Neural Information Processing Systems 35, 2022: 1140-1156.</w:t>
-      </w:r>
-      <w:bookmarkEnd w:id="58"/>
-    </w:p>
-    <w:p>
-      <w:pPr>
-        <w:numPr>
-          <w:ilvl w:val="0"/>
-          <w:numId w:val="2"/>
-        </w:numPr>
-        <w:autoSpaceDE w:val="0"/>
-        <w:autoSpaceDN w:val="0"/>
-        <w:adjustRightInd w:val="0"/>
-        <w:contextualSpacing/>
-        <w:rPr>
-          <w:rFonts w:ascii="Times New Roman" w:eastAsia="宋体" w:hAnsi="Times New Roman" w:cs="Times New Roman"/>
-          <w:kern w:val="0"/>
-          <w:sz w:val="24"/>
-          <w:szCs w:val="24"/>
-        </w:rPr>
-      </w:pPr>
-      <w:bookmarkStart w:id="59" w:name="_Ref227803202"/>
-      <w:r>
-        <w:rPr>
-          <w:rFonts w:ascii="Times New Roman" w:eastAsia="宋体" w:hAnsi="Times New Roman" w:cs="Times New Roman"/>
-          <w:kern w:val="0"/>
-          <w:sz w:val="24"/>
-          <w:szCs w:val="24"/>
-        </w:rPr>
-        <w:t>Gu A, Dao T. Mamba: Linear-time sequence modeling with selective state spaces[EB/OL]. arXiv:2312.00752, 2023.</w:t>
-      </w:r>
-      <w:bookmarkEnd w:id="59"/>
-    </w:p>
-    <w:p>
-      <w:pPr>
-        <w:numPr>
-          <w:ilvl w:val="0"/>
-          <w:numId w:val="2"/>
-        </w:numPr>
-        <w:autoSpaceDE w:val="0"/>
-        <w:autoSpaceDN w:val="0"/>
-        <w:adjustRightInd w:val="0"/>
-        <w:contextualSpacing/>
-        <w:rPr>
-          <w:rFonts w:ascii="Times New Roman" w:eastAsia="宋体" w:hAnsi="Times New Roman" w:cs="Times New Roman"/>
-          <w:kern w:val="0"/>
-          <w:sz w:val="24"/>
-          <w:szCs w:val="24"/>
-        </w:rPr>
-      </w:pPr>
-      <w:bookmarkStart w:id="60" w:name="_Ref227803239"/>
-      <w:r>
-        <w:rPr>
-          <w:rFonts w:ascii="Times New Roman" w:eastAsia="宋体" w:hAnsi="Times New Roman" w:cs="Times New Roman"/>
-          <w:kern w:val="0"/>
-          <w:sz w:val="24"/>
-          <w:szCs w:val="24"/>
-        </w:rPr>
-        <w:t>Liu Z, Lin Y, Cao Y, et al. Swin transformer: Hierarchical vision transformer using shifted windows[C]. Proceedings of the IEEE/CVF International Conference on Computer Vision, 2021: 10012-10022.</w:t>
-      </w:r>
-      <w:bookmarkEnd w:id="60"/>
-    </w:p>
-    <w:p>
-      <w:pPr>
-        <w:numPr>
-          <w:ilvl w:val="0"/>
-          <w:numId w:val="2"/>
-        </w:numPr>
-        <w:autoSpaceDE w:val="0"/>
-        <w:autoSpaceDN w:val="0"/>
-        <w:adjustRightInd w:val="0"/>
-        <w:contextualSpacing/>
-        <w:rPr>
-          <w:rFonts w:ascii="Times New Roman" w:eastAsia="宋体" w:hAnsi="Times New Roman" w:cs="Times New Roman"/>
-          <w:kern w:val="0"/>
-          <w:sz w:val="24"/>
-          <w:szCs w:val="24"/>
-        </w:rPr>
-      </w:pPr>
-      <w:bookmarkStart w:id="61" w:name="_Ref227803261"/>
+        <w:t>: A superior real-time semantic segmentation model[EB/OL]. arXiv:2204.02681, 2022.</w:t>
+      </w:r>
+    </w:p>
+    <w:p>
+      <w:pPr>
+        <w:numPr>
+          <w:ilvl w:val="0"/>
+          <w:numId w:val="2"/>
+        </w:numPr>
+        <w:autoSpaceDE w:val="0"/>
+        <w:autoSpaceDN w:val="0"/>
+        <w:adjustRightInd w:val="0"/>
+        <w:contextualSpacing/>
+        <w:rPr>
+          <w:rFonts w:ascii="Times New Roman" w:eastAsia="宋体" w:hAnsi="Times New Roman" w:cs="Times New Roman"/>
+          <w:kern w:val="0"/>
+          <w:sz w:val="24"/>
+          <w:szCs w:val="24"/>
+        </w:rPr>
+      </w:pPr>
+      <w:r>
+        <w:rPr>
+          <w:rFonts w:ascii="Times New Roman" w:eastAsia="宋体" w:hAnsi="Times New Roman" w:cs="Times New Roman"/>
+          <w:kern w:val="0"/>
+          <w:sz w:val="24"/>
+          <w:szCs w:val="24"/>
+        </w:rPr>
+        <w:t xml:space="preserve">Chen W, Gong X, Liu X, et al. </w:t>
+      </w:r>
+      <w:proofErr w:type="spellStart"/>
+      <w:r>
+        <w:rPr>
+          <w:rFonts w:ascii="Times New Roman" w:eastAsia="宋体" w:hAnsi="Times New Roman" w:cs="Times New Roman"/>
+          <w:kern w:val="0"/>
+          <w:sz w:val="24"/>
+          <w:szCs w:val="24"/>
+        </w:rPr>
+        <w:t>FasterSeg</w:t>
+      </w:r>
+      <w:proofErr w:type="spellEnd"/>
+      <w:r>
+        <w:rPr>
+          <w:rFonts w:ascii="Times New Roman" w:eastAsia="宋体" w:hAnsi="Times New Roman" w:cs="Times New Roman"/>
+          <w:kern w:val="0"/>
+          <w:sz w:val="24"/>
+          <w:szCs w:val="24"/>
+        </w:rPr>
+        <w:t>: Searching for faster real-time semantic segmentation[EB/OL]. arXiv:1912.10917, [2026-04-22].</w:t>
+      </w:r>
+    </w:p>
+    <w:p>
+      <w:pPr>
+        <w:numPr>
+          <w:ilvl w:val="0"/>
+          <w:numId w:val="2"/>
+        </w:numPr>
+        <w:autoSpaceDE w:val="0"/>
+        <w:autoSpaceDN w:val="0"/>
+        <w:adjustRightInd w:val="0"/>
+        <w:contextualSpacing/>
+        <w:rPr>
+          <w:rFonts w:ascii="Times New Roman" w:eastAsia="宋体" w:hAnsi="Times New Roman" w:cs="Times New Roman"/>
+          <w:kern w:val="0"/>
+          <w:sz w:val="24"/>
+          <w:szCs w:val="24"/>
+        </w:rPr>
+      </w:pPr>
+      <w:r>
+        <w:rPr>
+          <w:rFonts w:ascii="Times New Roman" w:eastAsia="宋体" w:hAnsi="Times New Roman" w:cs="Times New Roman"/>
+          <w:kern w:val="0"/>
+          <w:sz w:val="24"/>
+          <w:szCs w:val="24"/>
+        </w:rPr>
+        <w:t xml:space="preserve">Fan J, Gao B, Ge Q, et al. </w:t>
+      </w:r>
+      <w:proofErr w:type="spellStart"/>
+      <w:r>
+        <w:rPr>
+          <w:rFonts w:ascii="Times New Roman" w:eastAsia="宋体" w:hAnsi="Times New Roman" w:cs="Times New Roman"/>
+          <w:kern w:val="0"/>
+          <w:sz w:val="24"/>
+          <w:szCs w:val="24"/>
+        </w:rPr>
+        <w:t>SegTransConv</w:t>
+      </w:r>
+      <w:proofErr w:type="spellEnd"/>
+      <w:r>
+        <w:rPr>
+          <w:rFonts w:ascii="Times New Roman" w:eastAsia="宋体" w:hAnsi="Times New Roman" w:cs="Times New Roman"/>
+          <w:kern w:val="0"/>
+          <w:sz w:val="24"/>
+          <w:szCs w:val="24"/>
+        </w:rPr>
+        <w:t>: Transformer and CNN hybrid method for real-time semantic segmentation of autonomous vehicles[J]. IEEE Transactions on Intelligent Transportation Systems, 2024, 25(2): 1586-1601.</w:t>
+      </w:r>
+    </w:p>
+    <w:p>
+      <w:pPr>
+        <w:numPr>
+          <w:ilvl w:val="0"/>
+          <w:numId w:val="2"/>
+        </w:numPr>
+        <w:autoSpaceDE w:val="0"/>
+        <w:autoSpaceDN w:val="0"/>
+        <w:adjustRightInd w:val="0"/>
+        <w:contextualSpacing/>
+        <w:rPr>
+          <w:rFonts w:ascii="Times New Roman" w:eastAsia="宋体" w:hAnsi="Times New Roman" w:cs="Times New Roman"/>
+          <w:kern w:val="0"/>
+          <w:sz w:val="24"/>
+          <w:szCs w:val="24"/>
+        </w:rPr>
+      </w:pPr>
+      <w:r>
+        <w:rPr>
+          <w:rFonts w:ascii="Times New Roman" w:eastAsia="宋体" w:hAnsi="Times New Roman" w:cs="Times New Roman"/>
+          <w:kern w:val="0"/>
+          <w:sz w:val="24"/>
+          <w:szCs w:val="24"/>
+        </w:rPr>
+        <w:t>Yuan Z, Zhang J, Wang Y, et al. Towards robust semantic segmentation against patch-based attack via attention refinement[J]. International Journal of Computer Vision, 2024, 132(11): 5270-5292.</w:t>
+      </w:r>
+    </w:p>
+    <w:p>
+      <w:pPr>
+        <w:numPr>
+          <w:ilvl w:val="0"/>
+          <w:numId w:val="2"/>
+        </w:numPr>
+        <w:autoSpaceDE w:val="0"/>
+        <w:autoSpaceDN w:val="0"/>
+        <w:adjustRightInd w:val="0"/>
+        <w:contextualSpacing/>
+        <w:rPr>
+          <w:rFonts w:ascii="Times New Roman" w:eastAsia="宋体" w:hAnsi="Times New Roman" w:cs="Times New Roman"/>
+          <w:kern w:val="0"/>
+          <w:sz w:val="24"/>
+          <w:szCs w:val="24"/>
+        </w:rPr>
+      </w:pPr>
+      <w:r>
+        <w:rPr>
+          <w:rFonts w:ascii="Times New Roman" w:eastAsia="宋体" w:hAnsi="Times New Roman" w:cs="Times New Roman"/>
+          <w:kern w:val="0"/>
+          <w:sz w:val="24"/>
+          <w:szCs w:val="24"/>
+        </w:rPr>
+        <w:t xml:space="preserve">Wan Q, Huang Z, Lu J, et al. </w:t>
+      </w:r>
+      <w:proofErr w:type="spellStart"/>
+      <w:r>
+        <w:rPr>
+          <w:rFonts w:ascii="Times New Roman" w:eastAsia="宋体" w:hAnsi="Times New Roman" w:cs="Times New Roman"/>
+          <w:kern w:val="0"/>
+          <w:sz w:val="24"/>
+          <w:szCs w:val="24"/>
+        </w:rPr>
+        <w:t>SeaFormer</w:t>
+      </w:r>
+      <w:proofErr w:type="spellEnd"/>
+      <w:r>
+        <w:rPr>
+          <w:rFonts w:ascii="Times New Roman" w:eastAsia="宋体" w:hAnsi="Times New Roman" w:cs="Times New Roman"/>
+          <w:kern w:val="0"/>
+          <w:sz w:val="24"/>
+          <w:szCs w:val="24"/>
+        </w:rPr>
+        <w:t>: Squeeze-enhanced axial transformer for mobile semantic segmentation[C]. Proceedings of the International Conference on Learning Representations, 2023.</w:t>
+      </w:r>
+    </w:p>
+    <w:p>
+      <w:pPr>
+        <w:numPr>
+          <w:ilvl w:val="0"/>
+          <w:numId w:val="2"/>
+        </w:numPr>
+        <w:autoSpaceDE w:val="0"/>
+        <w:autoSpaceDN w:val="0"/>
+        <w:adjustRightInd w:val="0"/>
+        <w:contextualSpacing/>
+        <w:rPr>
+          <w:rFonts w:ascii="Times New Roman" w:eastAsia="宋体" w:hAnsi="Times New Roman" w:cs="Times New Roman"/>
+          <w:kern w:val="0"/>
+          <w:sz w:val="24"/>
+          <w:szCs w:val="24"/>
+        </w:rPr>
+      </w:pPr>
+      <w:r>
+        <w:rPr>
+          <w:rFonts w:ascii="Times New Roman" w:eastAsia="宋体" w:hAnsi="Times New Roman" w:cs="Times New Roman"/>
+          <w:kern w:val="0"/>
+          <w:sz w:val="24"/>
+          <w:szCs w:val="24"/>
+        </w:rPr>
+        <w:t>Shi H, Hayat M, Cai J. Transformer scale gate for semantic segmentation[C]. Proceedings of the IEEE/CVF Conference on Computer Vision and Pattern Recognition, 2023: 3051-3060.</w:t>
+      </w:r>
+    </w:p>
+    <w:p>
+      <w:pPr>
+        <w:numPr>
+          <w:ilvl w:val="0"/>
+          <w:numId w:val="2"/>
+        </w:numPr>
+        <w:autoSpaceDE w:val="0"/>
+        <w:autoSpaceDN w:val="0"/>
+        <w:adjustRightInd w:val="0"/>
+        <w:contextualSpacing/>
+        <w:rPr>
+          <w:rFonts w:ascii="Times New Roman" w:eastAsia="宋体" w:hAnsi="Times New Roman" w:cs="Times New Roman"/>
+          <w:kern w:val="0"/>
+          <w:sz w:val="24"/>
+          <w:szCs w:val="24"/>
+        </w:rPr>
+      </w:pPr>
+      <w:r>
+        <w:rPr>
+          <w:rFonts w:ascii="Times New Roman" w:eastAsia="宋体" w:hAnsi="Times New Roman" w:cs="Times New Roman"/>
+          <w:kern w:val="0"/>
+          <w:sz w:val="24"/>
+          <w:szCs w:val="24"/>
+        </w:rPr>
+        <w:t>Zhang C, Han D, Qiao Y, et al. Faster segment anything: Towards lightweight SAM for mobile applications[EB/OL]. arXiv:2306.14289, [2026-04-22].</w:t>
+      </w:r>
+    </w:p>
+    <w:p>
+      <w:pPr>
+        <w:numPr>
+          <w:ilvl w:val="0"/>
+          <w:numId w:val="2"/>
+        </w:numPr>
+        <w:autoSpaceDE w:val="0"/>
+        <w:autoSpaceDN w:val="0"/>
+        <w:adjustRightInd w:val="0"/>
+        <w:contextualSpacing/>
+        <w:rPr>
+          <w:rFonts w:ascii="Times New Roman" w:eastAsia="宋体" w:hAnsi="Times New Roman" w:cs="Times New Roman"/>
+          <w:kern w:val="0"/>
+          <w:sz w:val="24"/>
+          <w:szCs w:val="24"/>
+        </w:rPr>
+      </w:pPr>
+      <w:proofErr w:type="spellStart"/>
+      <w:r>
+        <w:rPr>
+          <w:rFonts w:ascii="Times New Roman" w:eastAsia="宋体" w:hAnsi="Times New Roman" w:cs="Times New Roman"/>
+          <w:kern w:val="0"/>
+          <w:sz w:val="24"/>
+          <w:szCs w:val="24"/>
+        </w:rPr>
+        <w:t>Lv</w:t>
+      </w:r>
+      <w:proofErr w:type="spellEnd"/>
+      <w:r>
+        <w:rPr>
+          <w:rFonts w:ascii="Times New Roman" w:eastAsia="宋体" w:hAnsi="Times New Roman" w:cs="Times New Roman"/>
+          <w:kern w:val="0"/>
+          <w:sz w:val="24"/>
+          <w:szCs w:val="24"/>
+        </w:rPr>
+        <w:t xml:space="preserve"> Q, Sun X, Chen C, et al. Parallel complement network for real-time semantic segmentation of road scenes[J]. IEEE Transactions on Intelligent Transportation Systems, 2021, 23(5): 4432-4444.</w:t>
+      </w:r>
+    </w:p>
+    <w:p>
+      <w:pPr>
+        <w:numPr>
+          <w:ilvl w:val="0"/>
+          <w:numId w:val="2"/>
+        </w:numPr>
+        <w:autoSpaceDE w:val="0"/>
+        <w:autoSpaceDN w:val="0"/>
+        <w:adjustRightInd w:val="0"/>
+        <w:contextualSpacing/>
+        <w:rPr>
+          <w:rFonts w:ascii="Times New Roman" w:eastAsia="宋体" w:hAnsi="Times New Roman" w:cs="Times New Roman"/>
+          <w:kern w:val="0"/>
+          <w:sz w:val="24"/>
+          <w:szCs w:val="24"/>
+        </w:rPr>
+      </w:pPr>
+      <w:r>
+        <w:rPr>
+          <w:rFonts w:ascii="Times New Roman" w:eastAsia="宋体" w:hAnsi="Times New Roman" w:cs="Times New Roman"/>
+          <w:kern w:val="0"/>
+          <w:sz w:val="24"/>
+          <w:szCs w:val="24"/>
+        </w:rPr>
+        <w:t>Mazhar S, Atif N, Bhuyan M K, et al. Block attention network: A lightweight deep network for real-time semantic segmentation of road scenes in resource-constrained devices[J]. Engineering Applications of Artificial Intelligence, 2023, 126: 107086.</w:t>
+      </w:r>
+    </w:p>
+    <w:p>
+      <w:pPr>
+        <w:numPr>
+          <w:ilvl w:val="0"/>
+          <w:numId w:val="2"/>
+        </w:numPr>
+        <w:autoSpaceDE w:val="0"/>
+        <w:autoSpaceDN w:val="0"/>
+        <w:adjustRightInd w:val="0"/>
+        <w:contextualSpacing/>
+        <w:rPr>
+          <w:rFonts w:ascii="Times New Roman" w:eastAsia="宋体" w:hAnsi="Times New Roman" w:cs="Times New Roman"/>
+          <w:kern w:val="0"/>
+          <w:sz w:val="24"/>
+          <w:szCs w:val="24"/>
+        </w:rPr>
+      </w:pPr>
+      <w:r>
+        <w:rPr>
+          <w:rFonts w:ascii="Times New Roman" w:eastAsia="宋体" w:hAnsi="Times New Roman" w:cs="Times New Roman"/>
+          <w:kern w:val="0"/>
+          <w:sz w:val="24"/>
+          <w:szCs w:val="24"/>
+        </w:rPr>
+        <w:t>Singha T, Pham D S, Krishna A. A real-time semantic segmentation model using iteratively shared features in multiple sub-encoders[J]. Pattern Recognition, 2023, 140: 109557.</w:t>
+      </w:r>
+    </w:p>
+    <w:p>
+      <w:pPr>
+        <w:numPr>
+          <w:ilvl w:val="0"/>
+          <w:numId w:val="2"/>
+        </w:numPr>
+        <w:autoSpaceDE w:val="0"/>
+        <w:autoSpaceDN w:val="0"/>
+        <w:adjustRightInd w:val="0"/>
+        <w:contextualSpacing/>
+        <w:rPr>
+          <w:rFonts w:ascii="Times New Roman" w:eastAsia="宋体" w:hAnsi="Times New Roman" w:cs="Times New Roman"/>
+          <w:kern w:val="0"/>
+          <w:sz w:val="24"/>
+          <w:szCs w:val="24"/>
+        </w:rPr>
+      </w:pPr>
+      <w:r>
+        <w:rPr>
+          <w:rFonts w:ascii="Times New Roman" w:eastAsia="宋体" w:hAnsi="Times New Roman" w:cs="Times New Roman"/>
+          <w:kern w:val="0"/>
+          <w:sz w:val="24"/>
+          <w:szCs w:val="24"/>
+        </w:rPr>
+        <w:t xml:space="preserve">Ta N, Chen H, Liu X, et al. LET-Net: Locally enhanced transformer network for medical image </w:t>
+      </w:r>
       <w:r>
         <w:rPr>
           <w:rFonts w:ascii="Times New Roman" w:eastAsia="宋体" w:hAnsi="Times New Roman" w:cs="Times New Roman"/>
@@ -3042,7 +4386,34 @@
           <w:szCs w:val="24"/>
         </w:rPr>
         <w:lastRenderedPageBreak/>
-        <w:t xml:space="preserve">Romera E, Alvarez J M, </w:t>
+        <w:t>segmentation[J]. Multimedia Systems, 2023, 29(6): 3847-3861.</w:t>
+      </w:r>
+    </w:p>
+    <w:p>
+      <w:pPr>
+        <w:numPr>
+          <w:ilvl w:val="0"/>
+          <w:numId w:val="2"/>
+        </w:numPr>
+        <w:autoSpaceDE w:val="0"/>
+        <w:autoSpaceDN w:val="0"/>
+        <w:adjustRightInd w:val="0"/>
+        <w:contextualSpacing/>
+        <w:rPr>
+          <w:rFonts w:ascii="Times New Roman" w:eastAsia="宋体" w:hAnsi="Times New Roman" w:cs="Times New Roman"/>
+          <w:kern w:val="0"/>
+          <w:sz w:val="24"/>
+          <w:szCs w:val="24"/>
+        </w:rPr>
+      </w:pPr>
+      <w:r>
+        <w:rPr>
+          <w:rFonts w:ascii="Times New Roman" w:eastAsia="宋体" w:hAnsi="Times New Roman" w:cs="Times New Roman"/>
+          <w:kern w:val="0"/>
+          <w:sz w:val="24"/>
+          <w:szCs w:val="24"/>
+        </w:rPr>
+        <w:t xml:space="preserve">Tang Q, Chen Y, Zhao M, et al. </w:t>
       </w:r>
       <w:proofErr w:type="spellStart"/>
       <w:r>
@@ -3052,7 +4423,7 @@
           <w:sz w:val="24"/>
           <w:szCs w:val="24"/>
         </w:rPr>
-        <w:t>Bergasa</w:t>
+        <w:t>DAABNet</w:t>
       </w:r>
       <w:proofErr w:type="spellEnd"/>
       <w:r>
@@ -3062,7 +4433,115 @@
           <w:sz w:val="24"/>
           <w:szCs w:val="24"/>
         </w:rPr>
-        <w:t xml:space="preserve"> L M, et al. </w:t>
+        <w:t>: Depth-wise asymmetric attention bottleneck for real-time semantic segmentation[J]. International Journal of Multimedia Information Retrieval, 2024, 13(1): 12.</w:t>
+      </w:r>
+    </w:p>
+    <w:p>
+      <w:pPr>
+        <w:numPr>
+          <w:ilvl w:val="0"/>
+          <w:numId w:val="2"/>
+        </w:numPr>
+        <w:autoSpaceDE w:val="0"/>
+        <w:autoSpaceDN w:val="0"/>
+        <w:adjustRightInd w:val="0"/>
+        <w:contextualSpacing/>
+        <w:rPr>
+          <w:rFonts w:ascii="Times New Roman" w:eastAsia="宋体" w:hAnsi="Times New Roman" w:cs="Times New Roman"/>
+          <w:kern w:val="0"/>
+          <w:sz w:val="24"/>
+          <w:szCs w:val="24"/>
+        </w:rPr>
+      </w:pPr>
+      <w:r>
+        <w:rPr>
+          <w:rFonts w:ascii="Times New Roman" w:eastAsia="宋体" w:hAnsi="Times New Roman" w:cs="Times New Roman"/>
+          <w:kern w:val="0"/>
+          <w:sz w:val="24"/>
+          <w:szCs w:val="24"/>
+        </w:rPr>
+        <w:t>Qiu Y, Xu G, Gao G, et al. Efficient semantic segmentation via lightweight multiple-information interaction network[EB/OL]. arXiv:2410.02224, [2026-04-22].</w:t>
+      </w:r>
+    </w:p>
+    <w:p>
+      <w:pPr>
+        <w:numPr>
+          <w:ilvl w:val="0"/>
+          <w:numId w:val="2"/>
+        </w:numPr>
+        <w:autoSpaceDE w:val="0"/>
+        <w:autoSpaceDN w:val="0"/>
+        <w:adjustRightInd w:val="0"/>
+        <w:contextualSpacing/>
+        <w:rPr>
+          <w:rFonts w:ascii="Times New Roman" w:eastAsia="宋体" w:hAnsi="Times New Roman" w:cs="Times New Roman"/>
+          <w:kern w:val="0"/>
+          <w:sz w:val="24"/>
+          <w:szCs w:val="24"/>
+        </w:rPr>
+      </w:pPr>
+      <w:r>
+        <w:rPr>
+          <w:rFonts w:ascii="Times New Roman" w:eastAsia="宋体" w:hAnsi="Times New Roman" w:cs="Times New Roman"/>
+          <w:kern w:val="0"/>
+          <w:sz w:val="24"/>
+          <w:szCs w:val="24"/>
+        </w:rPr>
+        <w:t>Li X, Yang F, Luo A, et al. EFRNet: Efficient feature reconstructing network for real-time scene parsing[J]. IEEE Transactions on Multimedia, 2022, 24: 2852-2865.</w:t>
+      </w:r>
+    </w:p>
+    <w:p>
+      <w:pPr>
+        <w:numPr>
+          <w:ilvl w:val="0"/>
+          <w:numId w:val="2"/>
+        </w:numPr>
+        <w:autoSpaceDE w:val="0"/>
+        <w:autoSpaceDN w:val="0"/>
+        <w:adjustRightInd w:val="0"/>
+        <w:contextualSpacing/>
+        <w:rPr>
+          <w:rFonts w:ascii="Times New Roman" w:eastAsia="宋体" w:hAnsi="Times New Roman" w:cs="Times New Roman"/>
+          <w:kern w:val="0"/>
+          <w:sz w:val="24"/>
+          <w:szCs w:val="24"/>
+        </w:rPr>
+      </w:pPr>
+      <w:r>
+        <w:rPr>
+          <w:rFonts w:ascii="Times New Roman" w:eastAsia="宋体" w:hAnsi="Times New Roman" w:cs="Times New Roman"/>
+          <w:kern w:val="0"/>
+          <w:sz w:val="24"/>
+          <w:szCs w:val="24"/>
+        </w:rPr>
+        <w:t>Wang Q, Wu B, Zhu P, et al. ECA-Net: Efficient channel attention for deep convolutional neural networks[C]. Proceedings of the IEEE/CVF Conference on Computer Vision and Pattern Recognition, 2020: 11534-11542.</w:t>
+      </w:r>
+    </w:p>
+    <w:p>
+      <w:pPr>
+        <w:numPr>
+          <w:ilvl w:val="0"/>
+          <w:numId w:val="2"/>
+        </w:numPr>
+        <w:autoSpaceDE w:val="0"/>
+        <w:autoSpaceDN w:val="0"/>
+        <w:adjustRightInd w:val="0"/>
+        <w:contextualSpacing/>
+        <w:rPr>
+          <w:rFonts w:ascii="Times New Roman" w:eastAsia="宋体" w:hAnsi="Times New Roman" w:cs="Times New Roman"/>
+          <w:kern w:val="0"/>
+          <w:sz w:val="24"/>
+          <w:szCs w:val="24"/>
+        </w:rPr>
+      </w:pPr>
+      <w:r>
+        <w:rPr>
+          <w:rFonts w:ascii="Times New Roman" w:eastAsia="宋体" w:hAnsi="Times New Roman" w:cs="Times New Roman"/>
+          <w:kern w:val="0"/>
+          <w:sz w:val="24"/>
+          <w:szCs w:val="24"/>
+        </w:rPr>
+        <w:t xml:space="preserve">Cao Y, Xu J, Lin S, Wei F, Hu H. </w:t>
       </w:r>
       <w:proofErr w:type="spellStart"/>
       <w:r>
@@ -3072,7 +4551,7 @@
           <w:sz w:val="24"/>
           <w:szCs w:val="24"/>
         </w:rPr>
-        <w:t>ERFNet</w:t>
+        <w:t>GCNet</w:t>
       </w:r>
       <w:proofErr w:type="spellEnd"/>
       <w:r>
@@ -3082,1572 +4561,16 @@
           <w:sz w:val="24"/>
           <w:szCs w:val="24"/>
         </w:rPr>
-        <w:t xml:space="preserve">: Efficient residual factorized </w:t>
-      </w:r>
-      <w:proofErr w:type="spellStart"/>
-      <w:r>
-        <w:rPr>
-          <w:rFonts w:ascii="Times New Roman" w:eastAsia="宋体" w:hAnsi="Times New Roman" w:cs="Times New Roman"/>
-          <w:kern w:val="0"/>
-          <w:sz w:val="24"/>
-          <w:szCs w:val="24"/>
-        </w:rPr>
-        <w:t>ConvNet</w:t>
-      </w:r>
-      <w:proofErr w:type="spellEnd"/>
-      <w:r>
-        <w:rPr>
-          <w:rFonts w:ascii="Times New Roman" w:eastAsia="宋体" w:hAnsi="Times New Roman" w:cs="Times New Roman"/>
-          <w:kern w:val="0"/>
-          <w:sz w:val="24"/>
-          <w:szCs w:val="24"/>
-        </w:rPr>
-        <w:t xml:space="preserve"> for real-time semantic segmentation[J]. IEEE Transactions on Intelligent Transportation Systems, 2017, 19(1): 263-272.</w:t>
-      </w:r>
-      <w:bookmarkEnd w:id="61"/>
-    </w:p>
-    <w:p>
-      <w:pPr>
-        <w:numPr>
-          <w:ilvl w:val="0"/>
-          <w:numId w:val="2"/>
-        </w:numPr>
-        <w:autoSpaceDE w:val="0"/>
-        <w:autoSpaceDN w:val="0"/>
-        <w:adjustRightInd w:val="0"/>
-        <w:contextualSpacing/>
-        <w:rPr>
-          <w:rFonts w:ascii="Times New Roman" w:eastAsia="宋体" w:hAnsi="Times New Roman" w:cs="Times New Roman"/>
-          <w:kern w:val="0"/>
-          <w:sz w:val="24"/>
-          <w:szCs w:val="24"/>
-        </w:rPr>
-      </w:pPr>
-      <w:bookmarkStart w:id="62" w:name="_Ref227803299"/>
-      <w:r>
-        <w:rPr>
-          <w:rFonts w:ascii="Times New Roman" w:eastAsia="宋体" w:hAnsi="Times New Roman" w:cs="Times New Roman"/>
-          <w:kern w:val="0"/>
-          <w:sz w:val="24"/>
-          <w:szCs w:val="24"/>
-        </w:rPr>
-        <w:t xml:space="preserve">Mehta S, </w:t>
-      </w:r>
-      <w:proofErr w:type="spellStart"/>
-      <w:r>
-        <w:rPr>
-          <w:rFonts w:ascii="Times New Roman" w:eastAsia="宋体" w:hAnsi="Times New Roman" w:cs="Times New Roman"/>
-          <w:kern w:val="0"/>
-          <w:sz w:val="24"/>
-          <w:szCs w:val="24"/>
-        </w:rPr>
-        <w:t>Rastegari</w:t>
-      </w:r>
-      <w:proofErr w:type="spellEnd"/>
-      <w:r>
-        <w:rPr>
-          <w:rFonts w:ascii="Times New Roman" w:eastAsia="宋体" w:hAnsi="Times New Roman" w:cs="Times New Roman"/>
-          <w:kern w:val="0"/>
-          <w:sz w:val="24"/>
-          <w:szCs w:val="24"/>
-        </w:rPr>
-        <w:t xml:space="preserve"> M, Shapiro L, et al. ESPNetv2: A light-weight, power efficient, and general purpose convolutional neural network[C]. Proceedings of the IEEE/CVF Conference on Computer Vision and Pattern Recognition, 2019: 9190-9200.</w:t>
-      </w:r>
-      <w:bookmarkEnd w:id="62"/>
-    </w:p>
-    <w:p>
-      <w:pPr>
-        <w:numPr>
-          <w:ilvl w:val="0"/>
-          <w:numId w:val="2"/>
-        </w:numPr>
-        <w:autoSpaceDE w:val="0"/>
-        <w:autoSpaceDN w:val="0"/>
-        <w:adjustRightInd w:val="0"/>
-        <w:contextualSpacing/>
-        <w:rPr>
-          <w:rFonts w:ascii="Times New Roman" w:eastAsia="宋体" w:hAnsi="Times New Roman" w:cs="Times New Roman"/>
-          <w:kern w:val="0"/>
-          <w:sz w:val="24"/>
-          <w:szCs w:val="24"/>
-        </w:rPr>
-      </w:pPr>
-      <w:bookmarkStart w:id="63" w:name="_Ref227803307"/>
-      <w:r>
-        <w:rPr>
-          <w:rFonts w:ascii="Times New Roman" w:eastAsia="宋体" w:hAnsi="Times New Roman" w:cs="Times New Roman"/>
-          <w:kern w:val="0"/>
-          <w:sz w:val="24"/>
-          <w:szCs w:val="24"/>
-        </w:rPr>
-        <w:t xml:space="preserve">Li H, Xiong P, Fan H, et al. </w:t>
-      </w:r>
-      <w:proofErr w:type="spellStart"/>
-      <w:r>
-        <w:rPr>
-          <w:rFonts w:ascii="Times New Roman" w:eastAsia="宋体" w:hAnsi="Times New Roman" w:cs="Times New Roman"/>
-          <w:kern w:val="0"/>
-          <w:sz w:val="24"/>
-          <w:szCs w:val="24"/>
-        </w:rPr>
-        <w:t>DFANet</w:t>
-      </w:r>
-      <w:proofErr w:type="spellEnd"/>
-      <w:r>
-        <w:rPr>
-          <w:rFonts w:ascii="Times New Roman" w:eastAsia="宋体" w:hAnsi="Times New Roman" w:cs="Times New Roman"/>
-          <w:kern w:val="0"/>
-          <w:sz w:val="24"/>
-          <w:szCs w:val="24"/>
-        </w:rPr>
-        <w:t>: Deep feature aggregation for real-time semantic segmentation[C]. Proceedings of the IEEE/CVF Conference on Computer Vision and Pattern Recognition, 2019: 9522-9531.</w:t>
-      </w:r>
-      <w:bookmarkEnd w:id="63"/>
-    </w:p>
-    <w:p>
-      <w:pPr>
-        <w:numPr>
-          <w:ilvl w:val="0"/>
-          <w:numId w:val="2"/>
-        </w:numPr>
-        <w:autoSpaceDE w:val="0"/>
-        <w:autoSpaceDN w:val="0"/>
-        <w:adjustRightInd w:val="0"/>
-        <w:contextualSpacing/>
-        <w:rPr>
-          <w:rFonts w:ascii="Times New Roman" w:eastAsia="宋体" w:hAnsi="Times New Roman" w:cs="Times New Roman"/>
-          <w:kern w:val="0"/>
-          <w:sz w:val="24"/>
-          <w:szCs w:val="24"/>
-        </w:rPr>
-      </w:pPr>
-      <w:bookmarkStart w:id="64" w:name="_Ref227803395"/>
-      <w:r>
-        <w:rPr>
-          <w:rFonts w:ascii="Times New Roman" w:eastAsia="宋体" w:hAnsi="Times New Roman" w:cs="Times New Roman"/>
-          <w:kern w:val="0"/>
-          <w:sz w:val="24"/>
-          <w:szCs w:val="24"/>
-        </w:rPr>
-        <w:t xml:space="preserve">Wang Y, Zhou Q, Liu J, et al. </w:t>
-      </w:r>
-      <w:proofErr w:type="spellStart"/>
-      <w:r>
-        <w:rPr>
-          <w:rFonts w:ascii="Times New Roman" w:eastAsia="宋体" w:hAnsi="Times New Roman" w:cs="Times New Roman"/>
-          <w:kern w:val="0"/>
-          <w:sz w:val="24"/>
-          <w:szCs w:val="24"/>
-        </w:rPr>
-        <w:t>LEDNet</w:t>
-      </w:r>
-      <w:proofErr w:type="spellEnd"/>
-      <w:r>
-        <w:rPr>
-          <w:rFonts w:ascii="Times New Roman" w:eastAsia="宋体" w:hAnsi="Times New Roman" w:cs="Times New Roman"/>
-          <w:kern w:val="0"/>
-          <w:sz w:val="24"/>
-          <w:szCs w:val="24"/>
-        </w:rPr>
-        <w:t>: A lightweight encoder-decoder network for real-time semantic segmentation[C]. Proceedings of the IEEE International Conference on Image Processing (ICIP), IEEE, 2019: 1860-1864.</w:t>
-      </w:r>
-      <w:bookmarkEnd w:id="64"/>
-    </w:p>
-    <w:p>
-      <w:pPr>
-        <w:numPr>
-          <w:ilvl w:val="0"/>
-          <w:numId w:val="2"/>
-        </w:numPr>
-        <w:autoSpaceDE w:val="0"/>
-        <w:autoSpaceDN w:val="0"/>
-        <w:adjustRightInd w:val="0"/>
-        <w:contextualSpacing/>
-        <w:rPr>
-          <w:rFonts w:ascii="Times New Roman" w:eastAsia="宋体" w:hAnsi="Times New Roman" w:cs="Times New Roman"/>
-          <w:kern w:val="0"/>
-          <w:sz w:val="24"/>
-          <w:szCs w:val="24"/>
-        </w:rPr>
-      </w:pPr>
-      <w:bookmarkStart w:id="65" w:name="_Ref227803402"/>
-      <w:r>
-        <w:rPr>
-          <w:rFonts w:ascii="Times New Roman" w:eastAsia="宋体" w:hAnsi="Times New Roman" w:cs="Times New Roman"/>
-          <w:kern w:val="0"/>
-          <w:sz w:val="24"/>
-          <w:szCs w:val="24"/>
-        </w:rPr>
-        <w:t xml:space="preserve">Wu T, Tang S, Zhang R, et al. </w:t>
-      </w:r>
-      <w:proofErr w:type="spellStart"/>
-      <w:r>
-        <w:rPr>
-          <w:rFonts w:ascii="Times New Roman" w:eastAsia="宋体" w:hAnsi="Times New Roman" w:cs="Times New Roman"/>
-          <w:kern w:val="0"/>
-          <w:sz w:val="24"/>
-          <w:szCs w:val="24"/>
-        </w:rPr>
-        <w:t>CGNet</w:t>
-      </w:r>
-      <w:proofErr w:type="spellEnd"/>
-      <w:r>
-        <w:rPr>
-          <w:rFonts w:ascii="Times New Roman" w:eastAsia="宋体" w:hAnsi="Times New Roman" w:cs="Times New Roman"/>
-          <w:kern w:val="0"/>
-          <w:sz w:val="24"/>
-          <w:szCs w:val="24"/>
-        </w:rPr>
-        <w:t>: A light-weight context guided network for semantic segmentation[J]. IEEE Transactions on Image Processing, 2020, 30: 1169-1179.</w:t>
-      </w:r>
-      <w:bookmarkEnd w:id="65"/>
-    </w:p>
-    <w:p>
-      <w:pPr>
-        <w:numPr>
-          <w:ilvl w:val="0"/>
-          <w:numId w:val="2"/>
-        </w:numPr>
-        <w:autoSpaceDE w:val="0"/>
-        <w:autoSpaceDN w:val="0"/>
-        <w:adjustRightInd w:val="0"/>
-        <w:contextualSpacing/>
-        <w:rPr>
-          <w:rFonts w:ascii="Times New Roman" w:eastAsia="宋体" w:hAnsi="Times New Roman" w:cs="Times New Roman"/>
-          <w:kern w:val="0"/>
-          <w:sz w:val="24"/>
-          <w:szCs w:val="24"/>
-        </w:rPr>
-      </w:pPr>
-      <w:bookmarkStart w:id="66" w:name="_Ref227803407"/>
-      <w:r>
-        <w:rPr>
-          <w:rFonts w:ascii="Times New Roman" w:eastAsia="宋体" w:hAnsi="Times New Roman" w:cs="Times New Roman"/>
-          <w:kern w:val="0"/>
-          <w:sz w:val="24"/>
-          <w:szCs w:val="24"/>
-        </w:rPr>
-        <w:t xml:space="preserve">Yang Z, Yu H, Fu Q, et al. </w:t>
-      </w:r>
-      <w:proofErr w:type="spellStart"/>
-      <w:r>
-        <w:rPr>
-          <w:rFonts w:ascii="Times New Roman" w:eastAsia="宋体" w:hAnsi="Times New Roman" w:cs="Times New Roman"/>
-          <w:kern w:val="0"/>
-          <w:sz w:val="24"/>
-          <w:szCs w:val="24"/>
-        </w:rPr>
-        <w:t>NDNet</w:t>
-      </w:r>
-      <w:proofErr w:type="spellEnd"/>
-      <w:r>
-        <w:rPr>
-          <w:rFonts w:ascii="Times New Roman" w:eastAsia="宋体" w:hAnsi="Times New Roman" w:cs="Times New Roman"/>
-          <w:kern w:val="0"/>
-          <w:sz w:val="24"/>
-          <w:szCs w:val="24"/>
-        </w:rPr>
-        <w:t>: Narrow while deep network for real-time semantic segmentation[J]. IEEE Transactions on Intelligent Transportation Systems, 2021, 22(9): 5508-5519.</w:t>
-      </w:r>
-      <w:bookmarkEnd w:id="66"/>
-    </w:p>
-    <w:p>
-      <w:pPr>
-        <w:numPr>
-          <w:ilvl w:val="0"/>
-          <w:numId w:val="2"/>
-        </w:numPr>
-        <w:autoSpaceDE w:val="0"/>
-        <w:autoSpaceDN w:val="0"/>
-        <w:adjustRightInd w:val="0"/>
-        <w:contextualSpacing/>
-        <w:rPr>
-          <w:rFonts w:ascii="Times New Roman" w:eastAsia="宋体" w:hAnsi="Times New Roman" w:cs="Times New Roman"/>
-          <w:kern w:val="0"/>
-          <w:sz w:val="24"/>
-          <w:szCs w:val="24"/>
-        </w:rPr>
-      </w:pPr>
-      <w:bookmarkStart w:id="67" w:name="_Ref227803413"/>
-      <w:r>
-        <w:rPr>
-          <w:rFonts w:ascii="Times New Roman" w:eastAsia="宋体" w:hAnsi="Times New Roman" w:cs="Times New Roman"/>
-          <w:kern w:val="0"/>
-          <w:sz w:val="24"/>
-          <w:szCs w:val="24"/>
-        </w:rPr>
-        <w:t xml:space="preserve">Singha T, Bergemann M, Pham D S, et al. </w:t>
-      </w:r>
-      <w:proofErr w:type="spellStart"/>
-      <w:r>
-        <w:rPr>
-          <w:rFonts w:ascii="Times New Roman" w:eastAsia="宋体" w:hAnsi="Times New Roman" w:cs="Times New Roman"/>
-          <w:kern w:val="0"/>
-          <w:sz w:val="24"/>
-          <w:szCs w:val="24"/>
-        </w:rPr>
-        <w:t>SCMNet</w:t>
-      </w:r>
-      <w:proofErr w:type="spellEnd"/>
-      <w:r>
-        <w:rPr>
-          <w:rFonts w:ascii="Times New Roman" w:eastAsia="宋体" w:hAnsi="Times New Roman" w:cs="Times New Roman"/>
-          <w:kern w:val="0"/>
-          <w:sz w:val="24"/>
-          <w:szCs w:val="24"/>
-        </w:rPr>
-        <w:t>: Shared context mining network for real-time semantic segmentation[C]. Proceedings of the Digital Image Computing: Techniques and Applications (DICTA), IEEE, 2021: 1-8.</w:t>
-      </w:r>
-      <w:bookmarkEnd w:id="67"/>
-    </w:p>
-    <w:p>
-      <w:pPr>
-        <w:numPr>
-          <w:ilvl w:val="0"/>
-          <w:numId w:val="2"/>
-        </w:numPr>
-        <w:autoSpaceDE w:val="0"/>
-        <w:autoSpaceDN w:val="0"/>
-        <w:adjustRightInd w:val="0"/>
-        <w:contextualSpacing/>
-        <w:rPr>
-          <w:rFonts w:ascii="Times New Roman" w:eastAsia="宋体" w:hAnsi="Times New Roman" w:cs="Times New Roman"/>
-          <w:kern w:val="0"/>
-          <w:sz w:val="24"/>
-          <w:szCs w:val="24"/>
-        </w:rPr>
-      </w:pPr>
-      <w:bookmarkStart w:id="68" w:name="_Ref227803418"/>
-      <w:r>
-        <w:rPr>
-          <w:rFonts w:ascii="Times New Roman" w:eastAsia="宋体" w:hAnsi="Times New Roman" w:cs="Times New Roman"/>
-          <w:kern w:val="0"/>
-          <w:sz w:val="24"/>
-          <w:szCs w:val="24"/>
-        </w:rPr>
-        <w:t xml:space="preserve">Zhuang M, Zhong X, Gu D, et al. </w:t>
-      </w:r>
-      <w:proofErr w:type="spellStart"/>
-      <w:r>
-        <w:rPr>
-          <w:rFonts w:ascii="Times New Roman" w:eastAsia="宋体" w:hAnsi="Times New Roman" w:cs="Times New Roman"/>
-          <w:kern w:val="0"/>
-          <w:sz w:val="24"/>
-          <w:szCs w:val="24"/>
-        </w:rPr>
-        <w:t>LRDNet</w:t>
-      </w:r>
-      <w:proofErr w:type="spellEnd"/>
-      <w:r>
-        <w:rPr>
-          <w:rFonts w:ascii="Times New Roman" w:eastAsia="宋体" w:hAnsi="Times New Roman" w:cs="Times New Roman"/>
-          <w:kern w:val="0"/>
-          <w:sz w:val="24"/>
-          <w:szCs w:val="24"/>
-        </w:rPr>
-        <w:t>: A lightweight and efficient network with refined dual attention decoder for real-time semantic segmentation[J]. Neurocomputing, 2021, 459: 349-360.</w:t>
-      </w:r>
-      <w:bookmarkEnd w:id="68"/>
-    </w:p>
-    <w:p>
-      <w:pPr>
-        <w:numPr>
-          <w:ilvl w:val="0"/>
-          <w:numId w:val="2"/>
-        </w:numPr>
-        <w:autoSpaceDE w:val="0"/>
-        <w:autoSpaceDN w:val="0"/>
-        <w:adjustRightInd w:val="0"/>
-        <w:contextualSpacing/>
-        <w:rPr>
-          <w:rFonts w:ascii="Times New Roman" w:eastAsia="宋体" w:hAnsi="Times New Roman" w:cs="Times New Roman"/>
-          <w:kern w:val="0"/>
-          <w:sz w:val="24"/>
-          <w:szCs w:val="24"/>
-        </w:rPr>
-      </w:pPr>
-      <w:bookmarkStart w:id="69" w:name="_Ref227803423"/>
-      <w:r>
-        <w:rPr>
-          <w:rFonts w:ascii="Times New Roman" w:eastAsia="宋体" w:hAnsi="Times New Roman" w:cs="Times New Roman"/>
-          <w:kern w:val="0"/>
-          <w:sz w:val="24"/>
-          <w:szCs w:val="24"/>
-        </w:rPr>
-        <w:t xml:space="preserve">Lou A, Loew M. </w:t>
-      </w:r>
-      <w:proofErr w:type="spellStart"/>
-      <w:r>
-        <w:rPr>
-          <w:rFonts w:ascii="Times New Roman" w:eastAsia="宋体" w:hAnsi="Times New Roman" w:cs="Times New Roman"/>
-          <w:kern w:val="0"/>
-          <w:sz w:val="24"/>
-          <w:szCs w:val="24"/>
-        </w:rPr>
-        <w:t>CFPNet</w:t>
-      </w:r>
-      <w:proofErr w:type="spellEnd"/>
-      <w:r>
-        <w:rPr>
-          <w:rFonts w:ascii="Times New Roman" w:eastAsia="宋体" w:hAnsi="Times New Roman" w:cs="Times New Roman"/>
-          <w:kern w:val="0"/>
-          <w:sz w:val="24"/>
-          <w:szCs w:val="24"/>
-        </w:rPr>
-        <w:t>: Channel-wise feature pyramid for real-time semantic segmentation[C]. Proceedings of the IEEE International Conference on Image Processing (ICIP), 2021: 1894-1898.</w:t>
-      </w:r>
-      <w:bookmarkEnd w:id="69"/>
-    </w:p>
-    <w:p>
-      <w:pPr>
-        <w:numPr>
-          <w:ilvl w:val="0"/>
-          <w:numId w:val="2"/>
-        </w:numPr>
-        <w:autoSpaceDE w:val="0"/>
-        <w:autoSpaceDN w:val="0"/>
-        <w:adjustRightInd w:val="0"/>
-        <w:contextualSpacing/>
-        <w:rPr>
-          <w:rFonts w:ascii="Times New Roman" w:eastAsia="宋体" w:hAnsi="Times New Roman" w:cs="Times New Roman"/>
-          <w:kern w:val="0"/>
-          <w:sz w:val="24"/>
-          <w:szCs w:val="24"/>
-        </w:rPr>
-      </w:pPr>
-      <w:bookmarkStart w:id="70" w:name="_Ref227803427"/>
-      <w:r>
-        <w:rPr>
-          <w:rFonts w:ascii="Times New Roman" w:eastAsia="宋体" w:hAnsi="Times New Roman" w:cs="Times New Roman"/>
-          <w:kern w:val="0"/>
-          <w:sz w:val="24"/>
-          <w:szCs w:val="24"/>
-        </w:rPr>
-        <w:t>Zhao Z, Liu Z, Peng C. AGFNet: Attention guided fusion network for camouflaged object detection[C]. Proceedings of the CAAI International Conference on Artificial Intelligence, Springer, 2022: 478-489.</w:t>
-      </w:r>
-      <w:bookmarkEnd w:id="70"/>
-    </w:p>
-    <w:p>
-      <w:pPr>
-        <w:numPr>
-          <w:ilvl w:val="0"/>
-          <w:numId w:val="2"/>
-        </w:numPr>
-        <w:autoSpaceDE w:val="0"/>
-        <w:autoSpaceDN w:val="0"/>
-        <w:adjustRightInd w:val="0"/>
-        <w:contextualSpacing/>
-        <w:rPr>
-          <w:rFonts w:ascii="Times New Roman" w:eastAsia="宋体" w:hAnsi="Times New Roman" w:cs="Times New Roman"/>
-          <w:kern w:val="0"/>
-          <w:sz w:val="24"/>
-          <w:szCs w:val="24"/>
-        </w:rPr>
-      </w:pPr>
-      <w:bookmarkStart w:id="71" w:name="_Ref227803434"/>
-      <w:r>
-        <w:rPr>
-          <w:rFonts w:ascii="Times New Roman" w:eastAsia="宋体" w:hAnsi="Times New Roman" w:cs="Times New Roman"/>
-          <w:kern w:val="0"/>
-          <w:sz w:val="24"/>
-          <w:szCs w:val="24"/>
-        </w:rPr>
-        <w:t xml:space="preserve">Dai Y, Wang J, Li J, et al. </w:t>
-      </w:r>
-      <w:proofErr w:type="spellStart"/>
-      <w:r>
-        <w:rPr>
-          <w:rFonts w:ascii="Times New Roman" w:eastAsia="宋体" w:hAnsi="Times New Roman" w:cs="Times New Roman"/>
-          <w:kern w:val="0"/>
-          <w:sz w:val="24"/>
-          <w:szCs w:val="24"/>
-        </w:rPr>
-        <w:t>PDBNet</w:t>
-      </w:r>
-      <w:proofErr w:type="spellEnd"/>
-      <w:r>
-        <w:rPr>
-          <w:rFonts w:ascii="Times New Roman" w:eastAsia="宋体" w:hAnsi="Times New Roman" w:cs="Times New Roman"/>
-          <w:kern w:val="0"/>
-          <w:sz w:val="24"/>
-          <w:szCs w:val="24"/>
-        </w:rPr>
-        <w:t>: Parallel dual branch network for real-time semantic segmentation[J]. International Journal of Control, Automation and Systems, 2022, 20(8): 2702-2711.</w:t>
-      </w:r>
-      <w:bookmarkEnd w:id="71"/>
-    </w:p>
-    <w:p>
-      <w:pPr>
-        <w:numPr>
-          <w:ilvl w:val="0"/>
-          <w:numId w:val="2"/>
-        </w:numPr>
-        <w:autoSpaceDE w:val="0"/>
-        <w:autoSpaceDN w:val="0"/>
-        <w:adjustRightInd w:val="0"/>
-        <w:contextualSpacing/>
-        <w:rPr>
-          <w:rFonts w:ascii="Times New Roman" w:eastAsia="宋体" w:hAnsi="Times New Roman" w:cs="Times New Roman"/>
-          <w:kern w:val="0"/>
-          <w:sz w:val="24"/>
-          <w:szCs w:val="24"/>
-        </w:rPr>
-      </w:pPr>
-      <w:bookmarkStart w:id="72" w:name="_Ref227803444"/>
-      <w:r>
-        <w:rPr>
-          <w:rFonts w:ascii="Times New Roman" w:eastAsia="宋体" w:hAnsi="Times New Roman" w:cs="Times New Roman"/>
-          <w:kern w:val="0"/>
-          <w:sz w:val="24"/>
-          <w:szCs w:val="24"/>
-        </w:rPr>
-        <w:t>Hao S, Zhou Y, Guo Y, et al. Real-time semantic segmentation via spatial-detail guided context propagation[J]. IEEE Transactions on Neural Networks and Learning Systems, 2022, 36(3): 4042-4053.</w:t>
-      </w:r>
-      <w:bookmarkEnd w:id="72"/>
-    </w:p>
-    <w:p>
-      <w:pPr>
-        <w:numPr>
-          <w:ilvl w:val="0"/>
-          <w:numId w:val="2"/>
-        </w:numPr>
-        <w:autoSpaceDE w:val="0"/>
-        <w:autoSpaceDN w:val="0"/>
-        <w:adjustRightInd w:val="0"/>
-        <w:contextualSpacing/>
-        <w:rPr>
-          <w:rFonts w:ascii="Times New Roman" w:eastAsia="宋体" w:hAnsi="Times New Roman" w:cs="Times New Roman"/>
-          <w:kern w:val="0"/>
-          <w:sz w:val="24"/>
-          <w:szCs w:val="24"/>
-        </w:rPr>
-      </w:pPr>
-      <w:bookmarkStart w:id="73" w:name="_Ref227803455"/>
-      <w:r>
-        <w:rPr>
-          <w:rFonts w:ascii="Times New Roman" w:eastAsia="宋体" w:hAnsi="Times New Roman" w:cs="Times New Roman"/>
-          <w:kern w:val="0"/>
-          <w:sz w:val="24"/>
-          <w:szCs w:val="24"/>
-        </w:rPr>
-        <w:t xml:space="preserve">Gao G, Xu G, Yu Y, et al. </w:t>
-      </w:r>
-      <w:proofErr w:type="spellStart"/>
-      <w:r>
-        <w:rPr>
-          <w:rFonts w:ascii="Times New Roman" w:eastAsia="宋体" w:hAnsi="Times New Roman" w:cs="Times New Roman"/>
-          <w:kern w:val="0"/>
-          <w:sz w:val="24"/>
-          <w:szCs w:val="24"/>
-        </w:rPr>
-        <w:t>MSCFNet</w:t>
-      </w:r>
-      <w:proofErr w:type="spellEnd"/>
-      <w:r>
-        <w:rPr>
-          <w:rFonts w:ascii="Times New Roman" w:eastAsia="宋体" w:hAnsi="Times New Roman" w:cs="Times New Roman"/>
-          <w:kern w:val="0"/>
-          <w:sz w:val="24"/>
-          <w:szCs w:val="24"/>
-        </w:rPr>
-        <w:t>: A lightweight network with multi-scale context fusion for real-time semantic segmentation[J]. IEEE Transactions on Intelligent Transportation Systems, 2021, 23(12): 25489-25499.</w:t>
-      </w:r>
-      <w:bookmarkEnd w:id="73"/>
-    </w:p>
-    <w:p>
-      <w:pPr>
-        <w:numPr>
-          <w:ilvl w:val="0"/>
-          <w:numId w:val="2"/>
-        </w:numPr>
-        <w:autoSpaceDE w:val="0"/>
-        <w:autoSpaceDN w:val="0"/>
-        <w:adjustRightInd w:val="0"/>
-        <w:contextualSpacing/>
-        <w:rPr>
-          <w:rFonts w:ascii="Times New Roman" w:eastAsia="宋体" w:hAnsi="Times New Roman" w:cs="Times New Roman"/>
-          <w:kern w:val="0"/>
-          <w:sz w:val="24"/>
-          <w:szCs w:val="24"/>
-        </w:rPr>
-      </w:pPr>
-      <w:bookmarkStart w:id="74" w:name="_Ref227803470"/>
-      <w:r>
-        <w:rPr>
-          <w:rFonts w:ascii="Times New Roman" w:eastAsia="宋体" w:hAnsi="Times New Roman" w:cs="Times New Roman"/>
-          <w:kern w:val="0"/>
-          <w:sz w:val="24"/>
-          <w:szCs w:val="24"/>
-        </w:rPr>
-        <w:t xml:space="preserve">Li G, Yun I, Kim J, et al. </w:t>
-      </w:r>
-      <w:proofErr w:type="spellStart"/>
-      <w:r>
-        <w:rPr>
-          <w:rFonts w:ascii="Times New Roman" w:eastAsia="宋体" w:hAnsi="Times New Roman" w:cs="Times New Roman"/>
-          <w:kern w:val="0"/>
-          <w:sz w:val="24"/>
-          <w:szCs w:val="24"/>
-        </w:rPr>
-        <w:t>DABNet</w:t>
-      </w:r>
-      <w:proofErr w:type="spellEnd"/>
-      <w:r>
-        <w:rPr>
-          <w:rFonts w:ascii="Times New Roman" w:eastAsia="宋体" w:hAnsi="Times New Roman" w:cs="Times New Roman"/>
-          <w:kern w:val="0"/>
-          <w:sz w:val="24"/>
-          <w:szCs w:val="24"/>
-        </w:rPr>
-        <w:t>: Depth-wise asymmetric bottleneck for real-time semantic segmentation[EB/OL]. arXiv:1907.11357, [2026-04-22].</w:t>
-      </w:r>
-      <w:bookmarkEnd w:id="74"/>
-    </w:p>
-    <w:p>
-      <w:pPr>
-        <w:numPr>
-          <w:ilvl w:val="0"/>
-          <w:numId w:val="2"/>
-        </w:numPr>
-        <w:autoSpaceDE w:val="0"/>
-        <w:autoSpaceDN w:val="0"/>
-        <w:adjustRightInd w:val="0"/>
-        <w:contextualSpacing/>
-        <w:rPr>
-          <w:rFonts w:ascii="Times New Roman" w:eastAsia="宋体" w:hAnsi="Times New Roman" w:cs="Times New Roman"/>
-          <w:kern w:val="0"/>
-          <w:sz w:val="24"/>
-          <w:szCs w:val="24"/>
-        </w:rPr>
-      </w:pPr>
-      <w:bookmarkStart w:id="75" w:name="_Ref227803476"/>
-      <w:r>
-        <w:rPr>
-          <w:rFonts w:ascii="Times New Roman" w:eastAsia="宋体" w:hAnsi="Times New Roman" w:cs="Times New Roman"/>
-          <w:kern w:val="0"/>
-          <w:sz w:val="24"/>
-          <w:szCs w:val="24"/>
-        </w:rPr>
-        <w:t xml:space="preserve">Liu J, Zhou Q, Qiang Y, et al. </w:t>
-      </w:r>
-      <w:proofErr w:type="spellStart"/>
-      <w:r>
-        <w:rPr>
-          <w:rFonts w:ascii="Times New Roman" w:eastAsia="宋体" w:hAnsi="Times New Roman" w:cs="Times New Roman"/>
-          <w:kern w:val="0"/>
-          <w:sz w:val="24"/>
-          <w:szCs w:val="24"/>
-        </w:rPr>
-        <w:t>FDDWNet</w:t>
-      </w:r>
-      <w:proofErr w:type="spellEnd"/>
-      <w:r>
-        <w:rPr>
-          <w:rFonts w:ascii="Times New Roman" w:eastAsia="宋体" w:hAnsi="Times New Roman" w:cs="Times New Roman"/>
-          <w:kern w:val="0"/>
-          <w:sz w:val="24"/>
-          <w:szCs w:val="24"/>
-        </w:rPr>
-        <w:t>: A lightweight convolutional neural network for real-time semantic segmentation[C]. Proceedings of the IEEE International Conference on Acoustics, Speech and Signal Processing (ICASSP), IEEE, 2020: 2373-2377.</w:t>
-      </w:r>
-      <w:bookmarkEnd w:id="75"/>
-    </w:p>
-    <w:p>
-      <w:pPr>
-        <w:numPr>
-          <w:ilvl w:val="0"/>
-          <w:numId w:val="2"/>
-        </w:numPr>
-        <w:autoSpaceDE w:val="0"/>
-        <w:autoSpaceDN w:val="0"/>
-        <w:adjustRightInd w:val="0"/>
-        <w:contextualSpacing/>
-        <w:rPr>
-          <w:rFonts w:ascii="Times New Roman" w:eastAsia="宋体" w:hAnsi="Times New Roman" w:cs="Times New Roman"/>
-          <w:kern w:val="0"/>
-          <w:sz w:val="24"/>
-          <w:szCs w:val="24"/>
-        </w:rPr>
-      </w:pPr>
-      <w:bookmarkStart w:id="76" w:name="_Ref227803892"/>
-      <w:r>
-        <w:rPr>
-          <w:rFonts w:ascii="Times New Roman" w:eastAsia="宋体" w:hAnsi="Times New Roman" w:cs="Times New Roman"/>
-          <w:kern w:val="0"/>
-          <w:sz w:val="24"/>
-          <w:szCs w:val="24"/>
-        </w:rPr>
-        <w:t xml:space="preserve">Gao G, Xu G, Li J, et al. </w:t>
-      </w:r>
-      <w:proofErr w:type="spellStart"/>
-      <w:r>
-        <w:rPr>
-          <w:rFonts w:ascii="Times New Roman" w:eastAsia="宋体" w:hAnsi="Times New Roman" w:cs="Times New Roman"/>
-          <w:kern w:val="0"/>
-          <w:sz w:val="24"/>
-          <w:szCs w:val="24"/>
-        </w:rPr>
-        <w:t>FBSNet</w:t>
-      </w:r>
-      <w:proofErr w:type="spellEnd"/>
-      <w:r>
-        <w:rPr>
-          <w:rFonts w:ascii="Times New Roman" w:eastAsia="宋体" w:hAnsi="Times New Roman" w:cs="Times New Roman"/>
-          <w:kern w:val="0"/>
-          <w:sz w:val="24"/>
-          <w:szCs w:val="24"/>
-        </w:rPr>
-        <w:t>: A fast bilateral symmetrical network for real-time semantic segmentation[J]. IEEE Transactions on Multimedia, 2023, 25: 3273-3283.</w:t>
-      </w:r>
-      <w:bookmarkEnd w:id="76"/>
-    </w:p>
-    <w:p>
-      <w:pPr>
-        <w:numPr>
-          <w:ilvl w:val="0"/>
-          <w:numId w:val="2"/>
-        </w:numPr>
-        <w:autoSpaceDE w:val="0"/>
-        <w:autoSpaceDN w:val="0"/>
-        <w:adjustRightInd w:val="0"/>
-        <w:contextualSpacing/>
-        <w:rPr>
-          <w:rFonts w:ascii="Times New Roman" w:eastAsia="宋体" w:hAnsi="Times New Roman" w:cs="Times New Roman"/>
-          <w:kern w:val="0"/>
-          <w:sz w:val="24"/>
-          <w:szCs w:val="24"/>
-        </w:rPr>
-      </w:pPr>
-      <w:bookmarkStart w:id="77" w:name="_Ref227803901"/>
-      <w:r>
-        <w:rPr>
-          <w:rFonts w:ascii="Times New Roman" w:eastAsia="宋体" w:hAnsi="Times New Roman" w:cs="Times New Roman"/>
-          <w:kern w:val="0"/>
-          <w:sz w:val="24"/>
-          <w:szCs w:val="24"/>
-        </w:rPr>
-        <w:t>Hu X, Feng J. A fast attention-guided hierarchical decoding network for real-time semantic segmentation[J]. Sensors, 2024, 24(1): 95.</w:t>
-      </w:r>
-      <w:bookmarkEnd w:id="77"/>
-    </w:p>
-    <w:p>
-      <w:pPr>
-        <w:numPr>
-          <w:ilvl w:val="0"/>
-          <w:numId w:val="2"/>
-        </w:numPr>
-        <w:autoSpaceDE w:val="0"/>
-        <w:autoSpaceDN w:val="0"/>
-        <w:adjustRightInd w:val="0"/>
-        <w:contextualSpacing/>
-        <w:rPr>
-          <w:rFonts w:ascii="Times New Roman" w:eastAsia="宋体" w:hAnsi="Times New Roman" w:cs="Times New Roman"/>
-          <w:kern w:val="0"/>
-          <w:sz w:val="24"/>
-          <w:szCs w:val="24"/>
-        </w:rPr>
-      </w:pPr>
-      <w:bookmarkStart w:id="78" w:name="_Ref227803910"/>
-      <w:r>
-        <w:rPr>
-          <w:rFonts w:ascii="Times New Roman" w:eastAsia="宋体" w:hAnsi="Times New Roman" w:cs="Times New Roman"/>
-          <w:kern w:val="0"/>
-          <w:sz w:val="24"/>
-          <w:szCs w:val="24"/>
-        </w:rPr>
-        <w:lastRenderedPageBreak/>
-        <w:t>Zhang Y, Zhang X, Miao D, et al. Real-time semantic segmentation of road scenes via hybrid dilated grouping network[J]. International Journal of Network Dynamics and Intelligence, 2025, 4(1): 100006.</w:t>
-      </w:r>
-      <w:bookmarkEnd w:id="78"/>
-    </w:p>
-    <w:p>
-      <w:pPr>
-        <w:numPr>
-          <w:ilvl w:val="0"/>
-          <w:numId w:val="2"/>
-        </w:numPr>
-        <w:autoSpaceDE w:val="0"/>
-        <w:autoSpaceDN w:val="0"/>
-        <w:adjustRightInd w:val="0"/>
-        <w:contextualSpacing/>
-        <w:rPr>
-          <w:rFonts w:ascii="Times New Roman" w:eastAsia="宋体" w:hAnsi="Times New Roman" w:cs="Times New Roman"/>
-          <w:kern w:val="0"/>
-          <w:sz w:val="24"/>
-          <w:szCs w:val="24"/>
-        </w:rPr>
-      </w:pPr>
-      <w:bookmarkStart w:id="79" w:name="_Ref227803933"/>
-      <w:r>
-        <w:rPr>
-          <w:rFonts w:ascii="Times New Roman" w:eastAsia="宋体" w:hAnsi="Times New Roman" w:cs="Times New Roman"/>
-          <w:kern w:val="0"/>
-          <w:sz w:val="24"/>
-          <w:szCs w:val="24"/>
-        </w:rPr>
-        <w:t xml:space="preserve">Yu C, Wang J, Peng C, et al. </w:t>
-      </w:r>
-      <w:proofErr w:type="spellStart"/>
-      <w:r>
-        <w:rPr>
-          <w:rFonts w:ascii="Times New Roman" w:eastAsia="宋体" w:hAnsi="Times New Roman" w:cs="Times New Roman"/>
-          <w:kern w:val="0"/>
-          <w:sz w:val="24"/>
-          <w:szCs w:val="24"/>
-        </w:rPr>
-        <w:t>BiSeNet</w:t>
-      </w:r>
-      <w:proofErr w:type="spellEnd"/>
-      <w:r>
-        <w:rPr>
-          <w:rFonts w:ascii="Times New Roman" w:eastAsia="宋体" w:hAnsi="Times New Roman" w:cs="Times New Roman"/>
-          <w:kern w:val="0"/>
-          <w:sz w:val="24"/>
-          <w:szCs w:val="24"/>
-        </w:rPr>
-        <w:t>: Bilateral segmentation network for real-time semantic segmentation[C]. Proceedings of the European Conference on Computer Vision (ECCV), 2018: 325-341.</w:t>
-      </w:r>
-      <w:bookmarkEnd w:id="79"/>
-    </w:p>
-    <w:p>
-      <w:pPr>
-        <w:numPr>
-          <w:ilvl w:val="0"/>
-          <w:numId w:val="2"/>
-        </w:numPr>
-        <w:autoSpaceDE w:val="0"/>
-        <w:autoSpaceDN w:val="0"/>
-        <w:adjustRightInd w:val="0"/>
-        <w:contextualSpacing/>
-        <w:rPr>
-          <w:rFonts w:ascii="Times New Roman" w:eastAsia="宋体" w:hAnsi="Times New Roman" w:cs="Times New Roman"/>
-          <w:kern w:val="0"/>
-          <w:sz w:val="24"/>
-          <w:szCs w:val="24"/>
-        </w:rPr>
-      </w:pPr>
-      <w:bookmarkStart w:id="80" w:name="_Ref227803938"/>
-      <w:r>
-        <w:rPr>
-          <w:rFonts w:ascii="Times New Roman" w:eastAsia="宋体" w:hAnsi="Times New Roman" w:cs="Times New Roman"/>
-          <w:kern w:val="0"/>
-          <w:sz w:val="24"/>
-          <w:szCs w:val="24"/>
-        </w:rPr>
-        <w:t xml:space="preserve">Zhao H, Qi X, Shen X, et al. </w:t>
-      </w:r>
-      <w:proofErr w:type="spellStart"/>
-      <w:r>
-        <w:rPr>
-          <w:rFonts w:ascii="Times New Roman" w:eastAsia="宋体" w:hAnsi="Times New Roman" w:cs="Times New Roman"/>
-          <w:kern w:val="0"/>
-          <w:sz w:val="24"/>
-          <w:szCs w:val="24"/>
-        </w:rPr>
-        <w:t>ICNet</w:t>
-      </w:r>
-      <w:proofErr w:type="spellEnd"/>
-      <w:r>
-        <w:rPr>
-          <w:rFonts w:ascii="Times New Roman" w:eastAsia="宋体" w:hAnsi="Times New Roman" w:cs="Times New Roman"/>
-          <w:kern w:val="0"/>
-          <w:sz w:val="24"/>
-          <w:szCs w:val="24"/>
-        </w:rPr>
-        <w:t xml:space="preserve"> for real-time semantic segmentation on high-resolution images[C]. Proceedings of the European Conference on Computer Vision (ECCV), 2018: 405-420.</w:t>
-      </w:r>
-      <w:bookmarkEnd w:id="80"/>
-    </w:p>
-    <w:p>
-      <w:pPr>
-        <w:numPr>
-          <w:ilvl w:val="0"/>
-          <w:numId w:val="2"/>
-        </w:numPr>
-        <w:autoSpaceDE w:val="0"/>
-        <w:autoSpaceDN w:val="0"/>
-        <w:adjustRightInd w:val="0"/>
-        <w:contextualSpacing/>
-        <w:rPr>
-          <w:rFonts w:ascii="Times New Roman" w:eastAsia="宋体" w:hAnsi="Times New Roman" w:cs="Times New Roman"/>
-          <w:kern w:val="0"/>
-          <w:sz w:val="24"/>
-          <w:szCs w:val="24"/>
-        </w:rPr>
-      </w:pPr>
-      <w:bookmarkStart w:id="81" w:name="_Ref227804036"/>
-      <w:r>
-        <w:rPr>
-          <w:rFonts w:ascii="Times New Roman" w:eastAsia="宋体" w:hAnsi="Times New Roman" w:cs="Times New Roman"/>
-          <w:kern w:val="0"/>
-          <w:sz w:val="24"/>
-          <w:szCs w:val="24"/>
-        </w:rPr>
-        <w:t>Dong G, Yan Y, Shen C, et al. Real-time high-performance semantic image segmentation of urban street scenes[J]. IEEE Transactions on Intelligent Transportation Systems, 2020, 22(6): 3258-3274.</w:t>
-      </w:r>
-      <w:bookmarkEnd w:id="81"/>
-    </w:p>
-    <w:p>
-      <w:pPr>
-        <w:numPr>
-          <w:ilvl w:val="0"/>
-          <w:numId w:val="2"/>
-        </w:numPr>
-        <w:autoSpaceDE w:val="0"/>
-        <w:autoSpaceDN w:val="0"/>
-        <w:adjustRightInd w:val="0"/>
-        <w:contextualSpacing/>
-        <w:rPr>
-          <w:rFonts w:ascii="Times New Roman" w:eastAsia="宋体" w:hAnsi="Times New Roman" w:cs="Times New Roman"/>
-          <w:kern w:val="0"/>
-          <w:sz w:val="24"/>
-          <w:szCs w:val="24"/>
-        </w:rPr>
-      </w:pPr>
-      <w:bookmarkStart w:id="82" w:name="_Ref227804040"/>
-      <w:r>
-        <w:rPr>
-          <w:rFonts w:ascii="Times New Roman" w:eastAsia="宋体" w:hAnsi="Times New Roman" w:cs="Times New Roman"/>
-          <w:kern w:val="0"/>
-          <w:sz w:val="24"/>
-          <w:szCs w:val="24"/>
-        </w:rPr>
-        <w:t xml:space="preserve">Fan J, Wang F, Chu H, et al. </w:t>
-      </w:r>
-      <w:proofErr w:type="spellStart"/>
-      <w:r>
-        <w:rPr>
-          <w:rFonts w:ascii="Times New Roman" w:eastAsia="宋体" w:hAnsi="Times New Roman" w:cs="Times New Roman"/>
-          <w:kern w:val="0"/>
-          <w:sz w:val="24"/>
-          <w:szCs w:val="24"/>
-        </w:rPr>
-        <w:t>MLFNet</w:t>
-      </w:r>
-      <w:proofErr w:type="spellEnd"/>
-      <w:r>
-        <w:rPr>
-          <w:rFonts w:ascii="Times New Roman" w:eastAsia="宋体" w:hAnsi="Times New Roman" w:cs="Times New Roman"/>
-          <w:kern w:val="0"/>
-          <w:sz w:val="24"/>
-          <w:szCs w:val="24"/>
-        </w:rPr>
-        <w:t>: Multi-level fusion network for real-time semantic segmentation of autonomous driving[J]. IEEE Transactions on Intelligent Vehicles, 2023, 8(1): 756-767.</w:t>
-      </w:r>
-      <w:bookmarkEnd w:id="82"/>
-    </w:p>
-    <w:p>
-      <w:pPr>
-        <w:numPr>
-          <w:ilvl w:val="0"/>
-          <w:numId w:val="2"/>
-        </w:numPr>
-        <w:autoSpaceDE w:val="0"/>
-        <w:autoSpaceDN w:val="0"/>
-        <w:adjustRightInd w:val="0"/>
-        <w:contextualSpacing/>
-        <w:rPr>
-          <w:rFonts w:ascii="Times New Roman" w:eastAsia="宋体" w:hAnsi="Times New Roman" w:cs="Times New Roman"/>
-          <w:kern w:val="0"/>
-          <w:sz w:val="24"/>
-          <w:szCs w:val="24"/>
-        </w:rPr>
-      </w:pPr>
-      <w:bookmarkStart w:id="83" w:name="_Ref227804067"/>
-      <w:r>
-        <w:rPr>
-          <w:rFonts w:ascii="Times New Roman" w:eastAsia="宋体" w:hAnsi="Times New Roman" w:cs="Times New Roman"/>
-          <w:kern w:val="0"/>
-          <w:sz w:val="24"/>
-          <w:szCs w:val="24"/>
-        </w:rPr>
-        <w:t>Peng J, Liu Y, Tang S, et al. PP-</w:t>
-      </w:r>
-      <w:proofErr w:type="spellStart"/>
-      <w:r>
-        <w:rPr>
-          <w:rFonts w:ascii="Times New Roman" w:eastAsia="宋体" w:hAnsi="Times New Roman" w:cs="Times New Roman"/>
-          <w:kern w:val="0"/>
-          <w:sz w:val="24"/>
-          <w:szCs w:val="24"/>
-        </w:rPr>
-        <w:t>LiteSeg</w:t>
-      </w:r>
-      <w:proofErr w:type="spellEnd"/>
-      <w:r>
-        <w:rPr>
-          <w:rFonts w:ascii="Times New Roman" w:eastAsia="宋体" w:hAnsi="Times New Roman" w:cs="Times New Roman"/>
-          <w:kern w:val="0"/>
-          <w:sz w:val="24"/>
-          <w:szCs w:val="24"/>
-        </w:rPr>
-        <w:t>: A superior real-time semantic segmentation model[EB/OL]. arXiv:2204.02681, 2022.</w:t>
-      </w:r>
-      <w:bookmarkEnd w:id="83"/>
-    </w:p>
-    <w:p>
-      <w:pPr>
-        <w:numPr>
-          <w:ilvl w:val="0"/>
-          <w:numId w:val="2"/>
-        </w:numPr>
-        <w:autoSpaceDE w:val="0"/>
-        <w:autoSpaceDN w:val="0"/>
-        <w:adjustRightInd w:val="0"/>
-        <w:contextualSpacing/>
-        <w:rPr>
-          <w:rFonts w:ascii="Times New Roman" w:eastAsia="宋体" w:hAnsi="Times New Roman" w:cs="Times New Roman"/>
-          <w:kern w:val="0"/>
-          <w:sz w:val="24"/>
-          <w:szCs w:val="24"/>
-        </w:rPr>
-      </w:pPr>
-      <w:bookmarkStart w:id="84" w:name="_Ref227804078"/>
-      <w:r>
-        <w:rPr>
-          <w:rFonts w:ascii="Times New Roman" w:eastAsia="宋体" w:hAnsi="Times New Roman" w:cs="Times New Roman"/>
-          <w:kern w:val="0"/>
-          <w:sz w:val="24"/>
-          <w:szCs w:val="24"/>
-        </w:rPr>
-        <w:t xml:space="preserve">Chen W, Gong X, Liu X, et al. </w:t>
-      </w:r>
-      <w:proofErr w:type="spellStart"/>
-      <w:r>
-        <w:rPr>
-          <w:rFonts w:ascii="Times New Roman" w:eastAsia="宋体" w:hAnsi="Times New Roman" w:cs="Times New Roman"/>
-          <w:kern w:val="0"/>
-          <w:sz w:val="24"/>
-          <w:szCs w:val="24"/>
-        </w:rPr>
-        <w:t>FasterSeg</w:t>
-      </w:r>
-      <w:proofErr w:type="spellEnd"/>
-      <w:r>
-        <w:rPr>
-          <w:rFonts w:ascii="Times New Roman" w:eastAsia="宋体" w:hAnsi="Times New Roman" w:cs="Times New Roman"/>
-          <w:kern w:val="0"/>
-          <w:sz w:val="24"/>
-          <w:szCs w:val="24"/>
-        </w:rPr>
-        <w:t>: Searching for faster real-time semantic segmentation[EB/OL]. arXiv:1912.10917, [2026-04-22].</w:t>
-      </w:r>
-      <w:bookmarkEnd w:id="84"/>
-    </w:p>
-    <w:p>
-      <w:pPr>
-        <w:numPr>
-          <w:ilvl w:val="0"/>
-          <w:numId w:val="2"/>
-        </w:numPr>
-        <w:autoSpaceDE w:val="0"/>
-        <w:autoSpaceDN w:val="0"/>
-        <w:adjustRightInd w:val="0"/>
-        <w:contextualSpacing/>
-        <w:rPr>
-          <w:rFonts w:ascii="Times New Roman" w:eastAsia="宋体" w:hAnsi="Times New Roman" w:cs="Times New Roman"/>
-          <w:kern w:val="0"/>
-          <w:sz w:val="24"/>
-          <w:szCs w:val="24"/>
-        </w:rPr>
-      </w:pPr>
-      <w:bookmarkStart w:id="85" w:name="_Ref227804086"/>
-      <w:r>
-        <w:rPr>
-          <w:rFonts w:ascii="Times New Roman" w:eastAsia="宋体" w:hAnsi="Times New Roman" w:cs="Times New Roman"/>
-          <w:kern w:val="0"/>
-          <w:sz w:val="24"/>
-          <w:szCs w:val="24"/>
-        </w:rPr>
-        <w:t xml:space="preserve">Fan J, Gao B, Ge Q, et al. </w:t>
-      </w:r>
-      <w:proofErr w:type="spellStart"/>
-      <w:r>
-        <w:rPr>
-          <w:rFonts w:ascii="Times New Roman" w:eastAsia="宋体" w:hAnsi="Times New Roman" w:cs="Times New Roman"/>
-          <w:kern w:val="0"/>
-          <w:sz w:val="24"/>
-          <w:szCs w:val="24"/>
-        </w:rPr>
-        <w:t>SegTransConv</w:t>
-      </w:r>
-      <w:proofErr w:type="spellEnd"/>
-      <w:r>
-        <w:rPr>
-          <w:rFonts w:ascii="Times New Roman" w:eastAsia="宋体" w:hAnsi="Times New Roman" w:cs="Times New Roman"/>
-          <w:kern w:val="0"/>
-          <w:sz w:val="24"/>
-          <w:szCs w:val="24"/>
-        </w:rPr>
-        <w:t>: Transformer and CNN hybrid method for real-time semantic segmentation of autonomous vehicles[J]. IEEE Transactions on Intelligent Transportation Systems, 2024, 25(2): 1586-1601.</w:t>
-      </w:r>
-      <w:bookmarkEnd w:id="85"/>
-    </w:p>
-    <w:p>
-      <w:pPr>
-        <w:numPr>
-          <w:ilvl w:val="0"/>
-          <w:numId w:val="2"/>
-        </w:numPr>
-        <w:autoSpaceDE w:val="0"/>
-        <w:autoSpaceDN w:val="0"/>
-        <w:adjustRightInd w:val="0"/>
-        <w:contextualSpacing/>
-        <w:rPr>
-          <w:rFonts w:ascii="Times New Roman" w:eastAsia="宋体" w:hAnsi="Times New Roman" w:cs="Times New Roman"/>
-          <w:kern w:val="0"/>
-          <w:sz w:val="24"/>
-          <w:szCs w:val="24"/>
-        </w:rPr>
-      </w:pPr>
-      <w:bookmarkStart w:id="86" w:name="_Ref227804139"/>
-      <w:r>
-        <w:rPr>
-          <w:rFonts w:ascii="Times New Roman" w:eastAsia="宋体" w:hAnsi="Times New Roman" w:cs="Times New Roman"/>
-          <w:kern w:val="0"/>
-          <w:sz w:val="24"/>
-          <w:szCs w:val="24"/>
-        </w:rPr>
-        <w:t>Yuan Z, Zhang J, Wang Y, et al. Towards robust semantic segmentation against patch-based attack via attention refinement[J]. International Journal of Computer Vision, 2024, 132(11): 5270-5292.</w:t>
-      </w:r>
-      <w:bookmarkEnd w:id="86"/>
-    </w:p>
-    <w:p>
-      <w:pPr>
-        <w:numPr>
-          <w:ilvl w:val="0"/>
-          <w:numId w:val="2"/>
-        </w:numPr>
-        <w:autoSpaceDE w:val="0"/>
-        <w:autoSpaceDN w:val="0"/>
-        <w:adjustRightInd w:val="0"/>
-        <w:contextualSpacing/>
-        <w:rPr>
-          <w:rFonts w:ascii="Times New Roman" w:eastAsia="宋体" w:hAnsi="Times New Roman" w:cs="Times New Roman"/>
-          <w:kern w:val="0"/>
-          <w:sz w:val="24"/>
-          <w:szCs w:val="24"/>
-        </w:rPr>
-      </w:pPr>
-      <w:bookmarkStart w:id="87" w:name="_Ref227804145"/>
-      <w:r>
-        <w:rPr>
-          <w:rFonts w:ascii="Times New Roman" w:eastAsia="宋体" w:hAnsi="Times New Roman" w:cs="Times New Roman"/>
-          <w:kern w:val="0"/>
-          <w:sz w:val="24"/>
-          <w:szCs w:val="24"/>
-        </w:rPr>
-        <w:t xml:space="preserve">Wan Q, Huang Z, Lu J, et al. </w:t>
-      </w:r>
-      <w:proofErr w:type="spellStart"/>
-      <w:r>
-        <w:rPr>
-          <w:rFonts w:ascii="Times New Roman" w:eastAsia="宋体" w:hAnsi="Times New Roman" w:cs="Times New Roman"/>
-          <w:kern w:val="0"/>
-          <w:sz w:val="24"/>
-          <w:szCs w:val="24"/>
-        </w:rPr>
-        <w:t>SeaFormer</w:t>
-      </w:r>
-      <w:proofErr w:type="spellEnd"/>
-      <w:r>
-        <w:rPr>
-          <w:rFonts w:ascii="Times New Roman" w:eastAsia="宋体" w:hAnsi="Times New Roman" w:cs="Times New Roman"/>
-          <w:kern w:val="0"/>
-          <w:sz w:val="24"/>
-          <w:szCs w:val="24"/>
-        </w:rPr>
-        <w:t>: Squeeze-enhanced axial transformer for mobile semantic segmentation[C]. Proceedings of the International Conference on Learning Representations, 2023.</w:t>
-      </w:r>
-      <w:bookmarkEnd w:id="87"/>
-    </w:p>
-    <w:p>
-      <w:pPr>
-        <w:numPr>
-          <w:ilvl w:val="0"/>
-          <w:numId w:val="2"/>
-        </w:numPr>
-        <w:autoSpaceDE w:val="0"/>
-        <w:autoSpaceDN w:val="0"/>
-        <w:adjustRightInd w:val="0"/>
-        <w:contextualSpacing/>
-        <w:rPr>
-          <w:rFonts w:ascii="Times New Roman" w:eastAsia="宋体" w:hAnsi="Times New Roman" w:cs="Times New Roman"/>
-          <w:kern w:val="0"/>
-          <w:sz w:val="24"/>
-          <w:szCs w:val="24"/>
-        </w:rPr>
-      </w:pPr>
-      <w:bookmarkStart w:id="88" w:name="_Ref227804154"/>
-      <w:r>
-        <w:rPr>
-          <w:rFonts w:ascii="Times New Roman" w:eastAsia="宋体" w:hAnsi="Times New Roman" w:cs="Times New Roman"/>
-          <w:kern w:val="0"/>
-          <w:sz w:val="24"/>
-          <w:szCs w:val="24"/>
-        </w:rPr>
-        <w:t>Shi H, Hayat M, Cai J. Transformer scale gate for semantic segmentation[C]. Proceedings of the IEEE/CVF Conference on Computer Vision and Pattern Recognition, 2023: 3051-3060.</w:t>
-      </w:r>
-    </w:p>
-    <w:p>
-      <w:pPr>
-        <w:numPr>
-          <w:ilvl w:val="0"/>
-          <w:numId w:val="2"/>
-        </w:numPr>
-        <w:autoSpaceDE w:val="0"/>
-        <w:autoSpaceDN w:val="0"/>
-        <w:adjustRightInd w:val="0"/>
-        <w:contextualSpacing/>
-        <w:rPr>
-          <w:rFonts w:ascii="Times New Roman" w:eastAsia="宋体" w:hAnsi="Times New Roman" w:cs="Times New Roman"/>
-          <w:kern w:val="0"/>
-          <w:sz w:val="24"/>
-          <w:szCs w:val="24"/>
-        </w:rPr>
-      </w:pPr>
-      <w:bookmarkStart w:id="89" w:name="_Ref227804304"/>
-      <w:r>
-        <w:rPr>
-          <w:rFonts w:ascii="Times New Roman" w:eastAsia="宋体" w:hAnsi="Times New Roman" w:cs="Times New Roman"/>
-          <w:kern w:val="0"/>
-          <w:sz w:val="24"/>
-          <w:szCs w:val="24"/>
-        </w:rPr>
-        <w:t>Zhang C, Han D, Qiao Y, et al. Faster segment anything: Towards lightweight SAM for mobile applications[EB/OL]. arXiv:2306.14289, [2026-04-22].</w:t>
-      </w:r>
-      <w:bookmarkEnd w:id="88"/>
-      <w:bookmarkEnd w:id="89"/>
-    </w:p>
-    <w:p>
-      <w:pPr>
-        <w:numPr>
-          <w:ilvl w:val="0"/>
-          <w:numId w:val="2"/>
-        </w:numPr>
-        <w:autoSpaceDE w:val="0"/>
-        <w:autoSpaceDN w:val="0"/>
-        <w:adjustRightInd w:val="0"/>
-        <w:contextualSpacing/>
-        <w:rPr>
-          <w:rFonts w:ascii="Times New Roman" w:eastAsia="宋体" w:hAnsi="Times New Roman" w:cs="Times New Roman"/>
-          <w:kern w:val="0"/>
-          <w:sz w:val="24"/>
-          <w:szCs w:val="24"/>
-        </w:rPr>
-      </w:pPr>
-      <w:bookmarkStart w:id="90" w:name="_Ref227804197"/>
-      <w:proofErr w:type="spellStart"/>
-      <w:r>
-        <w:rPr>
-          <w:rFonts w:ascii="Times New Roman" w:eastAsia="宋体" w:hAnsi="Times New Roman" w:cs="Times New Roman"/>
-          <w:kern w:val="0"/>
-          <w:sz w:val="24"/>
-          <w:szCs w:val="24"/>
-        </w:rPr>
-        <w:t>Lv</w:t>
-      </w:r>
-      <w:proofErr w:type="spellEnd"/>
-      <w:r>
-        <w:rPr>
-          <w:rFonts w:ascii="Times New Roman" w:eastAsia="宋体" w:hAnsi="Times New Roman" w:cs="Times New Roman"/>
-          <w:kern w:val="0"/>
-          <w:sz w:val="24"/>
-          <w:szCs w:val="24"/>
-        </w:rPr>
-        <w:t xml:space="preserve"> Q, Sun X, Chen C, et al. Parallel complement network for real-time semantic segmentation of road scenes[J]. IEEE Transactions on Intelligent Transportation Systems, 2021, 23(5): 4432-4444.</w:t>
-      </w:r>
-      <w:bookmarkEnd w:id="90"/>
-    </w:p>
-    <w:p>
-      <w:pPr>
-        <w:numPr>
-          <w:ilvl w:val="0"/>
-          <w:numId w:val="2"/>
-        </w:numPr>
-        <w:autoSpaceDE w:val="0"/>
-        <w:autoSpaceDN w:val="0"/>
-        <w:adjustRightInd w:val="0"/>
-        <w:contextualSpacing/>
-        <w:rPr>
-          <w:rFonts w:ascii="Times New Roman" w:eastAsia="宋体" w:hAnsi="Times New Roman" w:cs="Times New Roman"/>
-          <w:kern w:val="0"/>
-          <w:sz w:val="24"/>
-          <w:szCs w:val="24"/>
-        </w:rPr>
-      </w:pPr>
-      <w:bookmarkStart w:id="91" w:name="_Ref227805385"/>
-      <w:r>
-        <w:rPr>
-          <w:rFonts w:ascii="Times New Roman" w:eastAsia="宋体" w:hAnsi="Times New Roman" w:cs="Times New Roman"/>
-          <w:kern w:val="0"/>
-          <w:sz w:val="24"/>
-          <w:szCs w:val="24"/>
-        </w:rPr>
-        <w:t>Mazhar S, Atif N, Bhuyan M K, et al. Block attention network: A lightweight deep network for real-time semantic segmentation of road scenes in resource-constrained devices[J]. Engineering Applications of Artificial Intelligence, 2023, 126: 107086.</w:t>
-      </w:r>
-      <w:bookmarkEnd w:id="91"/>
-    </w:p>
-    <w:p>
-      <w:pPr>
-        <w:numPr>
-          <w:ilvl w:val="0"/>
-          <w:numId w:val="2"/>
-        </w:numPr>
-        <w:autoSpaceDE w:val="0"/>
-        <w:autoSpaceDN w:val="0"/>
-        <w:adjustRightInd w:val="0"/>
-        <w:contextualSpacing/>
-        <w:rPr>
-          <w:rFonts w:ascii="Times New Roman" w:eastAsia="宋体" w:hAnsi="Times New Roman" w:cs="Times New Roman"/>
-          <w:kern w:val="0"/>
-          <w:sz w:val="24"/>
-          <w:szCs w:val="24"/>
-        </w:rPr>
-      </w:pPr>
-      <w:bookmarkStart w:id="92" w:name="_Ref227805414"/>
-      <w:r>
-        <w:rPr>
-          <w:rFonts w:ascii="Times New Roman" w:eastAsia="宋体" w:hAnsi="Times New Roman" w:cs="Times New Roman"/>
-          <w:kern w:val="0"/>
-          <w:sz w:val="24"/>
-          <w:szCs w:val="24"/>
-        </w:rPr>
-        <w:t>Singha T, Pham D S, Krishna A. A real-time semantic segmentation model using iteratively shared features in multiple sub-encoders[J]. Pattern Recognition, 2023, 140: 109557.</w:t>
-      </w:r>
-      <w:bookmarkEnd w:id="92"/>
-    </w:p>
-    <w:p>
-      <w:pPr>
-        <w:numPr>
-          <w:ilvl w:val="0"/>
-          <w:numId w:val="2"/>
-        </w:numPr>
-        <w:autoSpaceDE w:val="0"/>
-        <w:autoSpaceDN w:val="0"/>
-        <w:adjustRightInd w:val="0"/>
-        <w:contextualSpacing/>
-        <w:rPr>
-          <w:rFonts w:ascii="Times New Roman" w:eastAsia="宋体" w:hAnsi="Times New Roman" w:cs="Times New Roman"/>
-          <w:kern w:val="0"/>
-          <w:sz w:val="24"/>
-          <w:szCs w:val="24"/>
-        </w:rPr>
-      </w:pPr>
-      <w:bookmarkStart w:id="93" w:name="_Ref227805440"/>
-      <w:r>
-        <w:rPr>
-          <w:rFonts w:ascii="Times New Roman" w:eastAsia="宋体" w:hAnsi="Times New Roman" w:cs="Times New Roman"/>
-          <w:kern w:val="0"/>
-          <w:sz w:val="24"/>
-          <w:szCs w:val="24"/>
-        </w:rPr>
-        <w:t>Ta N, Chen H, Liu X, et al. LET-Net: Locally enhanced transformer network for medical image segmentation[J]. Multimedia Systems, 2023, 29(6): 3847-3861.</w:t>
-      </w:r>
-      <w:bookmarkEnd w:id="93"/>
-    </w:p>
-    <w:p>
-      <w:pPr>
-        <w:numPr>
-          <w:ilvl w:val="0"/>
-          <w:numId w:val="2"/>
-        </w:numPr>
-        <w:autoSpaceDE w:val="0"/>
-        <w:autoSpaceDN w:val="0"/>
-        <w:adjustRightInd w:val="0"/>
-        <w:contextualSpacing/>
-        <w:rPr>
-          <w:rFonts w:ascii="Times New Roman" w:eastAsia="宋体" w:hAnsi="Times New Roman" w:cs="Times New Roman"/>
-          <w:kern w:val="0"/>
-          <w:sz w:val="24"/>
-          <w:szCs w:val="24"/>
-        </w:rPr>
-      </w:pPr>
-      <w:bookmarkStart w:id="94" w:name="_Ref227805467"/>
-      <w:r>
-        <w:rPr>
-          <w:rFonts w:ascii="Times New Roman" w:eastAsia="宋体" w:hAnsi="Times New Roman" w:cs="Times New Roman"/>
-          <w:kern w:val="0"/>
-          <w:sz w:val="24"/>
-          <w:szCs w:val="24"/>
-        </w:rPr>
-        <w:t xml:space="preserve">Tang Q, Chen Y, Zhao M, et al. </w:t>
-      </w:r>
-      <w:proofErr w:type="spellStart"/>
-      <w:r>
-        <w:rPr>
-          <w:rFonts w:ascii="Times New Roman" w:eastAsia="宋体" w:hAnsi="Times New Roman" w:cs="Times New Roman"/>
-          <w:kern w:val="0"/>
-          <w:sz w:val="24"/>
-          <w:szCs w:val="24"/>
-        </w:rPr>
-        <w:t>DAABNet</w:t>
-      </w:r>
-      <w:proofErr w:type="spellEnd"/>
-      <w:r>
-        <w:rPr>
-          <w:rFonts w:ascii="Times New Roman" w:eastAsia="宋体" w:hAnsi="Times New Roman" w:cs="Times New Roman"/>
-          <w:kern w:val="0"/>
-          <w:sz w:val="24"/>
-          <w:szCs w:val="24"/>
-        </w:rPr>
-        <w:t>: Depth-wise asymmetric attention bottleneck for real-time semantic segmentation[J]. International Journal of Multimedia Information Retrieval, 2024, 13(1): 12.</w:t>
-      </w:r>
-      <w:bookmarkEnd w:id="94"/>
-    </w:p>
-    <w:p>
-      <w:pPr>
-        <w:numPr>
-          <w:ilvl w:val="0"/>
-          <w:numId w:val="2"/>
-        </w:numPr>
-        <w:autoSpaceDE w:val="0"/>
-        <w:autoSpaceDN w:val="0"/>
-        <w:adjustRightInd w:val="0"/>
-        <w:contextualSpacing/>
-        <w:rPr>
-          <w:rFonts w:ascii="Times New Roman" w:eastAsia="宋体" w:hAnsi="Times New Roman" w:cs="Times New Roman"/>
-          <w:kern w:val="0"/>
-          <w:sz w:val="24"/>
-          <w:szCs w:val="24"/>
-        </w:rPr>
-      </w:pPr>
-      <w:bookmarkStart w:id="95" w:name="_Ref227805472"/>
-      <w:r>
-        <w:rPr>
-          <w:rFonts w:ascii="Times New Roman" w:eastAsia="宋体" w:hAnsi="Times New Roman" w:cs="Times New Roman"/>
-          <w:kern w:val="0"/>
-          <w:sz w:val="24"/>
-          <w:szCs w:val="24"/>
-        </w:rPr>
-        <w:t xml:space="preserve">Qiu Y, Xu G, Gao G, et al. Efficient semantic segmentation via lightweight multiple-information </w:t>
-      </w:r>
-      <w:r>
-        <w:rPr>
-          <w:rFonts w:ascii="Times New Roman" w:eastAsia="宋体" w:hAnsi="Times New Roman" w:cs="Times New Roman"/>
-          <w:kern w:val="0"/>
-          <w:sz w:val="24"/>
-          <w:szCs w:val="24"/>
-        </w:rPr>
-        <w:lastRenderedPageBreak/>
-        <w:t>interaction network[EB/OL]. arXiv:2410.02224, [2026-04-22].</w:t>
-      </w:r>
-      <w:bookmarkEnd w:id="95"/>
-    </w:p>
-    <w:p>
-      <w:pPr>
-        <w:numPr>
-          <w:ilvl w:val="0"/>
-          <w:numId w:val="2"/>
-        </w:numPr>
-        <w:autoSpaceDE w:val="0"/>
-        <w:autoSpaceDN w:val="0"/>
-        <w:adjustRightInd w:val="0"/>
-        <w:contextualSpacing/>
-        <w:rPr>
-          <w:rFonts w:ascii="Times New Roman" w:eastAsia="宋体" w:hAnsi="Times New Roman" w:cs="Times New Roman"/>
-          <w:kern w:val="0"/>
-          <w:sz w:val="24"/>
-          <w:szCs w:val="24"/>
-        </w:rPr>
-      </w:pPr>
-      <w:bookmarkStart w:id="96" w:name="_Ref227805748"/>
-      <w:r>
-        <w:rPr>
-          <w:rFonts w:ascii="Times New Roman" w:eastAsia="宋体" w:hAnsi="Times New Roman" w:cs="Times New Roman"/>
-          <w:kern w:val="0"/>
-          <w:sz w:val="24"/>
-          <w:szCs w:val="24"/>
-        </w:rPr>
-        <w:t>Li X, Yang F, Luo A, et al. EFRNet: Efficient feature reconstructing network for real-time scene parsing[J]. IEEE Transactions on Multimedia, 2022, 24: 2852-2865.</w:t>
-      </w:r>
-      <w:bookmarkEnd w:id="96"/>
-    </w:p>
-    <w:p>
-      <w:pPr>
-        <w:numPr>
-          <w:ilvl w:val="0"/>
-          <w:numId w:val="2"/>
-        </w:numPr>
-        <w:autoSpaceDE w:val="0"/>
-        <w:autoSpaceDN w:val="0"/>
-        <w:adjustRightInd w:val="0"/>
-        <w:contextualSpacing/>
-        <w:rPr>
-          <w:rFonts w:ascii="Times New Roman" w:eastAsia="宋体" w:hAnsi="Times New Roman" w:cs="Times New Roman"/>
-          <w:kern w:val="0"/>
-          <w:sz w:val="24"/>
-          <w:szCs w:val="24"/>
-        </w:rPr>
-      </w:pPr>
-      <w:bookmarkStart w:id="97" w:name="_Ref227806606"/>
-      <w:r>
-        <w:rPr>
-          <w:rFonts w:ascii="Times New Roman" w:eastAsia="宋体" w:hAnsi="Times New Roman" w:cs="Times New Roman"/>
-          <w:kern w:val="0"/>
-          <w:sz w:val="24"/>
-          <w:szCs w:val="24"/>
-        </w:rPr>
-        <w:t>Wang Q, Wu B, Zhu P, et al. ECA-Net: Efficient channel attention for deep convolutional neural networks[C]. Proceedings of the IEEE/CVF Conference on Computer Vision and Pattern Recognition, 2020: 11534-11542.</w:t>
-      </w:r>
-      <w:bookmarkEnd w:id="97"/>
-    </w:p>
-    <w:p>
-      <w:pPr>
-        <w:numPr>
-          <w:ilvl w:val="0"/>
-          <w:numId w:val="2"/>
-        </w:numPr>
-        <w:autoSpaceDE w:val="0"/>
-        <w:autoSpaceDN w:val="0"/>
-        <w:adjustRightInd w:val="0"/>
-        <w:contextualSpacing/>
-        <w:rPr>
-          <w:rFonts w:ascii="Times New Roman" w:eastAsia="宋体" w:hAnsi="Times New Roman" w:cs="Times New Roman"/>
-          <w:kern w:val="0"/>
-          <w:sz w:val="24"/>
-          <w:szCs w:val="24"/>
-        </w:rPr>
-      </w:pPr>
-      <w:bookmarkStart w:id="98" w:name="_Ref227806650"/>
-      <w:r>
-        <w:rPr>
-          <w:rFonts w:ascii="Times New Roman" w:eastAsia="宋体" w:hAnsi="Times New Roman" w:cs="Times New Roman"/>
-          <w:kern w:val="0"/>
-          <w:sz w:val="24"/>
-          <w:szCs w:val="24"/>
-        </w:rPr>
-        <w:t xml:space="preserve">Cao Y, Xu J, Lin S, Wei F, Hu H. </w:t>
-      </w:r>
-      <w:proofErr w:type="spellStart"/>
-      <w:r>
-        <w:rPr>
-          <w:rFonts w:ascii="Times New Roman" w:eastAsia="宋体" w:hAnsi="Times New Roman" w:cs="Times New Roman"/>
-          <w:kern w:val="0"/>
-          <w:sz w:val="24"/>
-          <w:szCs w:val="24"/>
-        </w:rPr>
-        <w:t>GCNet</w:t>
-      </w:r>
-      <w:proofErr w:type="spellEnd"/>
-      <w:r>
-        <w:rPr>
-          <w:rFonts w:ascii="Times New Roman" w:eastAsia="宋体" w:hAnsi="Times New Roman" w:cs="Times New Roman"/>
-          <w:kern w:val="0"/>
-          <w:sz w:val="24"/>
-          <w:szCs w:val="24"/>
-        </w:rPr>
         <w:t>: Non-local networks meet squeeze-excitation networks and beyond[C]. Proceedings of the IEEE/CVF International Conference on Computer Vision Workshops, Seoul, 2019: 1971-1980.</w:t>
       </w:r>
-      <w:bookmarkEnd w:id="98"/>
-    </w:p>
-    <w:p>
-      <w:pPr>
-        <w:autoSpaceDE w:val="0"/>
-        <w:autoSpaceDN w:val="0"/>
-        <w:adjustRightInd w:val="0"/>
-        <w:rPr>
-          <w:rFonts w:ascii="Times New Roman" w:eastAsia="宋体" w:hAnsi="Times New Roman" w:cs="Times New Roman" w:hint="eastAsia"/>
+    </w:p>
+    <w:p>
+      <w:pPr>
+        <w:autoSpaceDE w:val="0"/>
+        <w:autoSpaceDN w:val="0"/>
+        <w:adjustRightInd w:val="0"/>
+        <w:rPr>
+          <w:rFonts w:ascii="Times New Roman" w:eastAsia="宋体" w:hAnsi="Times New Roman" w:cs="Times New Roman"/>
           <w:kern w:val="0"/>
           <w:sz w:val="24"/>
           <w:szCs w:val="24"/>
@@ -4688,7 +4611,6 @@
         <w:autoSpaceDE w:val="0"/>
         <w:autoSpaceDN w:val="0"/>
         <w:adjustRightInd w:val="0"/>
-        <w:ind w:leftChars="50" w:left="376" w:hangingChars="150" w:hanging="271"/>
         <w:rPr>
           <w:rFonts w:ascii="Verdana" w:eastAsia="宋体" w:hAnsi="Verdana" w:cs="Times New Roman"/>
           <w:b/>
@@ -4698,49 +4620,20 @@
           <w:szCs w:val="18"/>
         </w:rPr>
         <w:sectPr>
-          <w:headerReference w:type="default" r:id="rId6"/>
+          <w:headerReference w:type="default" r:id="rId8"/>
           <w:pgSz w:w="11906" w:h="16838"/>
           <w:pgMar w:top="1134" w:right="1134" w:bottom="1134" w:left="1134" w:header="851" w:footer="992" w:gutter="0"/>
           <w:cols w:space="425"/>
           <w:docGrid w:type="lines" w:linePitch="312"/>
         </w:sectPr>
       </w:pPr>
-      <w:r>
-        <w:rPr>
-          <w:rFonts w:ascii="Verdana" w:eastAsia="宋体" w:hAnsi="Verdana" w:cs="Times New Roman" w:hint="eastAsia"/>
-          <w:b/>
-          <w:bCs/>
-          <w:color w:val="FF0000"/>
-          <w:sz w:val="18"/>
-          <w:szCs w:val="18"/>
-        </w:rPr>
-        <w:t>按照</w:t>
-      </w:r>
-      <w:r>
-        <w:rPr>
-          <w:rFonts w:ascii="Verdana" w:eastAsia="宋体" w:hAnsi="Verdana" w:cs="Times New Roman"/>
-          <w:b/>
-          <w:bCs/>
-          <w:color w:val="FF0000"/>
-          <w:sz w:val="18"/>
-          <w:szCs w:val="18"/>
-        </w:rPr>
-        <w:t>“GB/T 7714”</w:t>
-      </w:r>
-      <w:r>
-        <w:rPr>
-          <w:rFonts w:ascii="Verdana" w:eastAsia="宋体" w:hAnsi="Verdana" w:cs="Times New Roman" w:hint="eastAsia"/>
-          <w:b/>
-          <w:bCs/>
-          <w:color w:val="FF0000"/>
-          <w:sz w:val="18"/>
-          <w:szCs w:val="18"/>
-        </w:rPr>
-        <w:t>格式列参考文献，请删除此行</w:t>
-      </w:r>
-    </w:p>
-    <w:p>
-      <w:pPr>
+    </w:p>
+    <w:p>
+      <w:pPr>
+        <w:autoSpaceDE w:val="0"/>
+        <w:autoSpaceDN w:val="0"/>
+        <w:adjustRightInd w:val="0"/>
+        <w:contextualSpacing/>
         <w:rPr>
           <w:rFonts w:hint="eastAsia"/>
         </w:rPr>
@@ -4754,10 +4647,11 @@
         <w:lastRenderedPageBreak/>
         <w:fldChar w:fldCharType="end"/>
       </w:r>
-      <w:bookmarkEnd w:id="3"/>
+      <w:bookmarkEnd w:id="0"/>
+      <w:bookmarkEnd w:id="4"/>
     </w:p>
     <w:sectPr>
-      <w:headerReference w:type="default" r:id="rId7"/>
+      <w:headerReference w:type="default" r:id="rId9"/>
       <w:pgSz w:w="11906" w:h="16838"/>
       <w:pgMar w:top="1440" w:right="1800" w:bottom="1440" w:left="1800" w:header="851" w:footer="992" w:gutter="0"/>
       <w:cols w:space="425"/>
@@ -4765,6 +4659,64 @@
     </w:sectPr>
   </w:body>
 </w:document>
+</file>
+
+<file path=word/endnotes.xml><?xml version="1.0" encoding="utf-8"?>
+<w:endnotes xmlns:wpc="http://schemas.microsoft.com/office/word/2010/wordprocessingCanvas" xmlns:cx="http://schemas.microsoft.com/office/drawing/2014/chartex" xmlns:cx1="http://schemas.microsoft.com/office/drawing/2015/9/8/chartex" xmlns:cx2="http://schemas.microsoft.com/office/drawing/2015/10/21/chartex" xmlns:cx3="http://schemas.microsoft.com/office/drawing/2016/5/9/chartex" xmlns:cx4="http://schemas.microsoft.com/office/drawing/2016/5/10/chartex" xmlns:cx5="http://schemas.microsoft.com/office/drawing/2016/5/11/chartex" xmlns:cx6="http://schemas.microsoft.com/office/drawing/2016/5/12/chartex" xmlns:cx7="http://schemas.microsoft.com/office/drawing/2016/5/13/chartex" xmlns:cx8="http://schemas.microsoft.com/office/drawing/2016/5/14/chartex" xmlns:mc="http://schemas.openxmlformats.org/markup-compatibility/2006" xmlns:aink="http://schemas.microsoft.com/office/drawing/2016/ink" xmlns:am3d="http://schemas.microsoft.com/office/drawing/2017/model3d" xmlns:o="urn:schemas-microsoft-com:office:office" xmlns:oel="http://schemas.microsoft.com/office/2019/extlst" xmlns:r="http://schemas.openxmlformats.org/officeDocument/2006/relationships" xmlns:m="http://schemas.openxmlformats.org/officeDocument/2006/math" xmlns:v="urn:schemas-microsoft-com:vml" xmlns:wp14="http://schemas.microsoft.com/office/word/2010/wordprocessingDrawing" xmlns:wp="http://schemas.openxmlformats.org/drawingml/2006/wordprocessingDrawing" xmlns:w10="urn:schemas-microsoft-com:office:word" xmlns:w="http://schemas.openxmlformats.org/wordprocessingml/2006/main" xmlns:w14="http://schemas.microsoft.com/office/word/2010/wordml" xmlns:w15="http://schemas.microsoft.com/office/word/2012/wordml" xmlns:w16cex="http://schemas.microsoft.com/office/word/2018/wordml/cex" xmlns:w16cid="http://schemas.microsoft.com/office/word/2016/wordml/cid" xmlns:w16="http://schemas.microsoft.com/office/word/2018/wordml" xmlns:w16du="http://schemas.microsoft.com/office/word/2023/wordml/word16du" xmlns:w16sdtdh="http://schemas.microsoft.com/office/word/2020/wordml/sdtdatahash" xmlns:w16sdtfl="http://schemas.microsoft.com/office/word/2024/wordml/sdtformatlock" xmlns:w16se="http://schemas.microsoft.com/office/word/2015/wordml/symex" xmlns:wpg="http://schemas.microsoft.com/office/word/2010/wordprocessingGroup" xmlns:wpi="http://schemas.microsoft.com/office/word/2010/wordprocessingInk" xmlns:wne="http://schemas.microsoft.com/office/word/2006/wordml" xmlns:wps="http://schemas.microsoft.com/office/word/2010/wordprocessingShape" mc:Ignorable="w14 w15 w16se w16cid w16 w16cex w16sdtdh w16sdtfl w16du wp14">
+  <w:endnote w:type="separator" w:id="-1">
+    <w:p>
+      <w:pPr>
+        <w:rPr>
+          <w:rFonts w:hint="eastAsia"/>
+        </w:rPr>
+      </w:pPr>
+      <w:r>
+        <w:separator/>
+      </w:r>
+    </w:p>
+  </w:endnote>
+  <w:endnote w:type="continuationSeparator" w:id="0">
+    <w:p>
+      <w:pPr>
+        <w:rPr>
+          <w:rFonts w:hint="eastAsia"/>
+        </w:rPr>
+      </w:pPr>
+      <w:r>
+        <w:continuationSeparator/>
+      </w:r>
+    </w:p>
+  </w:endnote>
+</w:endnotes>
+</file>
+
+<file path=word/footnotes.xml><?xml version="1.0" encoding="utf-8"?>
+<w:footnotes xmlns:wpc="http://schemas.microsoft.com/office/word/2010/wordprocessingCanvas" xmlns:cx="http://schemas.microsoft.com/office/drawing/2014/chartex" xmlns:cx1="http://schemas.microsoft.com/office/drawing/2015/9/8/chartex" xmlns:cx2="http://schemas.microsoft.com/office/drawing/2015/10/21/chartex" xmlns:cx3="http://schemas.microsoft.com/office/drawing/2016/5/9/chartex" xmlns:cx4="http://schemas.microsoft.com/office/drawing/2016/5/10/chartex" xmlns:cx5="http://schemas.microsoft.com/office/drawing/2016/5/11/chartex" xmlns:cx6="http://schemas.microsoft.com/office/drawing/2016/5/12/chartex" xmlns:cx7="http://schemas.microsoft.com/office/drawing/2016/5/13/chartex" xmlns:cx8="http://schemas.microsoft.com/office/drawing/2016/5/14/chartex" xmlns:mc="http://schemas.openxmlformats.org/markup-compatibility/2006" xmlns:aink="http://schemas.microsoft.com/office/drawing/2016/ink" xmlns:am3d="http://schemas.microsoft.com/office/drawing/2017/model3d" xmlns:o="urn:schemas-microsoft-com:office:office" xmlns:oel="http://schemas.microsoft.com/office/2019/extlst" xmlns:r="http://schemas.openxmlformats.org/officeDocument/2006/relationships" xmlns:m="http://schemas.openxmlformats.org/officeDocument/2006/math" xmlns:v="urn:schemas-microsoft-com:vml" xmlns:wp14="http://schemas.microsoft.com/office/word/2010/wordprocessingDrawing" xmlns:wp="http://schemas.openxmlformats.org/drawingml/2006/wordprocessingDrawing" xmlns:w10="urn:schemas-microsoft-com:office:word" xmlns:w="http://schemas.openxmlformats.org/wordprocessingml/2006/main" xmlns:w14="http://schemas.microsoft.com/office/word/2010/wordml" xmlns:w15="http://schemas.microsoft.com/office/word/2012/wordml" xmlns:w16cex="http://schemas.microsoft.com/office/word/2018/wordml/cex" xmlns:w16cid="http://schemas.microsoft.com/office/word/2016/wordml/cid" xmlns:w16="http://schemas.microsoft.com/office/word/2018/wordml" xmlns:w16du="http://schemas.microsoft.com/office/word/2023/wordml/word16du" xmlns:w16sdtdh="http://schemas.microsoft.com/office/word/2020/wordml/sdtdatahash" xmlns:w16sdtfl="http://schemas.microsoft.com/office/word/2024/wordml/sdtformatlock" xmlns:w16se="http://schemas.microsoft.com/office/word/2015/wordml/symex" xmlns:wpg="http://schemas.microsoft.com/office/word/2010/wordprocessingGroup" xmlns:wpi="http://schemas.microsoft.com/office/word/2010/wordprocessingInk" xmlns:wne="http://schemas.microsoft.com/office/word/2006/wordml" xmlns:wps="http://schemas.microsoft.com/office/word/2010/wordprocessingShape" mc:Ignorable="w14 w15 w16se w16cid w16 w16cex w16sdtdh w16sdtfl w16du wp14">
+  <w:footnote w:type="separator" w:id="-1">
+    <w:p>
+      <w:pPr>
+        <w:rPr>
+          <w:rFonts w:hint="eastAsia"/>
+        </w:rPr>
+      </w:pPr>
+      <w:r>
+        <w:separator/>
+      </w:r>
+    </w:p>
+  </w:footnote>
+  <w:footnote w:type="continuationSeparator" w:id="0">
+    <w:p>
+      <w:pPr>
+        <w:rPr>
+          <w:rFonts w:hint="eastAsia"/>
+        </w:rPr>
+      </w:pPr>
+      <w:r>
+        <w:continuationSeparator/>
+      </w:r>
+    </w:p>
+  </w:footnote>
+</w:footnotes>
 </file>
 
 <file path=word/header1.xml><?xml version="1.0" encoding="utf-8"?>
@@ -4800,17 +4752,10 @@
         <w:tab w:val="right" w:pos="9540"/>
       </w:tabs>
       <w:rPr>
+        <w:rFonts w:hint="eastAsia"/>
         <w:u w:val="single"/>
       </w:rPr>
     </w:pPr>
-    <w:r>
-      <w:rPr>
-        <w:rFonts w:hint="eastAsia"/>
-        <w:color w:val="666666"/>
-        <w:u w:val="single"/>
-      </w:rPr>
-      <w:t>南京邮电大学硕士研究生学位论文                                                     参考文献</w:t>
-    </w:r>
   </w:p>
 </w:hdr>
 </file>
@@ -5723,6 +5668,7 @@
   <w:style w:type="character" w:default="1" w:styleId="a0">
     <w:name w:val="Default Paragraph Font"/>
     <w:uiPriority w:val="1"/>
+    <w:semiHidden/>
     <w:unhideWhenUsed/>
   </w:style>
   <w:style w:type="table" w:default="1" w:styleId="a1">
@@ -6041,6 +5987,68 @@
       <w:spacing w:val="5"/>
     </w:rPr>
   </w:style>
+  <w:style w:type="paragraph" w:styleId="ae">
+    <w:name w:val="header"/>
+    <w:basedOn w:val="a"/>
+    <w:link w:val="af"/>
+    <w:uiPriority w:val="99"/>
+    <w:unhideWhenUsed/>
+    <w:rsid w:val="00614469"/>
+    <w:pPr>
+      <w:tabs>
+        <w:tab w:val="center" w:pos="4153"/>
+        <w:tab w:val="right" w:pos="8306"/>
+      </w:tabs>
+      <w:snapToGrid w:val="0"/>
+      <w:jc w:val="center"/>
+    </w:pPr>
+    <w:rPr>
+      <w:sz w:val="18"/>
+      <w:szCs w:val="18"/>
+    </w:rPr>
+  </w:style>
+  <w:style w:type="character" w:customStyle="1" w:styleId="af">
+    <w:name w:val="页眉 字符"/>
+    <w:basedOn w:val="a0"/>
+    <w:link w:val="ae"/>
+    <w:uiPriority w:val="99"/>
+    <w:rsid w:val="00614469"/>
+    <w:rPr>
+      <w:sz w:val="18"/>
+      <w:szCs w:val="18"/>
+    </w:rPr>
+  </w:style>
+  <w:style w:type="paragraph" w:styleId="af0">
+    <w:name w:val="footer"/>
+    <w:basedOn w:val="a"/>
+    <w:link w:val="af1"/>
+    <w:uiPriority w:val="99"/>
+    <w:unhideWhenUsed/>
+    <w:rsid w:val="00614469"/>
+    <w:pPr>
+      <w:tabs>
+        <w:tab w:val="center" w:pos="4153"/>
+        <w:tab w:val="right" w:pos="8306"/>
+      </w:tabs>
+      <w:snapToGrid w:val="0"/>
+      <w:jc w:val="left"/>
+    </w:pPr>
+    <w:rPr>
+      <w:sz w:val="18"/>
+      <w:szCs w:val="18"/>
+    </w:rPr>
+  </w:style>
+  <w:style w:type="character" w:customStyle="1" w:styleId="af1">
+    <w:name w:val="页脚 字符"/>
+    <w:basedOn w:val="a0"/>
+    <w:link w:val="af0"/>
+    <w:uiPriority w:val="99"/>
+    <w:rsid w:val="00614469"/>
+    <w:rPr>
+      <w:sz w:val="18"/>
+      <w:szCs w:val="18"/>
+    </w:rPr>
+  </w:style>
 </w:styles>
 </file>
 
